--- a/docs/Документация_продукта_Audit_Tools.docx
+++ b/docs/Документация_продукта_Audit_Tools.docx
@@ -4,7 +4,7 @@
   <w:body>
     <w:p>
       <w:pPr>
-        <w:spacing w:after="80" w:before="360" w:line="276" w:lineRule="auto"/>
+        <w:spacing w:after="120" w:before="320" w:line="360" w:lineRule="auto"/>
         <w:jc w:val="center"/>
       </w:pPr>
       <w:r>
@@ -20,7 +20,7 @@
     </w:p>
     <w:p>
       <w:pPr>
-        <w:spacing w:after="80" w:before="0" w:line="276" w:lineRule="auto"/>
+        <w:spacing w:after="120" w:before="0" w:line="360" w:lineRule="auto"/>
         <w:jc w:val="center"/>
       </w:pPr>
       <w:r>
@@ -29,30 +29,14 @@
           <w:b w:val="0"/>
           <w:i w:val="0"/>
           <w:color w:val="2E5A88"/>
-          <w:sz w:val="28"/>
+          <w:sz w:val="26"/>
         </w:rPr>
-        <w:t>Локальная система сопровождения внутренней аудиторской проверки</w:t>
+        <w:t>Локальная система сопровождения внутренней аудиторской проверки банка РБ</w:t>
       </w:r>
     </w:p>
     <w:p>
       <w:pPr>
-        <w:spacing w:after="360" w:before="0" w:line="276" w:lineRule="auto"/>
-        <w:jc w:val="center"/>
-      </w:pPr>
-      <w:r>
-        <w:rPr>
-          <w:rFonts w:ascii="Times New Roman" w:hAnsi="Times New Roman" w:eastAsia="Times New Roman" w:cs="Times New Roman"/>
-          <w:b w:val="0"/>
-          <w:i w:val="0"/>
-          <w:color w:val="2E5A88"/>
-          <w:sz w:val="28"/>
-        </w:rPr>
-        <w:t>банка в Республике Беларусь</w:t>
-      </w:r>
-    </w:p>
-    <w:p>
-      <w:pPr>
-        <w:spacing w:after="560" w:before="0" w:line="276" w:lineRule="auto"/>
+        <w:spacing w:after="280" w:before="0" w:line="360" w:lineRule="auto"/>
         <w:jc w:val="center"/>
       </w:pPr>
       <w:r>
@@ -61,11 +45,9 @@
           <w:b w:val="0"/>
           <w:i/>
           <w:color w:val="222222"/>
-          <w:sz w:val="26"/>
+          <w:sz w:val="24"/>
         </w:rPr>
-        <w:t>Документация продукта: описание, руководство пользователя,</w:t>
-        <w:br/>
-        <w:t>пользовательская история и краткая реализация</w:t>
+        <w:t>Описание продукта, руководство, пользовательская история и краткая реализация</w:t>
       </w:r>
     </w:p>
     <w:tbl>
@@ -73,7 +55,6 @@
         <w:tblStyle w:val="TableGrid"/>
         <w:tblW w:type="auto" w:w="0"/>
         <w:jc w:val="center"/>
-        <w:tblLayout w:type="autofit"/>
         <w:tblLook w:firstColumn="1" w:firstRow="1" w:lastColumn="0" w:lastRow="0" w:noHBand="0" w:noVBand="1" w:val="04A0"/>
       </w:tblPr>
       <w:tblGrid>
@@ -83,20 +64,10 @@
       <w:tr>
         <w:tc>
           <w:tcPr>
-            <w:tcW w:type="dxa" w:w="3118"/>
+            <w:tcW w:type="dxa" w:w="4762"/>
             <w:shd w:fill="1F3A5F" w:val="clear"/>
-            <w:tcBorders>
-              <w:top w:val="single" w:sz="4" w:space="0" w:color="C5CDD6"/>
-              <w:left w:val="single" w:sz="4" w:space="0" w:color="C5CDD6"/>
-              <w:bottom w:val="single" w:sz="4" w:space="0" w:color="C5CDD6"/>
-              <w:right w:val="single" w:sz="4" w:space="0" w:color="C5CDD6"/>
-            </w:tcBorders>
           </w:tcPr>
           <w:p>
-            <w:pPr>
-              <w:spacing w:after="40" w:before="40"/>
-              <w:jc w:val="left"/>
-            </w:pPr>
             <w:r/>
             <w:r>
               <w:rPr>
@@ -112,20 +83,10 @@
         </w:tc>
         <w:tc>
           <w:tcPr>
-            <w:tcW w:type="dxa" w:w="6236"/>
+            <w:tcW w:type="dxa" w:w="4762"/>
             <w:shd w:fill="1F3A5F" w:val="clear"/>
-            <w:tcBorders>
-              <w:top w:val="single" w:sz="4" w:space="0" w:color="C5CDD6"/>
-              <w:left w:val="single" w:sz="4" w:space="0" w:color="C5CDD6"/>
-              <w:bottom w:val="single" w:sz="4" w:space="0" w:color="C5CDD6"/>
-              <w:right w:val="single" w:sz="4" w:space="0" w:color="C5CDD6"/>
-            </w:tcBorders>
           </w:tcPr>
           <w:p>
-            <w:pPr>
-              <w:spacing w:after="40" w:before="40"/>
-              <w:jc w:val="left"/>
-            </w:pPr>
             <w:r/>
             <w:r>
               <w:rPr>
@@ -143,135 +104,10 @@
       <w:tr>
         <w:tc>
           <w:tcPr>
-            <w:tcW w:type="dxa" w:w="3118"/>
+            <w:tcW w:type="dxa" w:w="4762"/>
             <w:shd w:fill="F4F7FA" w:val="clear"/>
-            <w:tcBorders>
-              <w:top w:val="single" w:sz="4" w:space="0" w:color="C5CDD6"/>
-              <w:left w:val="single" w:sz="4" w:space="0" w:color="C5CDD6"/>
-              <w:bottom w:val="single" w:sz="4" w:space="0" w:color="C5CDD6"/>
-              <w:right w:val="single" w:sz="4" w:space="0" w:color="C5CDD6"/>
-            </w:tcBorders>
           </w:tcPr>
           <w:p>
-            <w:pPr>
-              <w:spacing w:after="40" w:before="40" w:line="259" w:lineRule="auto"/>
-            </w:pPr>
-            <w:r/>
-            <w:r>
-              <w:rPr>
-                <w:rFonts w:ascii="Times New Roman" w:hAnsi="Times New Roman" w:eastAsia="Times New Roman" w:cs="Times New Roman"/>
-                <w:b w:val="0"/>
-                <w:i w:val="0"/>
-                <w:color w:val="222222"/>
-                <w:sz w:val="20"/>
-              </w:rPr>
-              <w:t>Продукт</w:t>
-            </w:r>
-          </w:p>
-        </w:tc>
-        <w:tc>
-          <w:tcPr>
-            <w:tcW w:type="dxa" w:w="6236"/>
-            <w:shd w:fill="F4F7FA" w:val="clear"/>
-            <w:tcBorders>
-              <w:top w:val="single" w:sz="4" w:space="0" w:color="C5CDD6"/>
-              <w:left w:val="single" w:sz="4" w:space="0" w:color="C5CDD6"/>
-              <w:bottom w:val="single" w:sz="4" w:space="0" w:color="C5CDD6"/>
-              <w:right w:val="single" w:sz="4" w:space="0" w:color="C5CDD6"/>
-            </w:tcBorders>
-          </w:tcPr>
-          <w:p>
-            <w:pPr>
-              <w:spacing w:after="40" w:before="40" w:line="259" w:lineRule="auto"/>
-            </w:pPr>
-            <w:r/>
-            <w:r>
-              <w:rPr>
-                <w:rFonts w:ascii="Times New Roman" w:hAnsi="Times New Roman" w:eastAsia="Times New Roman" w:cs="Times New Roman"/>
-                <w:b w:val="0"/>
-                <w:i w:val="0"/>
-                <w:color w:val="222222"/>
-                <w:sz w:val="20"/>
-              </w:rPr>
-              <w:t>Audit Tools (коробочный Audit Copilot)</w:t>
-            </w:r>
-          </w:p>
-        </w:tc>
-      </w:tr>
-      <w:tr>
-        <w:tc>
-          <w:tcPr>
-            <w:tcW w:type="dxa" w:w="3118"/>
-            <w:shd w:fill="FFFFFF" w:val="clear"/>
-            <w:tcBorders>
-              <w:top w:val="single" w:sz="4" w:space="0" w:color="C5CDD6"/>
-              <w:left w:val="single" w:sz="4" w:space="0" w:color="C5CDD6"/>
-              <w:bottom w:val="single" w:sz="4" w:space="0" w:color="C5CDD6"/>
-              <w:right w:val="single" w:sz="4" w:space="0" w:color="C5CDD6"/>
-            </w:tcBorders>
-          </w:tcPr>
-          <w:p>
-            <w:pPr>
-              <w:spacing w:after="40" w:before="40" w:line="259" w:lineRule="auto"/>
-            </w:pPr>
-            <w:r/>
-            <w:r>
-              <w:rPr>
-                <w:rFonts w:ascii="Times New Roman" w:hAnsi="Times New Roman" w:eastAsia="Times New Roman" w:cs="Times New Roman"/>
-                <w:b w:val="0"/>
-                <w:i w:val="0"/>
-                <w:color w:val="222222"/>
-                <w:sz w:val="20"/>
-              </w:rPr>
-              <w:t>Аудитория документа</w:t>
-            </w:r>
-          </w:p>
-        </w:tc>
-        <w:tc>
-          <w:tcPr>
-            <w:tcW w:type="dxa" w:w="6236"/>
-            <w:shd w:fill="FFFFFF" w:val="clear"/>
-            <w:tcBorders>
-              <w:top w:val="single" w:sz="4" w:space="0" w:color="C5CDD6"/>
-              <w:left w:val="single" w:sz="4" w:space="0" w:color="C5CDD6"/>
-              <w:bottom w:val="single" w:sz="4" w:space="0" w:color="C5CDD6"/>
-              <w:right w:val="single" w:sz="4" w:space="0" w:color="C5CDD6"/>
-            </w:tcBorders>
-          </w:tcPr>
-          <w:p>
-            <w:pPr>
-              <w:spacing w:after="40" w:before="40" w:line="259" w:lineRule="auto"/>
-            </w:pPr>
-            <w:r/>
-            <w:r>
-              <w:rPr>
-                <w:rFonts w:ascii="Times New Roman" w:hAnsi="Times New Roman" w:eastAsia="Times New Roman" w:cs="Times New Roman"/>
-                <w:b w:val="0"/>
-                <w:i w:val="0"/>
-                <w:color w:val="222222"/>
-                <w:sz w:val="20"/>
-              </w:rPr>
-              <w:t>Аудитор СВА, администратор стенда, разработчик</w:t>
-            </w:r>
-          </w:p>
-        </w:tc>
-      </w:tr>
-      <w:tr>
-        <w:tc>
-          <w:tcPr>
-            <w:tcW w:type="dxa" w:w="3118"/>
-            <w:shd w:fill="F4F7FA" w:val="clear"/>
-            <w:tcBorders>
-              <w:top w:val="single" w:sz="4" w:space="0" w:color="C5CDD6"/>
-              <w:left w:val="single" w:sz="4" w:space="0" w:color="C5CDD6"/>
-              <w:bottom w:val="single" w:sz="4" w:space="0" w:color="C5CDD6"/>
-              <w:right w:val="single" w:sz="4" w:space="0" w:color="C5CDD6"/>
-            </w:tcBorders>
-          </w:tcPr>
-          <w:p>
-            <w:pPr>
-              <w:spacing w:after="40" w:before="40" w:line="259" w:lineRule="auto"/>
-            </w:pPr>
             <w:r/>
             <w:r>
               <w:rPr>
@@ -287,19 +123,10 @@
         </w:tc>
         <w:tc>
           <w:tcPr>
-            <w:tcW w:type="dxa" w:w="6236"/>
+            <w:tcW w:type="dxa" w:w="4762"/>
             <w:shd w:fill="F4F7FA" w:val="clear"/>
-            <w:tcBorders>
-              <w:top w:val="single" w:sz="4" w:space="0" w:color="C5CDD6"/>
-              <w:left w:val="single" w:sz="4" w:space="0" w:color="C5CDD6"/>
-              <w:bottom w:val="single" w:sz="4" w:space="0" w:color="C5CDD6"/>
-              <w:right w:val="single" w:sz="4" w:space="0" w:color="C5CDD6"/>
-            </w:tcBorders>
           </w:tcPr>
           <w:p>
-            <w:pPr>
-              <w:spacing w:after="40" w:before="40" w:line="259" w:lineRule="auto"/>
-            </w:pPr>
             <w:r/>
             <w:r>
               <w:rPr>
@@ -309,7 +136,7 @@
                 <w:color w:val="222222"/>
                 <w:sz w:val="20"/>
               </w:rPr>
-              <w:t>http://localhost:3000  —  модель «Аудитор»</w:t>
+              <w:t>http://localhost:3000 — модель «Аудитор» (Pipe)</w:t>
             </w:r>
           </w:p>
         </w:tc>
@@ -317,19 +144,10 @@
       <w:tr>
         <w:tc>
           <w:tcPr>
-            <w:tcW w:type="dxa" w:w="3118"/>
+            <w:tcW w:type="dxa" w:w="4762"/>
             <w:shd w:fill="FFFFFF" w:val="clear"/>
-            <w:tcBorders>
-              <w:top w:val="single" w:sz="4" w:space="0" w:color="C5CDD6"/>
-              <w:left w:val="single" w:sz="4" w:space="0" w:color="C5CDD6"/>
-              <w:bottom w:val="single" w:sz="4" w:space="0" w:color="C5CDD6"/>
-              <w:right w:val="single" w:sz="4" w:space="0" w:color="C5CDD6"/>
-            </w:tcBorders>
           </w:tcPr>
           <w:p>
-            <w:pPr>
-              <w:spacing w:after="40" w:before="40" w:line="259" w:lineRule="auto"/>
-            </w:pPr>
             <w:r/>
             <w:r>
               <w:rPr>
@@ -339,25 +157,16 @@
                 <w:color w:val="222222"/>
                 <w:sz w:val="20"/>
               </w:rPr>
-              <w:t>Версия контура</w:t>
+              <w:t>Контур</w:t>
             </w:r>
           </w:p>
         </w:tc>
         <w:tc>
           <w:tcPr>
-            <w:tcW w:type="dxa" w:w="6236"/>
+            <w:tcW w:type="dxa" w:w="4762"/>
             <w:shd w:fill="FFFFFF" w:val="clear"/>
-            <w:tcBorders>
-              <w:top w:val="single" w:sz="4" w:space="0" w:color="C5CDD6"/>
-              <w:left w:val="single" w:sz="4" w:space="0" w:color="C5CDD6"/>
-              <w:bottom w:val="single" w:sz="4" w:space="0" w:color="C5CDD6"/>
-              <w:right w:val="single" w:sz="4" w:space="0" w:color="C5CDD6"/>
-            </w:tcBorders>
           </w:tcPr>
           <w:p>
-            <w:pPr>
-              <w:spacing w:after="40" w:before="40" w:line="259" w:lineRule="auto"/>
-            </w:pPr>
             <w:r/>
             <w:r>
               <w:rPr>
@@ -367,7 +176,7 @@
                 <w:color w:val="222222"/>
                 <w:sz w:val="20"/>
               </w:rPr>
-              <w:t>Библиотека НПА, RAG с цитатами, саммари и программа проверки</w:t>
+              <w:t>Библиотека НПА, RAG по команде «вопрос …», саммари, total, программа</w:t>
             </w:r>
           </w:p>
         </w:tc>
@@ -375,19 +184,10 @@
       <w:tr>
         <w:tc>
           <w:tcPr>
-            <w:tcW w:type="dxa" w:w="3118"/>
+            <w:tcW w:type="dxa" w:w="4762"/>
             <w:shd w:fill="F4F7FA" w:val="clear"/>
-            <w:tcBorders>
-              <w:top w:val="single" w:sz="4" w:space="0" w:color="C5CDD6"/>
-              <w:left w:val="single" w:sz="4" w:space="0" w:color="C5CDD6"/>
-              <w:bottom w:val="single" w:sz="4" w:space="0" w:color="C5CDD6"/>
-              <w:right w:val="single" w:sz="4" w:space="0" w:color="C5CDD6"/>
-            </w:tcBorders>
           </w:tcPr>
           <w:p>
-            <w:pPr>
-              <w:spacing w:after="40" w:before="40" w:line="259" w:lineRule="auto"/>
-            </w:pPr>
             <w:r/>
             <w:r>
               <w:rPr>
@@ -397,25 +197,16 @@
                 <w:color w:val="222222"/>
                 <w:sz w:val="20"/>
               </w:rPr>
-              <w:t>Дата</w:t>
+              <w:t>Дата актуализации</w:t>
             </w:r>
           </w:p>
         </w:tc>
         <w:tc>
           <w:tcPr>
-            <w:tcW w:type="dxa" w:w="6236"/>
+            <w:tcW w:type="dxa" w:w="4762"/>
             <w:shd w:fill="F4F7FA" w:val="clear"/>
-            <w:tcBorders>
-              <w:top w:val="single" w:sz="4" w:space="0" w:color="C5CDD6"/>
-              <w:left w:val="single" w:sz="4" w:space="0" w:color="C5CDD6"/>
-              <w:bottom w:val="single" w:sz="4" w:space="0" w:color="C5CDD6"/>
-              <w:right w:val="single" w:sz="4" w:space="0" w:color="C5CDD6"/>
-            </w:tcBorders>
           </w:tcPr>
           <w:p>
-            <w:pPr>
-              <w:spacing w:after="40" w:before="40" w:line="259" w:lineRule="auto"/>
-            </w:pPr>
             <w:r/>
             <w:r>
               <w:rPr>
@@ -425,7 +216,7 @@
                 <w:color w:val="222222"/>
                 <w:sz w:val="20"/>
               </w:rPr>
-              <w:t>август 2026</w:t>
+              <w:t>август 2026 — по текущему коду репозитория</w:t>
             </w:r>
           </w:p>
         </w:tc>
@@ -433,12 +224,12 @@
     </w:tbl>
     <w:p>
       <w:pPr>
-        <w:spacing w:after="200" w:before="80"/>
+        <w:spacing w:after="160"/>
       </w:pPr>
     </w:p>
     <w:p>
       <w:pPr>
-        <w:spacing w:after="120" w:before="0" w:line="276" w:lineRule="auto"/>
+        <w:spacing w:after="120" w:before="0" w:line="360" w:lineRule="auto"/>
         <w:ind w:firstLine="709"/>
         <w:jc w:val="both"/>
       </w:pPr>
@@ -450,13 +241,13 @@
           <w:color w:val="222222"/>
           <w:sz w:val="24"/>
         </w:rPr>
-        <w:t>Документ рассчитан на читателя, который не обязан знать репозиторий. Цель — за одно чтение понять, что это за продукт, как им пользоваться, как выглядит полный рабочий день аудитора в чате и как система устроена внутри.</w:t>
+        <w:t>Документ рассчитан на читателя, который не обязан знать репозиторий: что это за продукт, как им пользоваться, как выглядит сеанс проверки и как система устроена внутри. Актуально на код августа 2026: префикс «вопрос» для RAG, команды «total саммари» и «программа проверки», обычный чат без префикса.</w:t>
       </w:r>
     </w:p>
     <w:p>
       <w:pPr>
         <w:pStyle w:val="Heading1"/>
-        <w:spacing w:before="280" w:after="160" w:line="240" w:lineRule="auto"/>
+        <w:spacing w:before="240" w:after="120" w:line="240" w:lineRule="auto"/>
       </w:pPr>
       <w:r>
         <w:rPr>
@@ -471,7 +262,7 @@
     </w:p>
     <w:p>
       <w:pPr>
-        <w:spacing w:after="40" w:before="0" w:line="276" w:lineRule="auto"/>
+        <w:spacing w:after="40" w:before="0" w:line="360" w:lineRule="auto"/>
         <w:jc w:val="left"/>
       </w:pPr>
       <w:r>
@@ -482,12 +273,12 @@
           <w:color w:val="222222"/>
           <w:sz w:val="24"/>
         </w:rPr>
-        <w:t>1. Описание продукта</w:t>
+        <w:t>1. Описание продукта — зачем, что умеет, принципы</w:t>
       </w:r>
     </w:p>
     <w:p>
       <w:pPr>
-        <w:spacing w:after="40" w:before="0" w:line="276" w:lineRule="auto"/>
+        <w:spacing w:after="40" w:before="0" w:line="360" w:lineRule="auto"/>
         <w:jc w:val="left"/>
       </w:pPr>
       <w:r>
@@ -498,12 +289,12 @@
           <w:color w:val="222222"/>
           <w:sz w:val="24"/>
         </w:rPr>
-        <w:t xml:space="preserve">    1.1. Зачем существует система</w:t>
+        <w:t>2. Руководство пользователя — вход, шаги, шпаргалка, фазы Pipe, сбои</w:t>
       </w:r>
     </w:p>
     <w:p>
       <w:pPr>
-        <w:spacing w:after="40" w:before="0" w:line="276" w:lineRule="auto"/>
+        <w:spacing w:after="40" w:before="0" w:line="360" w:lineRule="auto"/>
         <w:jc w:val="left"/>
       </w:pPr>
       <w:r>
@@ -514,12 +305,12 @@
           <w:color w:val="222222"/>
           <w:sz w:val="24"/>
         </w:rPr>
-        <w:t xml:space="preserve">    1.2. Кому предназначена</w:t>
+        <w:t>3. Пользовательская история — проверка аренды от одной строки до цитаты</w:t>
       </w:r>
     </w:p>
     <w:p>
       <w:pPr>
-        <w:spacing w:after="40" w:before="0" w:line="276" w:lineRule="auto"/>
+        <w:spacing w:after="200" w:before="0" w:line="360" w:lineRule="auto"/>
         <w:jc w:val="left"/>
       </w:pPr>
       <w:r>
@@ -530,317 +321,13 @@
           <w:color w:val="222222"/>
           <w:sz w:val="24"/>
         </w:rPr>
-        <w:t xml:space="preserve">    1.3. Что умеет сегодня и чего не делает</w:t>
-      </w:r>
-    </w:p>
-    <w:p>
-      <w:pPr>
-        <w:spacing w:after="40" w:before="0" w:line="276" w:lineRule="auto"/>
-        <w:jc w:val="left"/>
-      </w:pPr>
-      <w:r>
-        <w:rPr>
-          <w:rFonts w:ascii="Times New Roman" w:hAnsi="Times New Roman" w:eastAsia="Times New Roman" w:cs="Times New Roman"/>
-          <w:b w:val="0"/>
-          <w:i w:val="0"/>
-          <w:color w:val="222222"/>
-          <w:sz w:val="24"/>
-        </w:rPr>
-        <w:t xml:space="preserve">    1.4. Принципы, которые нельзя ломать</w:t>
-      </w:r>
-    </w:p>
-    <w:p>
-      <w:pPr>
-        <w:spacing w:after="40" w:before="0" w:line="276" w:lineRule="auto"/>
-        <w:jc w:val="left"/>
-      </w:pPr>
-      <w:r>
-        <w:rPr>
-          <w:rFonts w:ascii="Times New Roman" w:hAnsi="Times New Roman" w:eastAsia="Times New Roman" w:cs="Times New Roman"/>
-          <w:b w:val="0"/>
-          <w:i w:val="0"/>
-          <w:color w:val="222222"/>
-          <w:sz w:val="24"/>
-        </w:rPr>
-        <w:t xml:space="preserve">    1.5. Как выглядит вход для аудитора</w:t>
-      </w:r>
-    </w:p>
-    <w:p>
-      <w:pPr>
-        <w:spacing w:after="40" w:before="0" w:line="276" w:lineRule="auto"/>
-        <w:jc w:val="left"/>
-      </w:pPr>
-      <w:r>
-        <w:rPr>
-          <w:rFonts w:ascii="Times New Roman" w:hAnsi="Times New Roman" w:eastAsia="Times New Roman" w:cs="Times New Roman"/>
-          <w:b w:val="0"/>
-          <w:i w:val="0"/>
-          <w:color w:val="222222"/>
-          <w:sz w:val="24"/>
-        </w:rPr>
-        <w:t>2. Руководство пользователя</w:t>
-      </w:r>
-    </w:p>
-    <w:p>
-      <w:pPr>
-        <w:spacing w:after="40" w:before="0" w:line="276" w:lineRule="auto"/>
-        <w:jc w:val="left"/>
-      </w:pPr>
-      <w:r>
-        <w:rPr>
-          <w:rFonts w:ascii="Times New Roman" w:hAnsi="Times New Roman" w:eastAsia="Times New Roman" w:cs="Times New Roman"/>
-          <w:b w:val="0"/>
-          <w:i w:val="0"/>
-          <w:color w:val="222222"/>
-          <w:sz w:val="24"/>
-        </w:rPr>
-        <w:t xml:space="preserve">    2.1. Подготовка и первый вход</w:t>
-      </w:r>
-    </w:p>
-    <w:p>
-      <w:pPr>
-        <w:spacing w:after="40" w:before="0" w:line="276" w:lineRule="auto"/>
-        <w:jc w:val="left"/>
-      </w:pPr>
-      <w:r>
-        <w:rPr>
-          <w:rFonts w:ascii="Times New Roman" w:hAnsi="Times New Roman" w:eastAsia="Times New Roman" w:cs="Times New Roman"/>
-          <w:b w:val="0"/>
-          <w:i w:val="0"/>
-          <w:color w:val="222222"/>
-          <w:sz w:val="24"/>
-        </w:rPr>
-        <w:t xml:space="preserve">    2.2. Навигация в Open WebUI</w:t>
-      </w:r>
-    </w:p>
-    <w:p>
-      <w:pPr>
-        <w:spacing w:after="40" w:before="0" w:line="276" w:lineRule="auto"/>
-        <w:jc w:val="left"/>
-      </w:pPr>
-      <w:r>
-        <w:rPr>
-          <w:rFonts w:ascii="Times New Roman" w:hAnsi="Times New Roman" w:eastAsia="Times New Roman" w:cs="Times New Roman"/>
-          <w:b w:val="0"/>
-          <w:i w:val="0"/>
-          <w:color w:val="222222"/>
-          <w:sz w:val="24"/>
-        </w:rPr>
-        <w:t xml:space="preserve">    2.3. Шаги проверки в чате</w:t>
-      </w:r>
-    </w:p>
-    <w:p>
-      <w:pPr>
-        <w:spacing w:after="40" w:before="0" w:line="276" w:lineRule="auto"/>
-        <w:jc w:val="left"/>
-      </w:pPr>
-      <w:r>
-        <w:rPr>
-          <w:rFonts w:ascii="Times New Roman" w:hAnsi="Times New Roman" w:eastAsia="Times New Roman" w:cs="Times New Roman"/>
-          <w:b w:val="0"/>
-          <w:i w:val="0"/>
-          <w:color w:val="222222"/>
-          <w:sz w:val="24"/>
-        </w:rPr>
-        <w:t xml:space="preserve">    2.4. Шпаргалка фраз</w:t>
-      </w:r>
-    </w:p>
-    <w:p>
-      <w:pPr>
-        <w:spacing w:after="40" w:before="0" w:line="276" w:lineRule="auto"/>
-        <w:jc w:val="left"/>
-      </w:pPr>
-      <w:r>
-        <w:rPr>
-          <w:rFonts w:ascii="Times New Roman" w:hAnsi="Times New Roman" w:eastAsia="Times New Roman" w:cs="Times New Roman"/>
-          <w:b w:val="0"/>
-          <w:i w:val="0"/>
-          <w:color w:val="222222"/>
-          <w:sz w:val="24"/>
-        </w:rPr>
-        <w:t xml:space="preserve">    2.5. Если что-то пошло не так</w:t>
-      </w:r>
-    </w:p>
-    <w:p>
-      <w:pPr>
-        <w:spacing w:after="40" w:before="0" w:line="276" w:lineRule="auto"/>
-        <w:jc w:val="left"/>
-      </w:pPr>
-      <w:r>
-        <w:rPr>
-          <w:rFonts w:ascii="Times New Roman" w:hAnsi="Times New Roman" w:eastAsia="Times New Roman" w:cs="Times New Roman"/>
-          <w:b w:val="0"/>
-          <w:i w:val="0"/>
-          <w:color w:val="222222"/>
-          <w:sz w:val="24"/>
-        </w:rPr>
-        <w:t>3. Пользовательская история</w:t>
-      </w:r>
-    </w:p>
-    <w:p>
-      <w:pPr>
-        <w:spacing w:after="40" w:before="0" w:line="276" w:lineRule="auto"/>
-        <w:jc w:val="left"/>
-      </w:pPr>
-      <w:r>
-        <w:rPr>
-          <w:rFonts w:ascii="Times New Roman" w:hAnsi="Times New Roman" w:eastAsia="Times New Roman" w:cs="Times New Roman"/>
-          <w:b w:val="0"/>
-          <w:i w:val="0"/>
-          <w:color w:val="222222"/>
-          <w:sz w:val="24"/>
-        </w:rPr>
-        <w:t xml:space="preserve">    3.1. Контекст: проверка аренды</w:t>
-      </w:r>
-    </w:p>
-    <w:p>
-      <w:pPr>
-        <w:spacing w:after="40" w:before="0" w:line="276" w:lineRule="auto"/>
-        <w:jc w:val="left"/>
-      </w:pPr>
-      <w:r>
-        <w:rPr>
-          <w:rFonts w:ascii="Times New Roman" w:hAnsi="Times New Roman" w:eastAsia="Times New Roman" w:cs="Times New Roman"/>
-          <w:b w:val="0"/>
-          <w:i w:val="0"/>
-          <w:color w:val="222222"/>
-          <w:sz w:val="24"/>
-        </w:rPr>
-        <w:t xml:space="preserve">    3.2. Диалог от начала до цитаты</w:t>
-      </w:r>
-    </w:p>
-    <w:p>
-      <w:pPr>
-        <w:spacing w:after="40" w:before="0" w:line="276" w:lineRule="auto"/>
-        <w:jc w:val="left"/>
-      </w:pPr>
-      <w:r>
-        <w:rPr>
-          <w:rFonts w:ascii="Times New Roman" w:hAnsi="Times New Roman" w:eastAsia="Times New Roman" w:cs="Times New Roman"/>
-          <w:b w:val="0"/>
-          <w:i w:val="0"/>
-          <w:color w:val="222222"/>
-          <w:sz w:val="24"/>
-        </w:rPr>
-        <w:t xml:space="preserve">    3.3. Что аудитор забирает с собой</w:t>
-      </w:r>
-    </w:p>
-    <w:p>
-      <w:pPr>
-        <w:spacing w:after="40" w:before="0" w:line="276" w:lineRule="auto"/>
-        <w:jc w:val="left"/>
-      </w:pPr>
-      <w:r>
-        <w:rPr>
-          <w:rFonts w:ascii="Times New Roman" w:hAnsi="Times New Roman" w:eastAsia="Times New Roman" w:cs="Times New Roman"/>
-          <w:b w:val="0"/>
-          <w:i w:val="0"/>
-          <w:color w:val="222222"/>
-          <w:sz w:val="24"/>
-        </w:rPr>
-        <w:t>4. Краткая реализация</w:t>
-      </w:r>
-    </w:p>
-    <w:p>
-      <w:pPr>
-        <w:spacing w:after="40" w:before="0" w:line="276" w:lineRule="auto"/>
-        <w:jc w:val="left"/>
-      </w:pPr>
-      <w:r>
-        <w:rPr>
-          <w:rFonts w:ascii="Times New Roman" w:hAnsi="Times New Roman" w:eastAsia="Times New Roman" w:cs="Times New Roman"/>
-          <w:b w:val="0"/>
-          <w:i w:val="0"/>
-          <w:color w:val="222222"/>
-          <w:sz w:val="24"/>
-        </w:rPr>
-        <w:t xml:space="preserve">    4.1. Сборка готовых сервисов, а не форк</w:t>
-      </w:r>
-    </w:p>
-    <w:p>
-      <w:pPr>
-        <w:spacing w:after="40" w:before="0" w:line="276" w:lineRule="auto"/>
-        <w:jc w:val="left"/>
-      </w:pPr>
-      <w:r>
-        <w:rPr>
-          <w:rFonts w:ascii="Times New Roman" w:hAnsi="Times New Roman" w:eastAsia="Times New Roman" w:cs="Times New Roman"/>
-          <w:b w:val="0"/>
-          <w:i w:val="0"/>
-          <w:color w:val="222222"/>
-          <w:sz w:val="24"/>
-        </w:rPr>
-        <w:t xml:space="preserve">    4.2. Слои и ответственность</w:t>
-      </w:r>
-    </w:p>
-    <w:p>
-      <w:pPr>
-        <w:spacing w:after="40" w:before="0" w:line="276" w:lineRule="auto"/>
-        <w:jc w:val="left"/>
-      </w:pPr>
-      <w:r>
-        <w:rPr>
-          <w:rFonts w:ascii="Times New Roman" w:hAnsi="Times New Roman" w:eastAsia="Times New Roman" w:cs="Times New Roman"/>
-          <w:b w:val="0"/>
-          <w:i w:val="0"/>
-          <w:color w:val="222222"/>
-          <w:sz w:val="24"/>
-        </w:rPr>
-        <w:t xml:space="preserve">    4.3. Жизненный цикл кейса</w:t>
-      </w:r>
-    </w:p>
-    <w:p>
-      <w:pPr>
-        <w:spacing w:after="40" w:before="0" w:line="276" w:lineRule="auto"/>
-        <w:jc w:val="left"/>
-      </w:pPr>
-      <w:r>
-        <w:rPr>
-          <w:rFonts w:ascii="Times New Roman" w:hAnsi="Times New Roman" w:eastAsia="Times New Roman" w:cs="Times New Roman"/>
-          <w:b w:val="0"/>
-          <w:i w:val="0"/>
-          <w:color w:val="222222"/>
-          <w:sz w:val="24"/>
-        </w:rPr>
-        <w:t xml:space="preserve">    4.4. Как выбирается фаза в чате</w:t>
-      </w:r>
-    </w:p>
-    <w:p>
-      <w:pPr>
-        <w:spacing w:after="40" w:before="0" w:line="276" w:lineRule="auto"/>
-        <w:jc w:val="left"/>
-      </w:pPr>
-      <w:r>
-        <w:rPr>
-          <w:rFonts w:ascii="Times New Roman" w:hAnsi="Times New Roman" w:eastAsia="Times New Roman" w:cs="Times New Roman"/>
-          <w:b w:val="0"/>
-          <w:i w:val="0"/>
-          <w:color w:val="222222"/>
-          <w:sz w:val="24"/>
-        </w:rPr>
-        <w:t xml:space="preserve">    4.5. Хранение и audit trail</w:t>
-      </w:r>
-    </w:p>
-    <w:p>
-      <w:pPr>
-        <w:spacing w:after="40" w:before="0" w:line="276" w:lineRule="auto"/>
-        <w:jc w:val="left"/>
-      </w:pPr>
-      <w:r>
-        <w:rPr>
-          <w:rFonts w:ascii="Times New Roman" w:hAnsi="Times New Roman" w:eastAsia="Times New Roman" w:cs="Times New Roman"/>
-          <w:b w:val="0"/>
-          <w:i w:val="0"/>
-          <w:color w:val="222222"/>
-          <w:sz w:val="24"/>
-        </w:rPr>
-        <w:t xml:space="preserve">    4.6. Что сознательно оставлено на потом</w:t>
+        <w:t>4. Краткая реализация — слои, API, папка кейса, что дальше</w:t>
       </w:r>
     </w:p>
     <w:p>
       <w:pPr>
         <w:pStyle w:val="Heading1"/>
-        <w:spacing w:before="280" w:after="160" w:line="240" w:lineRule="auto"/>
+        <w:spacing w:before="240" w:after="120" w:line="240" w:lineRule="auto"/>
       </w:pPr>
       <w:r>
         <w:rPr>
@@ -856,7 +343,7 @@
     <w:p>
       <w:pPr>
         <w:pStyle w:val="Heading2"/>
-        <w:spacing w:before="200" w:after="80" w:line="240" w:lineRule="auto"/>
+        <w:spacing w:before="160" w:after="120" w:line="240" w:lineRule="auto"/>
       </w:pPr>
       <w:r>
         <w:rPr>
@@ -866,12 +353,12 @@
           <w:color w:val="2E5A88"/>
           <w:sz w:val="28"/>
         </w:rPr>
-        <w:t>1.1. Зачем существует система</w:t>
+        <w:t>1.1. Зачем</w:t>
       </w:r>
     </w:p>
     <w:p>
       <w:pPr>
-        <w:spacing w:after="120" w:before="0" w:line="276" w:lineRule="auto"/>
+        <w:spacing w:after="120" w:before="0" w:line="360" w:lineRule="auto"/>
         <w:ind w:firstLine="709"/>
         <w:jc w:val="both"/>
       </w:pPr>
@@ -883,12 +370,12 @@
           <w:color w:val="222222"/>
           <w:sz w:val="24"/>
         </w:rPr>
-        <w:t>Audit Tools — локальная коробка для внутреннего аудитора банка в Республике Беларусь. Это не «ещё один чат с языковой моделью» и не конструктор для разработчика. Чат — только поверхность. Ядро продукта — система записи проверки: что проверяем, какие нормативные правовые акты (НПА) аудитор утвердил, какие официальные тексты скачаны, из какого фрагмента взята цитата.</w:t>
+        <w:t>Audit Tools — локальная коробка для внутреннего аудитора банка в Республике Беларусь. Чат — поверхность. Ядро — система записи проверки: какие НПА аудитор утвердил, какие официальные тексты скачаны, из какого фрагмента взята цитата. Клиентские данные и формулировки проверки не уходят во внешние облачные модели. Поиск актов — только по официальным доменам РБ (pravo.by, nbrb.by, minfin.gov.by, nalog.gov.by и др.).</w:t>
       </w:r>
     </w:p>
     <w:p>
       <w:pPr>
-        <w:spacing w:after="120" w:before="0" w:line="276" w:lineRule="auto"/>
+        <w:spacing w:after="120" w:before="0" w:line="360" w:lineRule="auto"/>
         <w:ind w:firstLine="709"/>
         <w:jc w:val="both"/>
       </w:pPr>
@@ -900,12 +387,365 @@
           <w:color w:val="222222"/>
           <w:sz w:val="24"/>
         </w:rPr>
-        <w:t>Каждую проверку аудитор раньше собирал вручную. Нужно было вспомнить, какие кодексы, законы, инструкции Национального банка, акты Минфина и МНС относятся к теме; найти актуальные редакции на pravo.by и nbrb.by; прочитать десятки страниц, чтобы выписать пять–семь релевантных норм; уже потом проектировать тесты и писать рабочие документы. Модель без документов выдумывает статьи. Документы без модели не масштабируются: один человек физически не успевает каждый раз перечитывать Гражданский кодекс целиком.</w:t>
+        <w:t>Инвариант. Модель не заменяет чтение первоисточника и не ставит аудиторское суждение. Цитата проверяется по файлу в кейсе. Ответ «из головы» без блока цитат нормой не считается.</w:t>
       </w:r>
     </w:p>
     <w:p>
       <w:pPr>
-        <w:spacing w:after="120" w:before="0" w:line="276" w:lineRule="auto"/>
+        <w:pStyle w:val="Heading2"/>
+        <w:spacing w:before="160" w:after="120" w:line="240" w:lineRule="auto"/>
+      </w:pPr>
+      <w:r>
+        <w:rPr>
+          <w:rFonts w:ascii="Times New Roman" w:hAnsi="Times New Roman" w:eastAsia="Times New Roman" w:cs="Times New Roman"/>
+          <w:b/>
+          <w:i w:val="0"/>
+          <w:color w:val="2E5A88"/>
+          <w:sz w:val="28"/>
+        </w:rPr>
+        <w:t>1.2. Что умеет сегодня</w:t>
+      </w:r>
+    </w:p>
+    <w:tbl>
+      <w:tblPr>
+        <w:tblStyle w:val="TableGrid"/>
+        <w:tblW w:type="auto" w:w="0"/>
+        <w:jc w:val="center"/>
+        <w:tblLook w:firstColumn="1" w:firstRow="1" w:lastColumn="0" w:lastRow="0" w:noHBand="0" w:noVBand="1" w:val="04A0"/>
+      </w:tblPr>
+      <w:tblGrid>
+        <w:gridCol w:w="4762"/>
+        <w:gridCol w:w="4762"/>
+      </w:tblGrid>
+      <w:tr>
+        <w:tc>
+          <w:tcPr>
+            <w:tcW w:type="dxa" w:w="4762"/>
+            <w:shd w:fill="1F3A5F" w:val="clear"/>
+          </w:tcPr>
+          <w:p>
+            <w:r/>
+            <w:r>
+              <w:rPr>
+                <w:rFonts w:ascii="Times New Roman" w:hAnsi="Times New Roman" w:eastAsia="Times New Roman" w:cs="Times New Roman"/>
+                <w:b/>
+                <w:i w:val="0"/>
+                <w:color w:val="FFFFFF"/>
+                <w:sz w:val="20"/>
+              </w:rPr>
+              <w:t>Умеет</w:t>
+            </w:r>
+          </w:p>
+        </w:tc>
+        <w:tc>
+          <w:tcPr>
+            <w:tcW w:type="dxa" w:w="4762"/>
+            <w:shd w:fill="1F3A5F" w:val="clear"/>
+          </w:tcPr>
+          <w:p>
+            <w:r/>
+            <w:r>
+              <w:rPr>
+                <w:rFonts w:ascii="Times New Roman" w:hAnsi="Times New Roman" w:eastAsia="Times New Roman" w:cs="Times New Roman"/>
+                <w:b/>
+                <w:i w:val="0"/>
+                <w:color w:val="FFFFFF"/>
+                <w:sz w:val="20"/>
+              </w:rPr>
+              <w:t>Как вызвать</w:t>
+            </w:r>
+          </w:p>
+        </w:tc>
+      </w:tr>
+      <w:tr>
+        <w:tc>
+          <w:tcPr>
+            <w:tcW w:type="dxa" w:w="4762"/>
+            <w:shd w:fill="F4F7FA" w:val="clear"/>
+          </w:tcPr>
+          <w:p>
+            <w:r/>
+            <w:r>
+              <w:rPr>
+                <w:rFonts w:ascii="Times New Roman" w:hAnsi="Times New Roman" w:eastAsia="Times New Roman" w:cs="Times New Roman"/>
+                <w:b w:val="0"/>
+                <w:i w:val="0"/>
+                <w:color w:val="222222"/>
+                <w:sz w:val="20"/>
+              </w:rPr>
+              <w:t>Предложить и скачать библиотеку НПА</w:t>
+            </w:r>
+          </w:p>
+        </w:tc>
+        <w:tc>
+          <w:tcPr>
+            <w:tcW w:type="dxa" w:w="4762"/>
+            <w:shd w:fill="F4F7FA" w:val="clear"/>
+          </w:tcPr>
+          <w:p>
+            <w:r/>
+            <w:r>
+              <w:rPr>
+                <w:rFonts w:ascii="Times New Roman" w:hAnsi="Times New Roman" w:eastAsia="Times New Roman" w:cs="Times New Roman"/>
+                <w:b w:val="0"/>
+                <w:i w:val="0"/>
+                <w:color w:val="222222"/>
+                <w:sz w:val="20"/>
+              </w:rPr>
+              <w:t>Описать проверку → «утверждаю 1, 2, 4». Без утверждения файлы не качаются.</w:t>
+            </w:r>
+          </w:p>
+        </w:tc>
+      </w:tr>
+      <w:tr>
+        <w:tc>
+          <w:tcPr>
+            <w:tcW w:type="dxa" w:w="4762"/>
+            <w:shd w:fill="FFFFFF" w:val="clear"/>
+          </w:tcPr>
+          <w:p>
+            <w:r/>
+            <w:r>
+              <w:rPr>
+                <w:rFonts w:ascii="Times New Roman" w:hAnsi="Times New Roman" w:eastAsia="Times New Roman" w:cs="Times New Roman"/>
+                <w:b w:val="0"/>
+                <w:i w:val="0"/>
+                <w:color w:val="222222"/>
+                <w:sz w:val="20"/>
+              </w:rPr>
+              <w:t>Дописать акт / подложить URL</w:t>
+            </w:r>
+          </w:p>
+        </w:tc>
+        <w:tc>
+          <w:tcPr>
+            <w:tcW w:type="dxa" w:w="4762"/>
+            <w:shd w:fill="FFFFFF" w:val="clear"/>
+          </w:tcPr>
+          <w:p>
+            <w:r/>
+            <w:r>
+              <w:rPr>
+                <w:rFonts w:ascii="Times New Roman" w:hAnsi="Times New Roman" w:eastAsia="Times New Roman" w:cs="Times New Roman"/>
+                <w:b w:val="0"/>
+                <w:i w:val="0"/>
+                <w:color w:val="222222"/>
+                <w:sz w:val="20"/>
+              </w:rPr>
+              <w:t>«плюс Инструкция …» или «к 3 url https://pravo.by/…» (ссылка целиком).</w:t>
+            </w:r>
+          </w:p>
+        </w:tc>
+      </w:tr>
+      <w:tr>
+        <w:tc>
+          <w:tcPr>
+            <w:tcW w:type="dxa" w:w="4762"/>
+            <w:shd w:fill="F4F7FA" w:val="clear"/>
+          </w:tcPr>
+          <w:p>
+            <w:r/>
+            <w:r>
+              <w:rPr>
+                <w:rFonts w:ascii="Times New Roman" w:hAnsi="Times New Roman" w:eastAsia="Times New Roman" w:cs="Times New Roman"/>
+                <w:b w:val="0"/>
+                <w:i w:val="0"/>
+                <w:color w:val="222222"/>
+                <w:sz w:val="20"/>
+              </w:rPr>
+              <w:t>Ответ по норме с цитатой</w:t>
+            </w:r>
+          </w:p>
+        </w:tc>
+        <w:tc>
+          <w:tcPr>
+            <w:tcW w:type="dxa" w:w="4762"/>
+            <w:shd w:fill="F4F7FA" w:val="clear"/>
+          </w:tcPr>
+          <w:p>
+            <w:r/>
+            <w:r>
+              <w:rPr>
+                <w:rFonts w:ascii="Times New Roman" w:hAnsi="Times New Roman" w:eastAsia="Times New Roman" w:cs="Times New Roman"/>
+                <w:b w:val="0"/>
+                <w:i w:val="0"/>
+                <w:color w:val="222222"/>
+                <w:sz w:val="20"/>
+              </w:rPr>
+              <w:t>Начать сообщение со слова «вопрос». Иначе это обычный чат, не RAG.</w:t>
+            </w:r>
+          </w:p>
+        </w:tc>
+      </w:tr>
+      <w:tr>
+        <w:tc>
+          <w:tcPr>
+            <w:tcW w:type="dxa" w:w="4762"/>
+            <w:shd w:fill="FFFFFF" w:val="clear"/>
+          </w:tcPr>
+          <w:p>
+            <w:r/>
+            <w:r>
+              <w:rPr>
+                <w:rFonts w:ascii="Times New Roman" w:hAnsi="Times New Roman" w:eastAsia="Times New Roman" w:cs="Times New Roman"/>
+                <w:b w:val="0"/>
+                <w:i w:val="0"/>
+                <w:color w:val="222222"/>
+                <w:sz w:val="20"/>
+              </w:rPr>
+              <w:t>Обзор скачанных актов в Word</w:t>
+            </w:r>
+          </w:p>
+        </w:tc>
+        <w:tc>
+          <w:tcPr>
+            <w:tcW w:type="dxa" w:w="4762"/>
+            <w:shd w:fill="FFFFFF" w:val="clear"/>
+          </w:tcPr>
+          <w:p>
+            <w:r/>
+            <w:r>
+              <w:rPr>
+                <w:rFonts w:ascii="Times New Roman" w:hAnsi="Times New Roman" w:eastAsia="Times New Roman" w:cs="Times New Roman"/>
+                <w:b w:val="0"/>
+                <w:i w:val="0"/>
+                <w:color w:val="222222"/>
+                <w:sz w:val="20"/>
+              </w:rPr>
+              <w:t>«саммари» / «саммари заново».</w:t>
+            </w:r>
+          </w:p>
+        </w:tc>
+      </w:tr>
+      <w:tr>
+        <w:tc>
+          <w:tcPr>
+            <w:tcW w:type="dxa" w:w="4762"/>
+            <w:shd w:fill="F4F7FA" w:val="clear"/>
+          </w:tcPr>
+          <w:p>
+            <w:r/>
+            <w:r>
+              <w:rPr>
+                <w:rFonts w:ascii="Times New Roman" w:hAnsi="Times New Roman" w:eastAsia="Times New Roman" w:cs="Times New Roman"/>
+                <w:b w:val="0"/>
+                <w:i w:val="0"/>
+                <w:color w:val="222222"/>
+                <w:sz w:val="20"/>
+              </w:rPr>
+              <w:t>Конспект из знаний модели в Word</w:t>
+            </w:r>
+          </w:p>
+        </w:tc>
+        <w:tc>
+          <w:tcPr>
+            <w:tcW w:type="dxa" w:w="4762"/>
+            <w:shd w:fill="F4F7FA" w:val="clear"/>
+          </w:tcPr>
+          <w:p>
+            <w:r/>
+            <w:r>
+              <w:rPr>
+                <w:rFonts w:ascii="Times New Roman" w:hAnsi="Times New Roman" w:eastAsia="Times New Roman" w:cs="Times New Roman"/>
+                <w:b w:val="0"/>
+                <w:i w:val="0"/>
+                <w:color w:val="222222"/>
+                <w:sz w:val="20"/>
+              </w:rPr>
+              <w:t>«total саммари» — не из файлов кейса, сверять с первоисточником.</w:t>
+            </w:r>
+          </w:p>
+        </w:tc>
+      </w:tr>
+      <w:tr>
+        <w:tc>
+          <w:tcPr>
+            <w:tcW w:type="dxa" w:w="4762"/>
+            <w:shd w:fill="FFFFFF" w:val="clear"/>
+          </w:tcPr>
+          <w:p>
+            <w:r/>
+            <w:r>
+              <w:rPr>
+                <w:rFonts w:ascii="Times New Roman" w:hAnsi="Times New Roman" w:eastAsia="Times New Roman" w:cs="Times New Roman"/>
+                <w:b w:val="0"/>
+                <w:i w:val="0"/>
+                <w:color w:val="222222"/>
+                <w:sz w:val="20"/>
+              </w:rPr>
+              <w:t>Черновик программы проверки в Word</w:t>
+            </w:r>
+          </w:p>
+        </w:tc>
+        <w:tc>
+          <w:tcPr>
+            <w:tcW w:type="dxa" w:w="4762"/>
+            <w:shd w:fill="FFFFFF" w:val="clear"/>
+          </w:tcPr>
+          <w:p>
+            <w:r/>
+            <w:r>
+              <w:rPr>
+                <w:rFonts w:ascii="Times New Roman" w:hAnsi="Times New Roman" w:eastAsia="Times New Roman" w:cs="Times New Roman"/>
+                <w:b w:val="0"/>
+                <w:i w:val="0"/>
+                <w:color w:val="222222"/>
+                <w:sz w:val="20"/>
+              </w:rPr>
+              <w:t>«программа проверки». Не утверждённая программа СВА.</w:t>
+            </w:r>
+          </w:p>
+        </w:tc>
+      </w:tr>
+      <w:tr>
+        <w:tc>
+          <w:tcPr>
+            <w:tcW w:type="dxa" w:w="4762"/>
+            <w:shd w:fill="F4F7FA" w:val="clear"/>
+          </w:tcPr>
+          <w:p>
+            <w:r/>
+            <w:r>
+              <w:rPr>
+                <w:rFonts w:ascii="Times New Roman" w:hAnsi="Times New Roman" w:eastAsia="Times New Roman" w:cs="Times New Roman"/>
+                <w:b w:val="0"/>
+                <w:i w:val="0"/>
+                <w:color w:val="222222"/>
+                <w:sz w:val="20"/>
+              </w:rPr>
+              <w:t>Обычный диалог</w:t>
+            </w:r>
+          </w:p>
+        </w:tc>
+        <w:tc>
+          <w:tcPr>
+            <w:tcW w:type="dxa" w:w="4762"/>
+            <w:shd w:fill="F4F7FA" w:val="clear"/>
+          </w:tcPr>
+          <w:p>
+            <w:r/>
+            <w:r>
+              <w:rPr>
+                <w:rFonts w:ascii="Times New Roman" w:hAnsi="Times New Roman" w:eastAsia="Times New Roman" w:cs="Times New Roman"/>
+                <w:b w:val="0"/>
+                <w:i w:val="0"/>
+                <w:color w:val="222222"/>
+                <w:sz w:val="20"/>
+              </w:rPr>
+              <w:t>Писать без префикса «вопрос»: план, формулировки. Без блока цитат.</w:t>
+            </w:r>
+          </w:p>
+        </w:tc>
+      </w:tr>
+    </w:tbl>
+    <w:p>
+      <w:pPr>
+        <w:spacing w:after="160"/>
+      </w:pPr>
+    </w:p>
+    <w:p>
+      <w:pPr>
+        <w:spacing w:after="120" w:before="0" w:line="360" w:lineRule="auto"/>
         <w:ind w:firstLine="709"/>
         <w:jc w:val="both"/>
       </w:pPr>
@@ -917,30 +757,13 @@
           <w:color w:val="222222"/>
           <w:sz w:val="24"/>
         </w:rPr>
-        <w:t>Система закрывает этот разрыв. Локальная модель предлагает список актов и пишет черновики. Сервер добывает официальные тексты, режет их на статьи, индексирует и отвечает только по найденным фрагментам. Аудитор остаётся человеком в контуре: без его «утверждаю» ничего не скачивается, а цитата всегда проверяется по файлу в кейсе.</w:t>
-      </w:r>
-    </w:p>
-    <w:p>
-      <w:pPr>
-        <w:spacing w:before="120" w:after="160" w:line="276" w:lineRule="auto"/>
-        <w:ind w:left="567" w:right="283"/>
-        <w:jc w:val="both"/>
-      </w:pPr>
-      <w:r>
-        <w:rPr>
-          <w:rFonts w:ascii="Times New Roman" w:hAnsi="Times New Roman" w:eastAsia="Times New Roman" w:cs="Times New Roman"/>
-          <w:b w:val="0"/>
-          <w:i/>
-          <w:color w:val="2E5A88"/>
-          <w:sz w:val="24"/>
-        </w:rPr>
-        <w:t>Инвариант продукта. Модель не заменяет чтение первоисточника и не ставит аудиторское суждение. Она ускоряет поиск нормы, черновик обзора и черновик программы проверки. Цитата проверяется по файлу в кейсе.</w:t>
+        <w:t>Не умеет и не должна: вывод «нарушение / не нарушение», подпись working paper, поиск по всему интернету, расчёт сумм по выгрузке клиента, две проверки в одном чате.</w:t>
       </w:r>
     </w:p>
     <w:p>
       <w:pPr>
         <w:pStyle w:val="Heading2"/>
-        <w:spacing w:before="200" w:after="80" w:line="240" w:lineRule="auto"/>
+        <w:spacing w:before="160" w:after="120" w:line="240" w:lineRule="auto"/>
       </w:pPr>
       <w:r>
         <w:rPr>
@@ -950,12 +773,12 @@
           <w:color w:val="2E5A88"/>
           <w:sz w:val="28"/>
         </w:rPr>
-        <w:t>1.2. Кому предназначена</w:t>
+        <w:t>1.3. Кому и на каких принципах</w:t>
       </w:r>
     </w:p>
     <w:p>
       <w:pPr>
-        <w:spacing w:after="120" w:before="0" w:line="276" w:lineRule="auto"/>
+        <w:spacing w:after="120" w:before="0" w:line="360" w:lineRule="auto"/>
         <w:ind w:firstLine="709"/>
         <w:jc w:val="both"/>
       </w:pPr>
@@ -967,12 +790,97 @@
           <w:color w:val="222222"/>
           <w:sz w:val="24"/>
         </w:rPr>
-        <w:t>Основной пользователь — внутренний аудитор службы внутреннего аудита (СВА) банка. Он описывает проверку обычным языком, утверждает список документов, читает Word-обзор вместо кодекса целиком и задаёт вопросы по норме. Ему не нужно знать JSON, Swagger и устройство векторного индекса.</w:t>
+        <w:t>Основной пользователь — внутренний аудитор СВА банка. Он описывает проверку обычным языком, утверждает список, читает Word вместо кодекса и задаёт вопросы по норме. Ему не нужны JSON и Swagger. Администратор один раз поднимает Compose и вставляет Pipe. Разработчик дописывает домен в backend/: добыча НПА, нарезка по статьям, качество цитаты.</w:t>
       </w:r>
     </w:p>
     <w:p>
       <w:pPr>
-        <w:spacing w:after="120" w:before="0" w:line="276" w:lineRule="auto"/>
+        <w:pStyle w:val="ListBullet"/>
+        <w:spacing w:after="40" w:line="360" w:lineRule="auto"/>
+        <w:ind w:left="709"/>
+      </w:pPr>
+      <w:r>
+        <w:rPr>
+          <w:rFonts w:ascii="Times New Roman" w:hAnsi="Times New Roman" w:eastAsia="Times New Roman" w:cs="Times New Roman"/>
+          <w:b w:val="0"/>
+          <w:i w:val="0"/>
+          <w:color w:val="222222"/>
+          <w:sz w:val="24"/>
+        </w:rPr>
+        <w:t>Human-in-the-loop: список НПА без «утверждаю» не скачивается.</w:t>
+      </w:r>
+    </w:p>
+    <w:p>
+      <w:pPr>
+        <w:pStyle w:val="ListBullet"/>
+        <w:spacing w:after="40" w:line="360" w:lineRule="auto"/>
+        <w:ind w:left="709"/>
+      </w:pPr>
+      <w:r>
+        <w:rPr>
+          <w:rFonts w:ascii="Times New Roman" w:hAnsi="Times New Roman" w:eastAsia="Times New Roman" w:cs="Times New Roman"/>
+          <w:b w:val="0"/>
+          <w:i w:val="0"/>
+          <w:color w:val="222222"/>
+          <w:sz w:val="24"/>
+        </w:rPr>
+        <w:t>Локальность: Ollama, чат, поиск и файлы кейса — на машине или в контуре банка.</w:t>
+      </w:r>
+    </w:p>
+    <w:p>
+      <w:pPr>
+        <w:pStyle w:val="ListBullet"/>
+        <w:spacing w:after="40" w:line="360" w:lineRule="auto"/>
+        <w:ind w:left="709"/>
+      </w:pPr>
+      <w:r>
+        <w:rPr>
+          <w:rFonts w:ascii="Times New Roman" w:hAnsi="Times New Roman" w:eastAsia="Times New Roman" w:cs="Times New Roman"/>
+          <w:b w:val="0"/>
+          <w:i w:val="0"/>
+          <w:color w:val="222222"/>
+          <w:sz w:val="24"/>
+        </w:rPr>
+        <w:t>Allowlist поиска: pravo.by, pravo.gov.by, etalonline.by, nbrb.by, minfin.gov.by, nalog.gov.by, government.by, president.gov.by.</w:t>
+      </w:r>
+    </w:p>
+    <w:p>
+      <w:pPr>
+        <w:pStyle w:val="ListBullet"/>
+        <w:spacing w:after="40" w:line="360" w:lineRule="auto"/>
+        <w:ind w:left="709"/>
+      </w:pPr>
+      <w:r>
+        <w:rPr>
+          <w:rFonts w:ascii="Times New Roman" w:hAnsi="Times New Roman" w:eastAsia="Times New Roman" w:cs="Times New Roman"/>
+          <w:b w:val="0"/>
+          <w:i w:val="0"/>
+          <w:color w:val="222222"/>
+          <w:sz w:val="24"/>
+        </w:rPr>
+        <w:t>Норма не равна факту. Кодексы и выписки клиента — разные хранилища. Контура фактов в этой версии нет.</w:t>
+      </w:r>
+    </w:p>
+    <w:p>
+      <w:pPr>
+        <w:pStyle w:val="ListBullet"/>
+        <w:spacing w:after="40" w:line="360" w:lineRule="auto"/>
+        <w:ind w:left="709"/>
+      </w:pPr>
+      <w:r>
+        <w:rPr>
+          <w:rFonts w:ascii="Times New Roman" w:hAnsi="Times New Roman" w:eastAsia="Times New Roman" w:cs="Times New Roman"/>
+          <w:b w:val="0"/>
+          <w:i w:val="0"/>
+          <w:color w:val="222222"/>
+          <w:sz w:val="24"/>
+        </w:rPr>
+        <w:t>Цитата важнее гладкого ответа. Нет фрагмента в библиотеке — отказ, а не выдуманная статья.</w:t>
+      </w:r>
+    </w:p>
+    <w:p>
+      <w:pPr>
+        <w:spacing w:after="120" w:before="0" w:line="360" w:lineRule="auto"/>
         <w:ind w:firstLine="709"/>
         <w:jc w:val="both"/>
       </w:pPr>
@@ -984,691 +892,13 @@
           <w:color w:val="222222"/>
           <w:sz w:val="24"/>
         </w:rPr>
-        <w:t>Второй читатель — администратор стенда: поднимает Docker Compose, один раз вставляет агента «Аудитор» в Open WebUI и следит, чтобы Ollama была доступна контейнерам. Третий — разработчик доменного сервера: дописывает добычу НПА, нарезку по статьям, качество цитаты. Свой визуальный интерфейс на React продуктом не является и для работы аудитора не нужен.</w:t>
-      </w:r>
-    </w:p>
-    <w:p>
-      <w:pPr>
-        <w:spacing w:after="120" w:before="0" w:line="276" w:lineRule="auto"/>
-        <w:ind w:firstLine="709"/>
-        <w:jc w:val="both"/>
-      </w:pPr>
-      <w:r>
-        <w:rPr>
-          <w:rFonts w:ascii="Times New Roman" w:hAnsi="Times New Roman" w:eastAsia="Times New Roman" w:cs="Times New Roman"/>
-          <w:b w:val="0"/>
-          <w:i w:val="0"/>
-          <w:color w:val="222222"/>
-          <w:sz w:val="24"/>
-        </w:rPr>
-        <w:t>Контур рассчитан на машину или закрытую сеть банка. Клиентские данные и формулировки проверки не уходят во внешние облачные модели. Поиск актов идёт только по официальным доменам Республики Беларусь.</w:t>
-      </w:r>
-    </w:p>
-    <w:p>
-      <w:pPr>
-        <w:pStyle w:val="Heading2"/>
-        <w:spacing w:before="200" w:after="80" w:line="240" w:lineRule="auto"/>
-      </w:pPr>
-      <w:r>
-        <w:rPr>
-          <w:rFonts w:ascii="Times New Roman" w:hAnsi="Times New Roman" w:eastAsia="Times New Roman" w:cs="Times New Roman"/>
-          <w:b/>
-          <w:i w:val="0"/>
-          <w:color w:val="2E5A88"/>
-          <w:sz w:val="28"/>
-        </w:rPr>
-        <w:t>1.3. Что умеет сегодня и чего не делает</w:t>
-      </w:r>
-    </w:p>
-    <w:p>
-      <w:pPr>
-        <w:spacing w:after="120" w:before="0" w:line="276" w:lineRule="auto"/>
-        <w:ind w:firstLine="709"/>
-        <w:jc w:val="both"/>
-      </w:pPr>
-      <w:r>
-        <w:rPr>
-          <w:rFonts w:ascii="Times New Roman" w:hAnsi="Times New Roman" w:eastAsia="Times New Roman" w:cs="Times New Roman"/>
-          <w:b w:val="0"/>
-          <w:i w:val="0"/>
-          <w:color w:val="222222"/>
-          <w:sz w:val="24"/>
-        </w:rPr>
-        <w:t>Сегодня закрыт контур «собрать нормативную базу проверки и не читать кодекс целиком». Один кейс — одна проверка: название, ключевые слова, период. Дальше система ведёт аудитора по шагам.</w:t>
-      </w:r>
-    </w:p>
-    <w:tbl>
-      <w:tblPr>
-        <w:tblStyle w:val="TableGrid"/>
-        <w:tblW w:type="auto" w:w="0"/>
-        <w:jc w:val="center"/>
-        <w:tblLayout w:type="autofit"/>
-        <w:tblLook w:firstColumn="1" w:firstRow="1" w:lastColumn="0" w:lastRow="0" w:noHBand="0" w:noVBand="1" w:val="04A0"/>
-      </w:tblPr>
-      <w:tblGrid>
-        <w:gridCol w:w="4762"/>
-        <w:gridCol w:w="4762"/>
-      </w:tblGrid>
-      <w:tr>
-        <w:tc>
-          <w:tcPr>
-            <w:tcW w:type="dxa" w:w="3969"/>
-            <w:shd w:fill="1F3A5F" w:val="clear"/>
-            <w:tcBorders>
-              <w:top w:val="single" w:sz="4" w:space="0" w:color="C5CDD6"/>
-              <w:left w:val="single" w:sz="4" w:space="0" w:color="C5CDD6"/>
-              <w:bottom w:val="single" w:sz="4" w:space="0" w:color="C5CDD6"/>
-              <w:right w:val="single" w:sz="4" w:space="0" w:color="C5CDD6"/>
-            </w:tcBorders>
-          </w:tcPr>
-          <w:p>
-            <w:pPr>
-              <w:spacing w:after="40" w:before="40"/>
-              <w:jc w:val="left"/>
-            </w:pPr>
-            <w:r/>
-            <w:r>
-              <w:rPr>
-                <w:rFonts w:ascii="Times New Roman" w:hAnsi="Times New Roman" w:eastAsia="Times New Roman" w:cs="Times New Roman"/>
-                <w:b/>
-                <w:i w:val="0"/>
-                <w:color w:val="FFFFFF"/>
-                <w:sz w:val="20"/>
-              </w:rPr>
-              <w:t>Умеет сейчас</w:t>
-            </w:r>
-          </w:p>
-        </w:tc>
-        <w:tc>
-          <w:tcPr>
-            <w:tcW w:type="dxa" w:w="5386"/>
-            <w:shd w:fill="1F3A5F" w:val="clear"/>
-            <w:tcBorders>
-              <w:top w:val="single" w:sz="4" w:space="0" w:color="C5CDD6"/>
-              <w:left w:val="single" w:sz="4" w:space="0" w:color="C5CDD6"/>
-              <w:bottom w:val="single" w:sz="4" w:space="0" w:color="C5CDD6"/>
-              <w:right w:val="single" w:sz="4" w:space="0" w:color="C5CDD6"/>
-            </w:tcBorders>
-          </w:tcPr>
-          <w:p>
-            <w:pPr>
-              <w:spacing w:after="40" w:before="40"/>
-              <w:jc w:val="left"/>
-            </w:pPr>
-            <w:r/>
-            <w:r>
-              <w:rPr>
-                <w:rFonts w:ascii="Times New Roman" w:hAnsi="Times New Roman" w:eastAsia="Times New Roman" w:cs="Times New Roman"/>
-                <w:b/>
-                <w:i w:val="0"/>
-                <w:color w:val="FFFFFF"/>
-                <w:sz w:val="20"/>
-              </w:rPr>
-              <w:t>Как аудитор этим пользуется</w:t>
-            </w:r>
-          </w:p>
-        </w:tc>
-      </w:tr>
-      <w:tr>
-        <w:tc>
-          <w:tcPr>
-            <w:tcW w:type="dxa" w:w="3969"/>
-            <w:shd w:fill="F4F7FA" w:val="clear"/>
-            <w:tcBorders>
-              <w:top w:val="single" w:sz="4" w:space="0" w:color="C5CDD6"/>
-              <w:left w:val="single" w:sz="4" w:space="0" w:color="C5CDD6"/>
-              <w:bottom w:val="single" w:sz="4" w:space="0" w:color="C5CDD6"/>
-              <w:right w:val="single" w:sz="4" w:space="0" w:color="C5CDD6"/>
-            </w:tcBorders>
-          </w:tcPr>
-          <w:p>
-            <w:pPr>
-              <w:spacing w:after="40" w:before="40" w:line="259" w:lineRule="auto"/>
-            </w:pPr>
-            <w:r/>
-            <w:r>
-              <w:rPr>
-                <w:rFonts w:ascii="Times New Roman" w:hAnsi="Times New Roman" w:eastAsia="Times New Roman" w:cs="Times New Roman"/>
-                <w:b w:val="0"/>
-                <w:i w:val="0"/>
-                <w:color w:val="222222"/>
-                <w:sz w:val="20"/>
-              </w:rPr>
-              <w:t>Предложить библиотеку НПА по теме проверки</w:t>
-            </w:r>
-          </w:p>
-        </w:tc>
-        <w:tc>
-          <w:tcPr>
-            <w:tcW w:type="dxa" w:w="5386"/>
-            <w:shd w:fill="F4F7FA" w:val="clear"/>
-            <w:tcBorders>
-              <w:top w:val="single" w:sz="4" w:space="0" w:color="C5CDD6"/>
-              <w:left w:val="single" w:sz="4" w:space="0" w:color="C5CDD6"/>
-              <w:bottom w:val="single" w:sz="4" w:space="0" w:color="C5CDD6"/>
-              <w:right w:val="single" w:sz="4" w:space="0" w:color="C5CDD6"/>
-            </w:tcBorders>
-          </w:tcPr>
-          <w:p>
-            <w:pPr>
-              <w:spacing w:after="40" w:before="40" w:line="259" w:lineRule="auto"/>
-            </w:pPr>
-            <w:r/>
-            <w:r>
-              <w:rPr>
-                <w:rFonts w:ascii="Times New Roman" w:hAnsi="Times New Roman" w:eastAsia="Times New Roman" w:cs="Times New Roman"/>
-                <w:b w:val="0"/>
-                <w:i w:val="0"/>
-                <w:color w:val="222222"/>
-                <w:sz w:val="20"/>
-              </w:rPr>
-              <w:t>Описать проверку одной строкой. Модель вернёт нумерованный список актов с приоритетом и обоснованием.</w:t>
-            </w:r>
-          </w:p>
-        </w:tc>
-      </w:tr>
-      <w:tr>
-        <w:tc>
-          <w:tcPr>
-            <w:tcW w:type="dxa" w:w="3969"/>
-            <w:shd w:fill="FFFFFF" w:val="clear"/>
-            <w:tcBorders>
-              <w:top w:val="single" w:sz="4" w:space="0" w:color="C5CDD6"/>
-              <w:left w:val="single" w:sz="4" w:space="0" w:color="C5CDD6"/>
-              <w:bottom w:val="single" w:sz="4" w:space="0" w:color="C5CDD6"/>
-              <w:right w:val="single" w:sz="4" w:space="0" w:color="C5CDD6"/>
-            </w:tcBorders>
-          </w:tcPr>
-          <w:p>
-            <w:pPr>
-              <w:spacing w:after="40" w:before="40" w:line="259" w:lineRule="auto"/>
-            </w:pPr>
-            <w:r/>
-            <w:r>
-              <w:rPr>
-                <w:rFonts w:ascii="Times New Roman" w:hAnsi="Times New Roman" w:eastAsia="Times New Roman" w:cs="Times New Roman"/>
-                <w:b w:val="0"/>
-                <w:i w:val="0"/>
-                <w:color w:val="222222"/>
-                <w:sz w:val="20"/>
-              </w:rPr>
-              <w:t>Скачать официальные тексты после утверждения</w:t>
-            </w:r>
-          </w:p>
-        </w:tc>
-        <w:tc>
-          <w:tcPr>
-            <w:tcW w:type="dxa" w:w="5386"/>
-            <w:shd w:fill="FFFFFF" w:val="clear"/>
-            <w:tcBorders>
-              <w:top w:val="single" w:sz="4" w:space="0" w:color="C5CDD6"/>
-              <w:left w:val="single" w:sz="4" w:space="0" w:color="C5CDD6"/>
-              <w:bottom w:val="single" w:sz="4" w:space="0" w:color="C5CDD6"/>
-              <w:right w:val="single" w:sz="4" w:space="0" w:color="C5CDD6"/>
-            </w:tcBorders>
-          </w:tcPr>
-          <w:p>
-            <w:pPr>
-              <w:spacing w:after="40" w:before="40" w:line="259" w:lineRule="auto"/>
-            </w:pPr>
-            <w:r/>
-            <w:r>
-              <w:rPr>
-                <w:rFonts w:ascii="Times New Roman" w:hAnsi="Times New Roman" w:eastAsia="Times New Roman" w:cs="Times New Roman"/>
-                <w:b w:val="0"/>
-                <w:i w:val="0"/>
-                <w:color w:val="222222"/>
-                <w:sz w:val="20"/>
-              </w:rPr>
-              <w:t>Написать «утверждаю 1, 2, 4». Без этой фразы файлы не качаются.</w:t>
-            </w:r>
-          </w:p>
-        </w:tc>
-      </w:tr>
-      <w:tr>
-        <w:tc>
-          <w:tcPr>
-            <w:tcW w:type="dxa" w:w="3969"/>
-            <w:shd w:fill="F4F7FA" w:val="clear"/>
-            <w:tcBorders>
-              <w:top w:val="single" w:sz="4" w:space="0" w:color="C5CDD6"/>
-              <w:left w:val="single" w:sz="4" w:space="0" w:color="C5CDD6"/>
-              <w:bottom w:val="single" w:sz="4" w:space="0" w:color="C5CDD6"/>
-              <w:right w:val="single" w:sz="4" w:space="0" w:color="C5CDD6"/>
-            </w:tcBorders>
-          </w:tcPr>
-          <w:p>
-            <w:pPr>
-              <w:spacing w:after="40" w:before="40" w:line="259" w:lineRule="auto"/>
-            </w:pPr>
-            <w:r/>
-            <w:r>
-              <w:rPr>
-                <w:rFonts w:ascii="Times New Roman" w:hAnsi="Times New Roman" w:eastAsia="Times New Roman" w:cs="Times New Roman"/>
-                <w:b w:val="0"/>
-                <w:i w:val="0"/>
-                <w:color w:val="222222"/>
-                <w:sz w:val="20"/>
-              </w:rPr>
-              <w:t>Дописать акт, которого не было в списке</w:t>
-            </w:r>
-          </w:p>
-        </w:tc>
-        <w:tc>
-          <w:tcPr>
-            <w:tcW w:type="dxa" w:w="5386"/>
-            <w:shd w:fill="F4F7FA" w:val="clear"/>
-            <w:tcBorders>
-              <w:top w:val="single" w:sz="4" w:space="0" w:color="C5CDD6"/>
-              <w:left w:val="single" w:sz="4" w:space="0" w:color="C5CDD6"/>
-              <w:bottom w:val="single" w:sz="4" w:space="0" w:color="C5CDD6"/>
-              <w:right w:val="single" w:sz="4" w:space="0" w:color="C5CDD6"/>
-            </w:tcBorders>
-          </w:tcPr>
-          <w:p>
-            <w:pPr>
-              <w:spacing w:after="40" w:before="40" w:line="259" w:lineRule="auto"/>
-            </w:pPr>
-            <w:r/>
-            <w:r>
-              <w:rPr>
-                <w:rFonts w:ascii="Times New Roman" w:hAnsi="Times New Roman" w:eastAsia="Times New Roman" w:cs="Times New Roman"/>
-                <w:b w:val="0"/>
-                <w:i w:val="0"/>
-                <w:color w:val="222222"/>
-                <w:sz w:val="20"/>
-              </w:rPr>
-              <w:t>«плюс Инструкция НБРБ № 38» или подложить полный URL с pravo.by.</w:t>
-            </w:r>
-          </w:p>
-        </w:tc>
-      </w:tr>
-      <w:tr>
-        <w:tc>
-          <w:tcPr>
-            <w:tcW w:type="dxa" w:w="3969"/>
-            <w:shd w:fill="FFFFFF" w:val="clear"/>
-            <w:tcBorders>
-              <w:top w:val="single" w:sz="4" w:space="0" w:color="C5CDD6"/>
-              <w:left w:val="single" w:sz="4" w:space="0" w:color="C5CDD6"/>
-              <w:bottom w:val="single" w:sz="4" w:space="0" w:color="C5CDD6"/>
-              <w:right w:val="single" w:sz="4" w:space="0" w:color="C5CDD6"/>
-            </w:tcBorders>
-          </w:tcPr>
-          <w:p>
-            <w:pPr>
-              <w:spacing w:after="40" w:before="40" w:line="259" w:lineRule="auto"/>
-            </w:pPr>
-            <w:r/>
-            <w:r>
-              <w:rPr>
-                <w:rFonts w:ascii="Times New Roman" w:hAnsi="Times New Roman" w:eastAsia="Times New Roman" w:cs="Times New Roman"/>
-                <w:b w:val="0"/>
-                <w:i w:val="0"/>
-                <w:color w:val="222222"/>
-                <w:sz w:val="20"/>
-              </w:rPr>
-              <w:t>Ответить на вопрос по норме с цитатой</w:t>
-            </w:r>
-          </w:p>
-        </w:tc>
-        <w:tc>
-          <w:tcPr>
-            <w:tcW w:type="dxa" w:w="5386"/>
-            <w:shd w:fill="FFFFFF" w:val="clear"/>
-            <w:tcBorders>
-              <w:top w:val="single" w:sz="4" w:space="0" w:color="C5CDD6"/>
-              <w:left w:val="single" w:sz="4" w:space="0" w:color="C5CDD6"/>
-              <w:bottom w:val="single" w:sz="4" w:space="0" w:color="C5CDD6"/>
-              <w:right w:val="single" w:sz="4" w:space="0" w:color="C5CDD6"/>
-            </w:tcBorders>
-          </w:tcPr>
-          <w:p>
-            <w:pPr>
-              <w:spacing w:after="40" w:before="40" w:line="259" w:lineRule="auto"/>
-            </w:pPr>
-            <w:r/>
-            <w:r>
-              <w:rPr>
-                <w:rFonts w:ascii="Times New Roman" w:hAnsi="Times New Roman" w:eastAsia="Times New Roman" w:cs="Times New Roman"/>
-                <w:b w:val="0"/>
-                <w:i w:val="0"/>
-                <w:color w:val="222222"/>
-                <w:sz w:val="20"/>
-              </w:rPr>
-              <w:t>Спросить в том же чате. В ответе — текст и блок «Откуда в базе знаний».</w:t>
-            </w:r>
-          </w:p>
-        </w:tc>
-      </w:tr>
-      <w:tr>
-        <w:tc>
-          <w:tcPr>
-            <w:tcW w:type="dxa" w:w="3969"/>
-            <w:shd w:fill="F4F7FA" w:val="clear"/>
-            <w:tcBorders>
-              <w:top w:val="single" w:sz="4" w:space="0" w:color="C5CDD6"/>
-              <w:left w:val="single" w:sz="4" w:space="0" w:color="C5CDD6"/>
-              <w:bottom w:val="single" w:sz="4" w:space="0" w:color="C5CDD6"/>
-              <w:right w:val="single" w:sz="4" w:space="0" w:color="C5CDD6"/>
-            </w:tcBorders>
-          </w:tcPr>
-          <w:p>
-            <w:pPr>
-              <w:spacing w:after="40" w:before="40" w:line="259" w:lineRule="auto"/>
-            </w:pPr>
-            <w:r/>
-            <w:r>
-              <w:rPr>
-                <w:rFonts w:ascii="Times New Roman" w:hAnsi="Times New Roman" w:eastAsia="Times New Roman" w:cs="Times New Roman"/>
-                <w:b w:val="0"/>
-                <w:i w:val="0"/>
-                <w:color w:val="222222"/>
-                <w:sz w:val="20"/>
-              </w:rPr>
-              <w:t>Собрать обзор базы знаний в Word</w:t>
-            </w:r>
-          </w:p>
-        </w:tc>
-        <w:tc>
-          <w:tcPr>
-            <w:tcW w:type="dxa" w:w="5386"/>
-            <w:shd w:fill="F4F7FA" w:val="clear"/>
-            <w:tcBorders>
-              <w:top w:val="single" w:sz="4" w:space="0" w:color="C5CDD6"/>
-              <w:left w:val="single" w:sz="4" w:space="0" w:color="C5CDD6"/>
-              <w:bottom w:val="single" w:sz="4" w:space="0" w:color="C5CDD6"/>
-              <w:right w:val="single" w:sz="4" w:space="0" w:color="C5CDD6"/>
-            </w:tcBorders>
-          </w:tcPr>
-          <w:p>
-            <w:pPr>
-              <w:spacing w:after="40" w:before="40" w:line="259" w:lineRule="auto"/>
-            </w:pPr>
-            <w:r/>
-            <w:r>
-              <w:rPr>
-                <w:rFonts w:ascii="Times New Roman" w:hAnsi="Times New Roman" w:eastAsia="Times New Roman" w:cs="Times New Roman"/>
-                <w:b w:val="0"/>
-                <w:i w:val="0"/>
-                <w:color w:val="222222"/>
-                <w:sz w:val="20"/>
-              </w:rPr>
-              <w:t>Команда «саммари». Карточки по актам и ссылки [n] на фрагменты.</w:t>
-            </w:r>
-          </w:p>
-        </w:tc>
-      </w:tr>
-      <w:tr>
-        <w:tc>
-          <w:tcPr>
-            <w:tcW w:type="dxa" w:w="3969"/>
-            <w:shd w:fill="FFFFFF" w:val="clear"/>
-            <w:tcBorders>
-              <w:top w:val="single" w:sz="4" w:space="0" w:color="C5CDD6"/>
-              <w:left w:val="single" w:sz="4" w:space="0" w:color="C5CDD6"/>
-              <w:bottom w:val="single" w:sz="4" w:space="0" w:color="C5CDD6"/>
-              <w:right w:val="single" w:sz="4" w:space="0" w:color="C5CDD6"/>
-            </w:tcBorders>
-          </w:tcPr>
-          <w:p>
-            <w:pPr>
-              <w:spacing w:after="40" w:before="40" w:line="259" w:lineRule="auto"/>
-            </w:pPr>
-            <w:r/>
-            <w:r>
-              <w:rPr>
-                <w:rFonts w:ascii="Times New Roman" w:hAnsi="Times New Roman" w:eastAsia="Times New Roman" w:cs="Times New Roman"/>
-                <w:b w:val="0"/>
-                <w:i w:val="0"/>
-                <w:color w:val="222222"/>
-                <w:sz w:val="20"/>
-              </w:rPr>
-              <w:t>Собрать черновик программы проверки в Word</w:t>
-            </w:r>
-          </w:p>
-        </w:tc>
-        <w:tc>
-          <w:tcPr>
-            <w:tcW w:type="dxa" w:w="5386"/>
-            <w:shd w:fill="FFFFFF" w:val="clear"/>
-            <w:tcBorders>
-              <w:top w:val="single" w:sz="4" w:space="0" w:color="C5CDD6"/>
-              <w:left w:val="single" w:sz="4" w:space="0" w:color="C5CDD6"/>
-              <w:bottom w:val="single" w:sz="4" w:space="0" w:color="C5CDD6"/>
-              <w:right w:val="single" w:sz="4" w:space="0" w:color="C5CDD6"/>
-            </w:tcBorders>
-          </w:tcPr>
-          <w:p>
-            <w:pPr>
-              <w:spacing w:after="40" w:before="40" w:line="259" w:lineRule="auto"/>
-            </w:pPr>
-            <w:r/>
-            <w:r>
-              <w:rPr>
-                <w:rFonts w:ascii="Times New Roman" w:hAnsi="Times New Roman" w:eastAsia="Times New Roman" w:cs="Times New Roman"/>
-                <w:b w:val="0"/>
-                <w:i w:val="0"/>
-                <w:color w:val="222222"/>
-                <w:sz w:val="20"/>
-              </w:rPr>
-              <w:t>Команда «программа проверки». Цель, риски, процедуры — не утверждённая программа СВА.</w:t>
-            </w:r>
-          </w:p>
-        </w:tc>
-      </w:tr>
-    </w:tbl>
-    <w:p>
-      <w:pPr>
-        <w:spacing w:after="200" w:before="80"/>
-      </w:pPr>
-    </w:p>
-    <w:p>
-      <w:pPr>
-        <w:spacing w:after="120" w:before="0" w:line="276" w:lineRule="auto"/>
-        <w:ind w:firstLine="709"/>
-        <w:jc w:val="both"/>
-      </w:pPr>
-      <w:r>
-        <w:rPr>
-          <w:rFonts w:ascii="Times New Roman" w:hAnsi="Times New Roman" w:eastAsia="Times New Roman" w:cs="Times New Roman"/>
-          <w:b w:val="0"/>
-          <w:i w:val="0"/>
-          <w:color w:val="222222"/>
-          <w:sz w:val="24"/>
-        </w:rPr>
-        <w:t>Граница продукта такая же важна, как возможности. Система не выдаёт юридически значимое заключение «за аудитора», не ставит вывод «нарушение / не нарушение» и не подписывает working paper. Она не ищет по всему интернету и чужим юрисдикциям: нормы РФ, ЕС и IFRS в библиотеку не подмешиваются. Она не считает суммы по договорам клиента — контура фактов (выгрузки, Excel, SQL) ещё нет. Две проверки в одном чате вести нельзя.</w:t>
-      </w:r>
-    </w:p>
-    <w:p>
-      <w:pPr>
-        <w:spacing w:after="120" w:before="0" w:line="276" w:lineRule="auto"/>
-        <w:ind w:firstLine="709"/>
-        <w:jc w:val="both"/>
-      </w:pPr>
-      <w:r>
-        <w:rPr>
-          <w:rFonts w:ascii="Times New Roman" w:hAnsi="Times New Roman" w:eastAsia="Times New Roman" w:cs="Times New Roman"/>
-          <w:b w:val="0"/>
-          <w:i w:val="0"/>
-          <w:color w:val="222222"/>
-          <w:sz w:val="24"/>
-        </w:rPr>
-        <w:t>В плане — данные клиента, тесты с выборкой, рабочие бумаги и детерминированные правила (курсы, лимиты). Это появится в том же кейсе, но отдельным контуром: норма и факт никогда не лежат в одной базе знаний.</w:t>
-      </w:r>
-    </w:p>
-    <w:p>
-      <w:pPr>
-        <w:pStyle w:val="Heading2"/>
-        <w:spacing w:before="200" w:after="80" w:line="240" w:lineRule="auto"/>
-      </w:pPr>
-      <w:r>
-        <w:rPr>
-          <w:rFonts w:ascii="Times New Roman" w:hAnsi="Times New Roman" w:eastAsia="Times New Roman" w:cs="Times New Roman"/>
-          <w:b/>
-          <w:i w:val="0"/>
-          <w:color w:val="2E5A88"/>
-          <w:sz w:val="28"/>
-        </w:rPr>
-        <w:t>1.4. Принципы, которые нельзя ломать</w:t>
-      </w:r>
-    </w:p>
-    <w:p>
-      <w:pPr>
-        <w:pStyle w:val="ListBullet"/>
-        <w:spacing w:after="40" w:before="0" w:line="276" w:lineRule="auto"/>
-        <w:ind w:left="709"/>
-      </w:pPr>
-      <w:r>
-        <w:rPr>
-          <w:rFonts w:ascii="Times New Roman" w:hAnsi="Times New Roman" w:eastAsia="Times New Roman" w:cs="Times New Roman"/>
-          <w:b w:val="0"/>
-          <w:i w:val="0"/>
-          <w:color w:val="222222"/>
-          <w:sz w:val="24"/>
-        </w:rPr>
-        <w:t>Список НПА и (позже) тесты утверждает аудитор. Download без явного выбора невозможен.</w:t>
-      </w:r>
-    </w:p>
-    <w:p>
-      <w:pPr>
-        <w:pStyle w:val="ListBullet"/>
-        <w:spacing w:after="40" w:before="0" w:line="276" w:lineRule="auto"/>
-        <w:ind w:left="709"/>
-      </w:pPr>
-      <w:r>
-        <w:rPr>
-          <w:rFonts w:ascii="Times New Roman" w:hAnsi="Times New Roman" w:eastAsia="Times New Roman" w:cs="Times New Roman"/>
-          <w:b w:val="0"/>
-          <w:i w:val="0"/>
-          <w:color w:val="222222"/>
-          <w:sz w:val="24"/>
-        </w:rPr>
-        <w:t>Ollama, чат, поиск и файлы кейса живут на своей машине или в контуре банка.</w:t>
-      </w:r>
-    </w:p>
-    <w:p>
-      <w:pPr>
-        <w:pStyle w:val="ListBullet"/>
-        <w:spacing w:after="40" w:before="0" w:line="276" w:lineRule="auto"/>
-        <w:ind w:left="709"/>
-      </w:pPr>
-      <w:r>
-        <w:rPr>
-          <w:rFonts w:ascii="Times New Roman" w:hAnsi="Times New Roman" w:eastAsia="Times New Roman" w:cs="Times New Roman"/>
-          <w:b w:val="0"/>
-          <w:i w:val="0"/>
-          <w:color w:val="222222"/>
-          <w:sz w:val="24"/>
-        </w:rPr>
-        <w:t>Поиск актов — только allowlist: pravo.by, pravo.gov.by, etalonline.by, nbrb.by, minfin.gov.by, nalog.gov.by, government.by, president.gov.by.</w:t>
-      </w:r>
-    </w:p>
-    <w:p>
-      <w:pPr>
-        <w:pStyle w:val="ListBullet"/>
-        <w:spacing w:after="40" w:before="0" w:line="276" w:lineRule="auto"/>
-        <w:ind w:left="709"/>
-      </w:pPr>
-      <w:r>
-        <w:rPr>
-          <w:rFonts w:ascii="Times New Roman" w:hAnsi="Times New Roman" w:eastAsia="Times New Roman" w:cs="Times New Roman"/>
-          <w:b w:val="0"/>
-          <w:i w:val="0"/>
-          <w:color w:val="222222"/>
-          <w:sz w:val="24"/>
-        </w:rPr>
-        <w:t>Норма не равна факту. Кодексы и выписки клиента — разные хранилища и разные инструменты.</w:t>
-      </w:r>
-    </w:p>
-    <w:p>
-      <w:pPr>
-        <w:pStyle w:val="ListBullet"/>
-        <w:spacing w:after="40" w:before="0" w:line="276" w:lineRule="auto"/>
-        <w:ind w:left="709"/>
-      </w:pPr>
-      <w:r>
-        <w:rPr>
-          <w:rFonts w:ascii="Times New Roman" w:hAnsi="Times New Roman" w:eastAsia="Times New Roman" w:cs="Times New Roman"/>
-          <w:b w:val="0"/>
-          <w:i w:val="0"/>
-          <w:color w:val="222222"/>
-          <w:sz w:val="24"/>
-        </w:rPr>
-        <w:t>Цитата важнее гладкого ответа. Нет фрагмента в библиотеке — модель должна отказаться, а не сочинить статью.</w:t>
-      </w:r>
-    </w:p>
-    <w:p>
-      <w:pPr>
-        <w:pStyle w:val="ListBullet"/>
-        <w:spacing w:after="40" w:before="0" w:line="276" w:lineRule="auto"/>
-        <w:ind w:left="709"/>
-      </w:pPr>
-      <w:r>
-        <w:rPr>
-          <w:rFonts w:ascii="Times New Roman" w:hAnsi="Times New Roman" w:eastAsia="Times New Roman" w:cs="Times New Roman"/>
-          <w:b w:val="0"/>
-          <w:i w:val="0"/>
-          <w:color w:val="222222"/>
-          <w:sz w:val="24"/>
-        </w:rPr>
-        <w:t>Какой файл, какой чанк и какой URL попали в ответ, должно быть восстановимо из папки кейса.</w:t>
-      </w:r>
-    </w:p>
-    <w:p>
-      <w:pPr>
-        <w:pStyle w:val="Heading2"/>
-        <w:spacing w:before="200" w:after="80" w:line="240" w:lineRule="auto"/>
-      </w:pPr>
-      <w:r>
-        <w:rPr>
-          <w:rFonts w:ascii="Times New Roman" w:hAnsi="Times New Roman" w:eastAsia="Times New Roman" w:cs="Times New Roman"/>
-          <w:b/>
-          <w:i w:val="0"/>
-          <w:color w:val="2E5A88"/>
-          <w:sz w:val="28"/>
-        </w:rPr>
-        <w:t>1.5. Как выглядит вход для аудитора</w:t>
-      </w:r>
-    </w:p>
-    <w:p>
-      <w:pPr>
-        <w:spacing w:after="120" w:before="0" w:line="276" w:lineRule="auto"/>
-        <w:ind w:firstLine="709"/>
-        <w:jc w:val="both"/>
-      </w:pPr>
-      <w:r>
-        <w:rPr>
-          <w:rFonts w:ascii="Times New Roman" w:hAnsi="Times New Roman" w:eastAsia="Times New Roman" w:cs="Times New Roman"/>
-          <w:b w:val="0"/>
-          <w:i w:val="0"/>
-          <w:color w:val="222222"/>
-          <w:sz w:val="24"/>
-        </w:rPr>
-        <w:t>Продукт — один адрес. Аудитор открывает браузер, входит в Open WebUI и выбирает модель «Аудитор». Это не обычная языковая модель из списка Ollama: это цикл с руками и стоп-краном. Код понимает фазу проверки, вызывает Audit Tool Server и останавливается, когда нужно решение человека. Обычная модель qwen3.6:35b (иконка «ol») этого не умеет — с ней нет кейса, нет «утверждаю» и нет саммари.</w:t>
-      </w:r>
-    </w:p>
-    <w:p>
-      <w:pPr>
-        <w:spacing w:after="120" w:before="0" w:line="276" w:lineRule="auto"/>
-        <w:ind w:firstLine="709"/>
-        <w:jc w:val="both"/>
-      </w:pPr>
-      <w:r>
-        <w:rPr>
-          <w:rFonts w:ascii="Times New Roman" w:hAnsi="Times New Roman" w:eastAsia="Times New Roman" w:cs="Times New Roman"/>
-          <w:b w:val="0"/>
-          <w:i w:val="0"/>
-          <w:color w:val="222222"/>
-          <w:sz w:val="24"/>
-        </w:rPr>
-        <w:t>Swagger API на порту 8100 аудитору не нужен: это лаборатория для разработки. Лабораторный React-интерфейс тоже не витрина продукта. Работает тот, кто открыл чат и ведёт проверку фразами на русском.</w:t>
+        <w:t>Каждую проверку аудитор раньше собирал вручную: вспоминал кодексы и инструкции НБРБ, искал редакции на pravo.by, читал десятки страниц ради пяти–семи норм. Модель без документов выдумывает статьи. Документы без модели не масштабируются. Система закрывает разрыв: модель предлагает список и пишет черновики, сервер добывает официальные тексты и отвечает только по найденным фрагментам, аудитор остаётся человеком в контуре.</w:t>
       </w:r>
     </w:p>
     <w:p>
       <w:pPr>
         <w:pStyle w:val="Heading1"/>
-        <w:spacing w:before="280" w:after="160" w:line="240" w:lineRule="auto"/>
+        <w:spacing w:before="240" w:after="120" w:line="240" w:lineRule="auto"/>
       </w:pPr>
       <w:r>
         <w:rPr>
@@ -1684,7 +914,7 @@
     <w:p>
       <w:pPr>
         <w:pStyle w:val="Heading2"/>
-        <w:spacing w:before="200" w:after="80" w:line="240" w:lineRule="auto"/>
+        <w:spacing w:before="160" w:after="120" w:line="240" w:lineRule="auto"/>
       </w:pPr>
       <w:r>
         <w:rPr>
@@ -1694,12 +924,12 @@
           <w:color w:val="2E5A88"/>
           <w:sz w:val="28"/>
         </w:rPr>
-        <w:t>2.1. Подготовка и первый вход</w:t>
+        <w:t>2.1. Вход</w:t>
       </w:r>
     </w:p>
     <w:p>
       <w:pPr>
-        <w:spacing w:after="120" w:before="0" w:line="276" w:lineRule="auto"/>
+        <w:spacing w:after="120" w:before="0" w:line="360" w:lineRule="auto"/>
         <w:ind w:firstLine="709"/>
         <w:jc w:val="both"/>
       </w:pPr>
@@ -1711,12 +941,12 @@
           <w:color w:val="222222"/>
           <w:sz w:val="24"/>
         </w:rPr>
-        <w:t>На машине должны быть установлены Docker и Ollama. Ollama крутится на хосте, не в контейнере. На Windows в настройках Ollama включите «Expose Ollama to the network», иначе контейнеры не достучатся до моделей. Скачайте две модели: чат qwen3.6:35b и эмбеддинги qwen3-embedding:latest (именно её, не MiniLM — для юридического русского она слабая).</w:t>
+        <w:t>На машине — Docker и Ollama. Ollama крутится на хосте, не в контейнере. На Windows включите «Expose Ollama to the network». Скачайте qwen3.6:35b (чат) и qwen3-embedding:latest (векторы; не MiniLM). Из корня репозитория: docker compose up -d --build. Откройте http://localhost:3000, войдите. Имя продукта в шапке — «Аудитор».</w:t>
       </w:r>
     </w:p>
     <w:p>
       <w:pPr>
-        <w:spacing w:after="120" w:before="0" w:line="276" w:lineRule="auto"/>
+        <w:spacing w:after="120" w:before="0" w:line="360" w:lineRule="auto"/>
         <w:ind w:firstLine="709"/>
         <w:jc w:val="both"/>
       </w:pPr>
@@ -1728,51 +958,28 @@
           <w:color w:val="222222"/>
           <w:sz w:val="24"/>
         </w:rPr>
-        <w:t>Стек поднимается одной командой из корня репозитория:</w:t>
+        <w:t>Слева — лента чатов, большое поле внизу — единственный вход. Над ответом статусы Pipe («Создаю проверку…», «Скачиваю…») — это прогресс, не ответ модели. Подбор списка и Word занимают минуты. Не выбирайте голый qwen3.6:35b, не включайте веб-поиск в чате, не прикрепляйте клиентские Excel, не ведите две проверки в одном окне. Zip и Word открываются ссылками в браузере на порту 8100, не внутри чата.</w:t>
       </w:r>
     </w:p>
     <w:p>
       <w:pPr>
-        <w:spacing w:after="0" w:before="80" w:line="240" w:lineRule="auto"/>
-        <w:ind w:left="567"/>
-        <w:jc w:val="left"/>
+        <w:pStyle w:val="Heading2"/>
+        <w:spacing w:before="160" w:after="120" w:line="240" w:lineRule="auto"/>
       </w:pPr>
       <w:r>
         <w:rPr>
-          <w:rFonts w:ascii="Consolas" w:hAnsi="Consolas" w:eastAsia="Consolas" w:cs="Consolas"/>
-          <w:b w:val="0"/>
+          <w:rFonts w:ascii="Times New Roman" w:hAnsi="Times New Roman" w:eastAsia="Times New Roman" w:cs="Times New Roman"/>
+          <w:b/>
           <w:i w:val="0"/>
-          <w:color w:val="1F3A5F"/>
-          <w:sz w:val="20"/>
+          <w:color w:val="2E5A88"/>
+          <w:sz w:val="28"/>
         </w:rPr>
-        <w:t>cd c:\Users\audit\Work\Arina\2026\audit-tools</w:t>
+        <w:t>2.2. Шаг за шагом</w:t>
       </w:r>
     </w:p>
     <w:p>
       <w:pPr>
-        <w:spacing w:after="0" w:before="0" w:line="240" w:lineRule="auto"/>
-        <w:ind w:left="567"/>
-        <w:jc w:val="left"/>
-      </w:pPr>
-      <w:r>
-        <w:rPr>
-          <w:rFonts w:ascii="Consolas" w:hAnsi="Consolas" w:eastAsia="Consolas" w:cs="Consolas"/>
-          <w:b w:val="0"/>
-          <w:i w:val="0"/>
-          <w:color w:val="1F3A5F"/>
-          <w:sz w:val="20"/>
-        </w:rPr>
-        <w:t>docker compose up -d --build</w:t>
-      </w:r>
-    </w:p>
-    <w:p>
-      <w:pPr>
-        <w:spacing w:after="160" w:before="40" w:line="120" w:lineRule="auto"/>
-      </w:pPr>
-    </w:p>
-    <w:p>
-      <w:pPr>
-        <w:spacing w:after="120" w:before="0" w:line="276" w:lineRule="auto"/>
+        <w:spacing w:after="120" w:before="0" w:line="360" w:lineRule="auto"/>
         <w:ind w:firstLine="709"/>
         <w:jc w:val="both"/>
       </w:pPr>
@@ -1784,249 +991,13 @@
           <w:color w:val="222222"/>
           <w:sz w:val="24"/>
         </w:rPr>
-        <w:t>Откройте http://localhost:3000. При первом запуске создайте учётную запись администратора и войдите. Если в списке моделей нет пункта «Аудитор», агент ещё не вставлен. Это делает администратор один раз: Панель администратора → Функции → создать функцию с ID auditor, вставить код Pipe, включить переключатель, в параметрах указать AUDIT_API=http://backend:8100. После обновления страницы (F5) модель «Аудитор» появляется в новом чате. Иконка у неё не «ol».</w:t>
+        <w:t>Шаг 1. Описать проверку. Текст до первой запятой станет названием, остальное через запятую — ключевые слова для поиска и саммари. Не пишите JSON. Не начинайте с «вопрос …»: агент не создаст кейс. Обычный «какой срок…» без кейса уйдёт в свободный чат.</w:t>
       </w:r>
     </w:p>
     <w:p>
       <w:pPr>
-        <w:pStyle w:val="Heading2"/>
-        <w:spacing w:before="200" w:after="80" w:line="240" w:lineRule="auto"/>
-      </w:pPr>
-      <w:r>
-        <w:rPr>
-          <w:rFonts w:ascii="Times New Roman" w:hAnsi="Times New Roman" w:eastAsia="Times New Roman" w:cs="Times New Roman"/>
-          <w:b/>
-          <w:i w:val="0"/>
-          <w:color w:val="2E5A88"/>
-          <w:sz w:val="28"/>
-        </w:rPr>
-        <w:t>2.2. Навигация в Open WebUI</w:t>
-      </w:r>
-    </w:p>
-    <w:p>
-      <w:pPr>
-        <w:spacing w:after="120" w:before="0" w:line="276" w:lineRule="auto"/>
-        <w:ind w:firstLine="709"/>
-        <w:jc w:val="both"/>
-      </w:pPr>
-      <w:r>
-        <w:rPr>
-          <w:rFonts w:ascii="Times New Roman" w:hAnsi="Times New Roman" w:eastAsia="Times New Roman" w:cs="Times New Roman"/>
-          <w:b w:val="0"/>
-          <w:i w:val="0"/>
-          <w:color w:val="222222"/>
-          <w:sz w:val="24"/>
-        </w:rPr>
-        <w:t>Слева — лента чатов, снизу слева — ваше имя, справа — диалог. Имя продукта в шапке — «Аудитор». Большое поле внизу — единственный вход: обычный текст, Enter отправляет. Над ответом появляются статусы Pipe («Создаю проверку…», «Скачиваю выбранные документы…»). Это не ответ модели, а прогресс. Подбор списка НПА и сборка Word занимают минуты, не секунды. Дождитесь конца шага.</w:t>
-      </w:r>
-    </w:p>
-    <w:p>
-      <w:pPr>
-        <w:spacing w:after="120" w:before="0" w:line="276" w:lineRule="auto"/>
-        <w:ind w:firstLine="709"/>
-        <w:jc w:val="both"/>
-      </w:pPr>
-      <w:r>
-        <w:rPr>
-          <w:rFonts w:ascii="Times New Roman" w:hAnsi="Times New Roman" w:eastAsia="Times New Roman" w:cs="Times New Roman"/>
-          <w:b w:val="0"/>
-          <w:i w:val="0"/>
-          <w:color w:val="222222"/>
-          <w:sz w:val="24"/>
-        </w:rPr>
-        <w:t>Одна проверка — один чат. Новая тема — новый чат и снова модель «Аудитор». В конец почти каждого ответа агент вшивает скрытую метку кейса. Если удалить ответы агента из истории, привязка потеряется, и проверку придётся описывать заново. Команды «помощь», «help» или «?» показывают шпаргалку прямо в чате.</w:t>
-      </w:r>
-    </w:p>
-    <w:p>
-      <w:pPr>
-        <w:spacing w:after="120" w:before="0" w:line="276" w:lineRule="auto"/>
-        <w:ind w:firstLine="709"/>
-        <w:jc w:val="both"/>
-      </w:pPr>
-      <w:r>
-        <w:rPr>
-          <w:rFonts w:ascii="Times New Roman" w:hAnsi="Times New Roman" w:eastAsia="Times New Roman" w:cs="Times New Roman"/>
-          <w:b w:val="0"/>
-          <w:i w:val="0"/>
-          <w:color w:val="222222"/>
-          <w:sz w:val="24"/>
-        </w:rPr>
-        <w:t>Чего не делать в этом сценарии:</w:t>
-      </w:r>
-    </w:p>
-    <w:p>
-      <w:pPr>
-        <w:pStyle w:val="ListBullet"/>
-        <w:spacing w:after="40" w:before="0" w:line="276" w:lineRule="auto"/>
-        <w:ind w:left="709"/>
-      </w:pPr>
-      <w:r>
-        <w:rPr>
-          <w:rFonts w:ascii="Times New Roman" w:hAnsi="Times New Roman" w:eastAsia="Times New Roman" w:cs="Times New Roman"/>
-          <w:b w:val="0"/>
-          <w:i w:val="0"/>
-          <w:color w:val="222222"/>
-          <w:sz w:val="24"/>
-        </w:rPr>
-        <w:t>не выбирайте голый qwen3.6:35b вместо модели «Аудитор»;</w:t>
-      </w:r>
-    </w:p>
-    <w:p>
-      <w:pPr>
-        <w:pStyle w:val="ListBullet"/>
-        <w:spacing w:after="40" w:before="0" w:line="276" w:lineRule="auto"/>
-        <w:ind w:left="709"/>
-      </w:pPr>
-      <w:r>
-        <w:rPr>
-          <w:rFonts w:ascii="Times New Roman" w:hAnsi="Times New Roman" w:eastAsia="Times New Roman" w:cs="Times New Roman"/>
-          <w:b w:val="0"/>
-          <w:i w:val="0"/>
-          <w:color w:val="222222"/>
-          <w:sz w:val="24"/>
-        </w:rPr>
-        <w:t>не включайте веб-поиск в чате — SearXNG работает только на сервере при скачивании актов;</w:t>
-      </w:r>
-    </w:p>
-    <w:p>
-      <w:pPr>
-        <w:pStyle w:val="ListBullet"/>
-        <w:spacing w:after="40" w:before="0" w:line="276" w:lineRule="auto"/>
-        <w:ind w:left="709"/>
-      </w:pPr>
-      <w:r>
-        <w:rPr>
-          <w:rFonts w:ascii="Times New Roman" w:hAnsi="Times New Roman" w:eastAsia="Times New Roman" w:cs="Times New Roman"/>
-          <w:b w:val="0"/>
-          <w:i w:val="0"/>
-          <w:color w:val="222222"/>
-          <w:sz w:val="24"/>
-        </w:rPr>
-        <w:t>не прикрепляйте клиентские Excel и договоры скрепкой — норма и факт смешаются;</w:t>
-      </w:r>
-    </w:p>
-    <w:p>
-      <w:pPr>
-        <w:pStyle w:val="ListBullet"/>
-        <w:spacing w:after="40" w:before="0" w:line="276" w:lineRule="auto"/>
-        <w:ind w:left="709"/>
-      </w:pPr>
-      <w:r>
-        <w:rPr>
-          <w:rFonts w:ascii="Times New Roman" w:hAnsi="Times New Roman" w:eastAsia="Times New Roman" w:cs="Times New Roman"/>
-          <w:b w:val="0"/>
-          <w:i w:val="0"/>
-          <w:color w:val="222222"/>
-          <w:sz w:val="24"/>
-        </w:rPr>
-        <w:t>не ведите вторую проверку в том же окне;</w:t>
-      </w:r>
-    </w:p>
-    <w:p>
-      <w:pPr>
-        <w:pStyle w:val="ListBullet"/>
-        <w:spacing w:after="40" w:before="0" w:line="276" w:lineRule="auto"/>
-        <w:ind w:left="709"/>
-      </w:pPr>
-      <w:r>
-        <w:rPr>
-          <w:rFonts w:ascii="Times New Roman" w:hAnsi="Times New Roman" w:eastAsia="Times New Roman" w:cs="Times New Roman"/>
-          <w:b w:val="0"/>
-          <w:i w:val="0"/>
-          <w:color w:val="222222"/>
-          <w:sz w:val="24"/>
-        </w:rPr>
-        <w:t>не открывайте лабораторный UI на порту 5174 как «место работы».</w:t>
-      </w:r>
-    </w:p>
-    <w:p>
-      <w:pPr>
-        <w:pStyle w:val="Heading2"/>
-        <w:spacing w:before="200" w:after="80" w:line="240" w:lineRule="auto"/>
-      </w:pPr>
-      <w:r>
-        <w:rPr>
-          <w:rFonts w:ascii="Times New Roman" w:hAnsi="Times New Roman" w:eastAsia="Times New Roman" w:cs="Times New Roman"/>
-          <w:b/>
-          <w:i w:val="0"/>
-          <w:color w:val="2E5A88"/>
-          <w:sz w:val="28"/>
-        </w:rPr>
-        <w:t>2.3. Шаги проверки в чате</w:t>
-      </w:r>
-    </w:p>
-    <w:p>
-      <w:pPr>
-        <w:pStyle w:val="Heading3"/>
-        <w:spacing w:before="200" w:after="80" w:line="240" w:lineRule="auto"/>
-      </w:pPr>
-      <w:r>
-        <w:rPr>
-          <w:rFonts w:ascii="Times New Roman" w:hAnsi="Times New Roman" w:eastAsia="Times New Roman" w:cs="Times New Roman"/>
-          <w:b/>
-          <w:i w:val="0"/>
-          <w:color w:val="1F3A5F"/>
-          <w:sz w:val="26"/>
-        </w:rPr>
-        <w:t>Шаг 1. Описать проверку</w:t>
-      </w:r>
-    </w:p>
-    <w:p>
-      <w:pPr>
-        <w:spacing w:after="120" w:before="0" w:line="276" w:lineRule="auto"/>
-        <w:ind w:firstLine="709"/>
-        <w:jc w:val="both"/>
-      </w:pPr>
-      <w:r>
-        <w:rPr>
-          <w:rFonts w:ascii="Times New Roman" w:hAnsi="Times New Roman" w:eastAsia="Times New Roman" w:cs="Times New Roman"/>
-          <w:b w:val="0"/>
-          <w:i w:val="0"/>
-          <w:color w:val="222222"/>
-          <w:sz w:val="24"/>
-        </w:rPr>
-        <w:t>Текст до первой запятой станет названием проверки. Остальное через запятую — ключевые слова для поиска актов и саммари. Не пишите JSON и не начинайте с вопроса: вопрос без кейса агент попытается ответить, хотя библиотеки ещё нет.</w:t>
-      </w:r>
-    </w:p>
-    <w:p>
-      <w:pPr>
-        <w:spacing w:after="0" w:before="80" w:line="240" w:lineRule="auto"/>
+        <w:spacing w:after="0" w:before="60" w:line="240" w:lineRule="auto"/>
         <w:ind w:left="567"/>
-        <w:jc w:val="left"/>
-      </w:pPr>
-      <w:r>
-        <w:rPr>
-          <w:rFonts w:ascii="Consolas" w:hAnsi="Consolas" w:eastAsia="Consolas" w:cs="Consolas"/>
-          <w:b w:val="0"/>
-          <w:i w:val="0"/>
-          <w:color w:val="1F3A5F"/>
-          <w:sz w:val="20"/>
-        </w:rPr>
-        <w:t>Проверка &lt;тема&gt;, &lt;слово 1&gt;, &lt;слово 2&gt;, &lt;слово 3&gt;</w:t>
-      </w:r>
-    </w:p>
-    <w:p>
-      <w:pPr>
-        <w:spacing w:after="0" w:before="0" w:line="240" w:lineRule="auto"/>
-        <w:ind w:left="567"/>
-        <w:jc w:val="left"/>
-      </w:pPr>
-      <w:r>
-        <w:rPr>
-          <w:rFonts w:ascii="Consolas" w:hAnsi="Consolas" w:eastAsia="Consolas" w:cs="Consolas"/>
-          <w:b w:val="0"/>
-          <w:i w:val="0"/>
-          <w:color w:val="1F3A5F"/>
-          <w:sz w:val="20"/>
-        </w:rPr>
-        <w:t xml:space="preserve"> </w:t>
-      </w:r>
-    </w:p>
-    <w:p>
-      <w:pPr>
-        <w:spacing w:after="0" w:before="0" w:line="240" w:lineRule="auto"/>
-        <w:ind w:left="567"/>
-        <w:jc w:val="left"/>
       </w:pPr>
       <w:r>
         <w:rPr>
@@ -2043,7 +1014,6 @@
       <w:pPr>
         <w:spacing w:after="0" w:before="0" w:line="240" w:lineRule="auto"/>
         <w:ind w:left="567"/>
-        <w:jc w:val="left"/>
       </w:pPr>
       <w:r>
         <w:rPr>
@@ -2058,29 +1028,12 @@
     </w:p>
     <w:p>
       <w:pPr>
-        <w:spacing w:after="0" w:before="0" w:line="240" w:lineRule="auto"/>
-        <w:ind w:left="567"/>
-        <w:jc w:val="left"/>
-      </w:pPr>
-      <w:r>
-        <w:rPr>
-          <w:rFonts w:ascii="Consolas" w:hAnsi="Consolas" w:eastAsia="Consolas" w:cs="Consolas"/>
-          <w:b w:val="0"/>
-          <w:i w:val="0"/>
-          <w:color w:val="1F3A5F"/>
-          <w:sz w:val="20"/>
-        </w:rPr>
-        <w:t>Проверка валютного контроля по экспортным контрактам, валютная выручка, срок репатриации</w:t>
-      </w:r>
-    </w:p>
-    <w:p>
-      <w:pPr>
-        <w:spacing w:after="160" w:before="40" w:line="120" w:lineRule="auto"/>
+        <w:spacing w:after="120" w:before="40"/>
       </w:pPr>
     </w:p>
     <w:p>
       <w:pPr>
-        <w:spacing w:after="120" w:before="0" w:line="276" w:lineRule="auto"/>
+        <w:spacing w:after="120" w:before="0" w:line="360" w:lineRule="auto"/>
         <w:ind w:firstLine="709"/>
         <w:jc w:val="both"/>
       </w:pPr>
@@ -2092,28 +1045,12 @@
           <w:color w:val="222222"/>
           <w:sz w:val="24"/>
         </w:rPr>
-        <w:t>Через одну–три минуты придёт нумерованный список: обязательно / желательно / опционально и короткое «зачем этот акт». Файлы ещё не качаются. Список можно урезать: модель могла предложить лишний или устаревший акт. Вы — человек в контуре.</w:t>
+        <w:t>Через одну–три минуты придёт нумерованный список: обязательно / желательно / опционально и короткое «зачем этот акт». Файлы ещё не качаются. Список можно урезать: модель могла предложить лишний акт. Вы — человек в контуре.</w:t>
       </w:r>
     </w:p>
     <w:p>
       <w:pPr>
-        <w:pStyle w:val="Heading3"/>
-        <w:spacing w:before="200" w:after="80" w:line="240" w:lineRule="auto"/>
-      </w:pPr>
-      <w:r>
-        <w:rPr>
-          <w:rFonts w:ascii="Times New Roman" w:hAnsi="Times New Roman" w:eastAsia="Times New Roman" w:cs="Times New Roman"/>
-          <w:b/>
-          <w:i w:val="0"/>
-          <w:color w:val="1F3A5F"/>
-          <w:sz w:val="26"/>
-        </w:rPr>
-        <w:t>Шаг 2. Утвердить и скачать</w:t>
-      </w:r>
-    </w:p>
-    <w:p>
-      <w:pPr>
-        <w:spacing w:after="120" w:before="0" w:line="276" w:lineRule="auto"/>
+        <w:spacing w:after="120" w:before="0" w:line="360" w:lineRule="auto"/>
         <w:ind w:firstLine="709"/>
         <w:jc w:val="both"/>
       </w:pPr>
@@ -2125,14 +1062,13 @@
           <w:color w:val="222222"/>
           <w:sz w:val="24"/>
         </w:rPr>
-        <w:t>Пока вы не написали «утверждаю», система ничего не скачивает. Качать или нет — решаете вы, не модель. Номера совпадают с последним списком в чате.</w:t>
+        <w:t>Шаг 2. Утвердить и скачать. Пока нет «утверждаю», ничего не качается. Синонимы: подтверждаю, выбираю, скачивай. «Все обязательные» — только приоритет 1. URL — целиком из адресной строки, без многоточия. Уже скачанный файл повторно не перезаписывается. SearXNG часто получает 403 — это ожидаемо: повторите «скачай» или подложите официальную ссылку.</w:t>
       </w:r>
     </w:p>
     <w:p>
       <w:pPr>
-        <w:spacing w:after="0" w:before="80" w:line="240" w:lineRule="auto"/>
+        <w:spacing w:after="0" w:before="60" w:line="240" w:lineRule="auto"/>
         <w:ind w:left="567"/>
-        <w:jc w:val="left"/>
       </w:pPr>
       <w:r>
         <w:rPr>
@@ -2142,48 +1078,13 @@
           <w:color w:val="1F3A5F"/>
           <w:sz w:val="20"/>
         </w:rPr>
-        <w:t>утверждаю 1, 2, 4</w:t>
+        <w:t>утверждаю 1, 2, 4 плюс Инструкция НБРБ № 38</w:t>
       </w:r>
     </w:p>
     <w:p>
       <w:pPr>
         <w:spacing w:after="0" w:before="0" w:line="240" w:lineRule="auto"/>
         <w:ind w:left="567"/>
-        <w:jc w:val="left"/>
-      </w:pPr>
-      <w:r>
-        <w:rPr>
-          <w:rFonts w:ascii="Consolas" w:hAnsi="Consolas" w:eastAsia="Consolas" w:cs="Consolas"/>
-          <w:b w:val="0"/>
-          <w:i w:val="0"/>
-          <w:color w:val="1F3A5F"/>
-          <w:sz w:val="20"/>
-        </w:rPr>
-        <w:t>утверждаю все обязательные</w:t>
-      </w:r>
-    </w:p>
-    <w:p>
-      <w:pPr>
-        <w:spacing w:after="0" w:before="0" w:line="240" w:lineRule="auto"/>
-        <w:ind w:left="567"/>
-        <w:jc w:val="left"/>
-      </w:pPr>
-      <w:r>
-        <w:rPr>
-          <w:rFonts w:ascii="Consolas" w:hAnsi="Consolas" w:eastAsia="Consolas" w:cs="Consolas"/>
-          <w:b w:val="0"/>
-          <w:i w:val="0"/>
-          <w:color w:val="1F3A5F"/>
-          <w:sz w:val="20"/>
-        </w:rPr>
-        <w:t>утверждаю 1, 2 плюс Инструкция НБРБ № 38; Положение о внутреннем контроле</w:t>
-      </w:r>
-    </w:p>
-    <w:p>
-      <w:pPr>
-        <w:spacing w:after="0" w:before="0" w:line="240" w:lineRule="auto"/>
-        <w:ind w:left="567"/>
-        <w:jc w:val="left"/>
       </w:pPr>
       <w:r>
         <w:rPr>
@@ -2200,7 +1101,6 @@
       <w:pPr>
         <w:spacing w:after="0" w:before="0" w:line="240" w:lineRule="auto"/>
         <w:ind w:left="567"/>
-        <w:jc w:val="left"/>
       </w:pPr>
       <w:r>
         <w:rPr>
@@ -2210,17 +1110,33 @@
           <w:color w:val="1F3A5F"/>
           <w:sz w:val="20"/>
         </w:rPr>
-        <w:t>добавь Инструкция о порядке проведения валютных операций</w:t>
+        <w:t>скачай</w:t>
       </w:r>
     </w:p>
     <w:p>
       <w:pPr>
-        <w:spacing w:after="160" w:before="40" w:line="120" w:lineRule="auto"/>
+        <w:spacing w:after="0" w:before="0" w:line="240" w:lineRule="auto"/>
+        <w:ind w:left="567"/>
+      </w:pPr>
+      <w:r>
+        <w:rPr>
+          <w:rFonts w:ascii="Consolas" w:hAnsi="Consolas" w:eastAsia="Consolas" w:cs="Consolas"/>
+          <w:b w:val="0"/>
+          <w:i w:val="0"/>
+          <w:color w:val="1F3A5F"/>
+          <w:sz w:val="20"/>
+        </w:rPr>
+        <w:t>документы</w:t>
+      </w:r>
+    </w:p>
+    <w:p>
+      <w:pPr>
+        <w:spacing w:after="120" w:before="40"/>
       </w:pPr>
     </w:p>
     <w:p>
       <w:pPr>
-        <w:spacing w:after="120" w:before="0" w:line="276" w:lineRule="auto"/>
+        <w:spacing w:after="120" w:before="0" w:line="360" w:lineRule="auto"/>
         <w:ind w:firstLine="709"/>
         <w:jc w:val="both"/>
       </w:pPr>
@@ -2232,28 +1148,12 @@
           <w:color w:val="222222"/>
           <w:sz w:val="24"/>
         </w:rPr>
-        <w:t>Синонимы утверждения: «подтверждаю», «выбираю», «скачивай», «скачай», «бери эти акты». «Все обязательные» — это не весь список, а только пункты с приоритетом 1. URL вставляйте целиком из адресной строки, без многоточия: обрезанную ссылку агент отвергнет. После скачивания в ответе появятся ссылки на zip-архив библиотеки. Уже скачанный файл повторно не перезаписывается.</w:t>
+        <w:t>Шаг 3. Word. «саммари» — карточки по скачанным актам и обзор проверки со ссылками [n] на фрагменты (это не номера статей закона). «программа проверки» — черновик цели, границ, рисков и процедур, не подпись СВА. «total саммари» — конспект по теме из знаний модели, без опоры на файлы кейса; номера сверять. Повтор с «заново». Полный текст в чат не копируется.</w:t>
       </w:r>
     </w:p>
     <w:p>
       <w:pPr>
-        <w:pStyle w:val="Heading3"/>
-        <w:spacing w:before="200" w:after="80" w:line="240" w:lineRule="auto"/>
-      </w:pPr>
-      <w:r>
-        <w:rPr>
-          <w:rFonts w:ascii="Times New Roman" w:hAnsi="Times New Roman" w:eastAsia="Times New Roman" w:cs="Times New Roman"/>
-          <w:b/>
-          <w:i w:val="0"/>
-          <w:color w:val="1F3A5F"/>
-          <w:sz w:val="26"/>
-        </w:rPr>
-        <w:t>Шаг 3. Если акт не скачался</w:t>
-      </w:r>
-    </w:p>
-    <w:p>
-      <w:pPr>
-        <w:spacing w:after="120" w:before="0" w:line="276" w:lineRule="auto"/>
+        <w:spacing w:after="120" w:before="0" w:line="360" w:lineRule="auto"/>
         <w:ind w:firstLine="709"/>
         <w:jc w:val="both"/>
       </w:pPr>
@@ -2265,28 +1165,65 @@
           <w:color w:val="222222"/>
           <w:sz w:val="24"/>
         </w:rPr>
-        <w:t>SearXNG часто получает 403 от поисковиков — это ожидаемо, не поломка агента. Повторите «скачай» или подложите официальную ссылку к провалившемуся пункту. Команда «документы» (синонимы: «библиотека», «файлы», «архив») показывает состав: что скачано, что нет, и ссылку на zip. Проверьте архив глазами: там должны быть акты, которые вы утвердили, а не «то, что модель вспомнила».</w:t>
+        <w:t>Шаг 4. Норма. Только префикс «вопрос» (или /ask). Pipe вызывает индекс кейса, кладёт top-k фрагментов в промпт, дописывает блок «Откуда в базе знаний». Без префикса — POST /chat: история диалога, знаний модели, без цитат. Не тащите такой ответ в рабочую бумагу как норму. Не спрашивайте суммы по договору клиента — контура фактов нет.</w:t>
       </w:r>
     </w:p>
     <w:p>
       <w:pPr>
-        <w:pStyle w:val="Heading3"/>
-        <w:spacing w:before="200" w:after="80" w:line="240" w:lineRule="auto"/>
+        <w:spacing w:after="0" w:before="60" w:line="240" w:lineRule="auto"/>
+        <w:ind w:left="567"/>
+      </w:pPr>
+      <w:r>
+        <w:rPr>
+          <w:rFonts w:ascii="Consolas" w:hAnsi="Consolas" w:eastAsia="Consolas" w:cs="Consolas"/>
+          <w:b w:val="0"/>
+          <w:i w:val="0"/>
+          <w:color w:val="1F3A5F"/>
+          <w:sz w:val="20"/>
+        </w:rPr>
+        <w:t>вопрос Какой срок возврата валютной выручки по аренде нерезиденту?</w:t>
+      </w:r>
+    </w:p>
+    <w:p>
+      <w:pPr>
+        <w:spacing w:after="0" w:before="0" w:line="240" w:lineRule="auto"/>
+        <w:ind w:left="567"/>
+      </w:pPr>
+      <w:r>
+        <w:rPr>
+          <w:rFonts w:ascii="Consolas" w:hAnsi="Consolas" w:eastAsia="Consolas" w:cs="Consolas"/>
+          <w:b w:val="0"/>
+          <w:i w:val="0"/>
+          <w:color w:val="1F3A5F"/>
+          <w:sz w:val="20"/>
+        </w:rPr>
+        <w:t>вопрос Какая статья НК регулирует НДС при сдаче в аренду нежилого помещения?</w:t>
+      </w:r>
+    </w:p>
+    <w:p>
+      <w:pPr>
+        <w:spacing w:after="120" w:before="40"/>
+      </w:pPr>
+    </w:p>
+    <w:p>
+      <w:pPr>
+        <w:pStyle w:val="Heading2"/>
+        <w:spacing w:before="160" w:after="120" w:line="240" w:lineRule="auto"/>
       </w:pPr>
       <w:r>
         <w:rPr>
           <w:rFonts w:ascii="Times New Roman" w:hAnsi="Times New Roman" w:eastAsia="Times New Roman" w:cs="Times New Roman"/>
           <w:b/>
           <w:i w:val="0"/>
-          <w:color w:val="1F3A5F"/>
-          <w:sz w:val="26"/>
+          <w:color w:val="2E5A88"/>
+          <w:sz w:val="28"/>
         </w:rPr>
-        <w:t>Шаг 4. Саммари и программа проверки</w:t>
+        <w:t>2.3. Как Pipe понимает сообщение</w:t>
       </w:r>
     </w:p>
     <w:p>
       <w:pPr>
-        <w:spacing w:after="120" w:before="0" w:line="276" w:lineRule="auto"/>
+        <w:spacing w:after="120" w:before="0" w:line="360" w:lineRule="auto"/>
         <w:ind w:firstLine="709"/>
         <w:jc w:val="both"/>
       </w:pPr>
@@ -2298,80 +1235,13 @@
           <w:color w:val="222222"/>
           <w:sz w:val="24"/>
         </w:rPr>
-        <w:t>Когда библиотека скачана, напишите «саммари» (синонимы: «сводка», «бриф», «docx», «обзор актов»). Система несколько минут пишет карточку на каждый акт и собирает обзор проверки. Полный текст в чат не копируется — приходит ссылка на Word и короткий дайджест. В файле: обзор нормативного контура, карточка по каждому акту (зачем нужен, ключевые нормы, что смотреть, пробелы) и приложение фрагментов. Номера [n] в тексте — не статьи закона, а ссылки на фрагменты в конце файла. Это черновик для чтения глазами, не мнение аудитора. Пересборка: «саммари заново».</w:t>
-      </w:r>
-    </w:p>
-    <w:p>
-      <w:pPr>
-        <w:spacing w:after="120" w:before="0" w:line="276" w:lineRule="auto"/>
-        <w:ind w:firstLine="709"/>
-        <w:jc w:val="both"/>
-      </w:pPr>
-      <w:r>
-        <w:rPr>
-          <w:rFonts w:ascii="Times New Roman" w:hAnsi="Times New Roman" w:eastAsia="Times New Roman" w:cs="Times New Roman"/>
-          <w:b w:val="0"/>
-          <w:i w:val="0"/>
-          <w:color w:val="222222"/>
-          <w:sz w:val="24"/>
-        </w:rPr>
-        <w:t>Отдельно: «программа проверки». Это черновик программы аудиторской проверки банка РБ: цель, границы, риски, процедуры, что запросить у банка, критерии по праву РБ. Это не утверждённая программа СВА и не суждение. Пересборка: «программа проверки заново». Не пишите «Программа проверки аренды…» как первую реплику нового чата — агент может принять это за название новой проверки. Сначала создайте кейс, затем отдельно попросите программу.</w:t>
-      </w:r>
-    </w:p>
-    <w:p>
-      <w:pPr>
-        <w:pStyle w:val="Heading3"/>
-        <w:spacing w:before="200" w:after="80" w:line="240" w:lineRule="auto"/>
-      </w:pPr>
-      <w:r>
-        <w:rPr>
-          <w:rFonts w:ascii="Times New Roman" w:hAnsi="Times New Roman" w:eastAsia="Times New Roman" w:cs="Times New Roman"/>
-          <w:b/>
-          <w:i w:val="0"/>
-          <w:color w:val="1F3A5F"/>
-          <w:sz w:val="26"/>
-        </w:rPr>
-        <w:t>Шаг 5. Спросить норму</w:t>
-      </w:r>
-    </w:p>
-    <w:p>
-      <w:pPr>
-        <w:spacing w:after="120" w:before="0" w:line="276" w:lineRule="auto"/>
-        <w:ind w:firstLine="709"/>
-        <w:jc w:val="both"/>
-      </w:pPr>
-      <w:r>
-        <w:rPr>
-          <w:rFonts w:ascii="Times New Roman" w:hAnsi="Times New Roman" w:eastAsia="Times New Roman" w:cs="Times New Roman"/>
-          <w:b w:val="0"/>
-          <w:i w:val="0"/>
-          <w:color w:val="222222"/>
-          <w:sz w:val="24"/>
-        </w:rPr>
-        <w:t>Вопросы пишите в том же чате, где создали проверку. Хороший вопрос — про конкретную норму из этой библиотеки, один за сообщение, лучше с вопросительным знаком или с «какой / что / где / можно ли». Называйте предмет («валютная оговорка», «аренда нежилого»); если знаете акт — скажите его. Плохо: «расскажи всё про аренду», «сравни с Россией и IFRS», «сколько начислено по договору № 17» (это факт из клиентских данных, такого контура ещё нет).</w:t>
-      </w:r>
-    </w:p>
-    <w:p>
-      <w:pPr>
-        <w:spacing w:after="120" w:before="0" w:line="276" w:lineRule="auto"/>
-        <w:ind w:firstLine="709"/>
-        <w:jc w:val="both"/>
-      </w:pPr>
-      <w:r>
-        <w:rPr>
-          <w:rFonts w:ascii="Times New Roman" w:hAnsi="Times New Roman" w:eastAsia="Times New Roman" w:cs="Times New Roman"/>
-          <w:b w:val="0"/>
-          <w:i w:val="0"/>
-          <w:color w:val="222222"/>
-          <w:sz w:val="24"/>
-        </w:rPr>
-        <w:t>В ответе будет текст и блок «Откуда в базе знаний» с обрезками фрагментов. Если фрагментов нет — не считайте ответ нормой. Переформулируйте с названием акта или утвердите недостающий документ. Источник истины — цитата и файл в zip, не красноречие абзаца.</w:t>
+        <w:t>Первое совпадение побеждает: помощь → программа проверки → total саммари → саммари → утверждение и скачивание → документы → статус/кейсы → «вопрос …» → новая проверка только если в чате ещё нет кейса → иначе обычный чат. Поэтому «Какой срок…?» без слова «вопрос» не цитата. «Проверка аренды…» во уже живом чате не создаст второй кейс.</w:t>
       </w:r>
     </w:p>
     <w:p>
       <w:pPr>
         <w:pStyle w:val="Heading2"/>
-        <w:spacing w:before="200" w:after="80" w:line="240" w:lineRule="auto"/>
+        <w:spacing w:before="160" w:after="120" w:line="240" w:lineRule="auto"/>
       </w:pPr>
       <w:r>
         <w:rPr>
@@ -2381,7 +1251,7 @@
           <w:color w:val="2E5A88"/>
           <w:sz w:val="28"/>
         </w:rPr>
-        <w:t>2.4. Шпаргалка фраз</w:t>
+        <w:t>2.4. Шпаргалка</w:t>
       </w:r>
     </w:p>
     <w:tbl>
@@ -2389,7 +1259,6 @@
         <w:tblStyle w:val="TableGrid"/>
         <w:tblW w:type="auto" w:w="0"/>
         <w:jc w:val="center"/>
-        <w:tblLayout w:type="autofit"/>
         <w:tblLook w:firstColumn="1" w:firstRow="1" w:lastColumn="0" w:lastRow="0" w:noHBand="0" w:noVBand="1" w:val="04A0"/>
       </w:tblPr>
       <w:tblGrid>
@@ -2400,20 +1269,10 @@
       <w:tr>
         <w:tc>
           <w:tcPr>
-            <w:tcW w:type="dxa" w:w="3118"/>
+            <w:tcW w:type="dxa" w:w="3175"/>
             <w:shd w:fill="1F3A5F" w:val="clear"/>
-            <w:tcBorders>
-              <w:top w:val="single" w:sz="4" w:space="0" w:color="C5CDD6"/>
-              <w:left w:val="single" w:sz="4" w:space="0" w:color="C5CDD6"/>
-              <w:bottom w:val="single" w:sz="4" w:space="0" w:color="C5CDD6"/>
-              <w:right w:val="single" w:sz="4" w:space="0" w:color="C5CDD6"/>
-            </w:tcBorders>
           </w:tcPr>
           <w:p>
-            <w:pPr>
-              <w:spacing w:after="40" w:before="40"/>
-              <w:jc w:val="left"/>
-            </w:pPr>
             <w:r/>
             <w:r>
               <w:rPr>
@@ -2429,20 +1288,10 @@
         </w:tc>
         <w:tc>
           <w:tcPr>
-            <w:tcW w:type="dxa" w:w="3969"/>
+            <w:tcW w:type="dxa" w:w="3175"/>
             <w:shd w:fill="1F3A5F" w:val="clear"/>
-            <w:tcBorders>
-              <w:top w:val="single" w:sz="4" w:space="0" w:color="C5CDD6"/>
-              <w:left w:val="single" w:sz="4" w:space="0" w:color="C5CDD6"/>
-              <w:bottom w:val="single" w:sz="4" w:space="0" w:color="C5CDD6"/>
-              <w:right w:val="single" w:sz="4" w:space="0" w:color="C5CDD6"/>
-            </w:tcBorders>
           </w:tcPr>
           <w:p>
-            <w:pPr>
-              <w:spacing w:after="40" w:before="40"/>
-              <w:jc w:val="left"/>
-            </w:pPr>
             <w:r/>
             <w:r>
               <w:rPr>
@@ -2458,20 +1307,10 @@
         </w:tc>
         <w:tc>
           <w:tcPr>
-            <w:tcW w:type="dxa" w:w="2268"/>
+            <w:tcW w:type="dxa" w:w="3175"/>
             <w:shd w:fill="1F3A5F" w:val="clear"/>
-            <w:tcBorders>
-              <w:top w:val="single" w:sz="4" w:space="0" w:color="C5CDD6"/>
-              <w:left w:val="single" w:sz="4" w:space="0" w:color="C5CDD6"/>
-              <w:bottom w:val="single" w:sz="4" w:space="0" w:color="C5CDD6"/>
-              <w:right w:val="single" w:sz="4" w:space="0" w:color="C5CDD6"/>
-            </w:tcBorders>
           </w:tcPr>
           <w:p>
-            <w:pPr>
-              <w:spacing w:after="40" w:before="40"/>
-              <w:jc w:val="left"/>
-            </w:pPr>
             <w:r/>
             <w:r>
               <w:rPr>
@@ -2481,7 +1320,7 @@
                 <w:color w:val="FFFFFF"/>
                 <w:sz w:val="20"/>
               </w:rPr>
-              <w:t>Модель вызывается?</w:t>
+              <w:t>Модель?</w:t>
             </w:r>
           </w:p>
         </w:tc>
@@ -2489,19 +1328,10 @@
       <w:tr>
         <w:tc>
           <w:tcPr>
-            <w:tcW w:type="dxa" w:w="3118"/>
+            <w:tcW w:type="dxa" w:w="3175"/>
             <w:shd w:fill="F4F7FA" w:val="clear"/>
-            <w:tcBorders>
-              <w:top w:val="single" w:sz="4" w:space="0" w:color="C5CDD6"/>
-              <w:left w:val="single" w:sz="4" w:space="0" w:color="C5CDD6"/>
-              <w:bottom w:val="single" w:sz="4" w:space="0" w:color="C5CDD6"/>
-              <w:right w:val="single" w:sz="4" w:space="0" w:color="C5CDD6"/>
-            </w:tcBorders>
           </w:tcPr>
           <w:p>
-            <w:pPr>
-              <w:spacing w:after="40" w:before="40" w:line="259" w:lineRule="auto"/>
-            </w:pPr>
             <w:r/>
             <w:r>
               <w:rPr>
@@ -2517,19 +1347,10 @@
         </w:tc>
         <w:tc>
           <w:tcPr>
-            <w:tcW w:type="dxa" w:w="3969"/>
+            <w:tcW w:type="dxa" w:w="3175"/>
             <w:shd w:fill="F4F7FA" w:val="clear"/>
-            <w:tcBorders>
-              <w:top w:val="single" w:sz="4" w:space="0" w:color="C5CDD6"/>
-              <w:left w:val="single" w:sz="4" w:space="0" w:color="C5CDD6"/>
-              <w:bottom w:val="single" w:sz="4" w:space="0" w:color="C5CDD6"/>
-              <w:right w:val="single" w:sz="4" w:space="0" w:color="C5CDD6"/>
-            </w:tcBorders>
           </w:tcPr>
           <w:p>
-            <w:pPr>
-              <w:spacing w:after="40" w:before="40" w:line="259" w:lineRule="auto"/>
-            </w:pPr>
             <w:r/>
             <w:r>
               <w:rPr>
@@ -2539,25 +1360,16 @@
                 <w:color w:val="222222"/>
                 <w:sz w:val="20"/>
               </w:rPr>
-              <w:t>Создать кейс и получить список актов</w:t>
+              <w:t>Кейс + список актов (если в чате ещё нет кейса)</w:t>
             </w:r>
           </w:p>
         </w:tc>
         <w:tc>
           <w:tcPr>
-            <w:tcW w:type="dxa" w:w="2268"/>
+            <w:tcW w:type="dxa" w:w="3175"/>
             <w:shd w:fill="F4F7FA" w:val="clear"/>
-            <w:tcBorders>
-              <w:top w:val="single" w:sz="4" w:space="0" w:color="C5CDD6"/>
-              <w:left w:val="single" w:sz="4" w:space="0" w:color="C5CDD6"/>
-              <w:bottom w:val="single" w:sz="4" w:space="0" w:color="C5CDD6"/>
-              <w:right w:val="single" w:sz="4" w:space="0" w:color="C5CDD6"/>
-            </w:tcBorders>
           </w:tcPr>
           <w:p>
-            <w:pPr>
-              <w:spacing w:after="40" w:before="40" w:line="259" w:lineRule="auto"/>
-            </w:pPr>
             <w:r/>
             <w:r>
               <w:rPr>
@@ -2575,19 +1387,10 @@
       <w:tr>
         <w:tc>
           <w:tcPr>
-            <w:tcW w:type="dxa" w:w="3118"/>
+            <w:tcW w:type="dxa" w:w="3175"/>
             <w:shd w:fill="FFFFFF" w:val="clear"/>
-            <w:tcBorders>
-              <w:top w:val="single" w:sz="4" w:space="0" w:color="C5CDD6"/>
-              <w:left w:val="single" w:sz="4" w:space="0" w:color="C5CDD6"/>
-              <w:bottom w:val="single" w:sz="4" w:space="0" w:color="C5CDD6"/>
-              <w:right w:val="single" w:sz="4" w:space="0" w:color="C5CDD6"/>
-            </w:tcBorders>
           </w:tcPr>
           <w:p>
-            <w:pPr>
-              <w:spacing w:after="40" w:before="40" w:line="259" w:lineRule="auto"/>
-            </w:pPr>
             <w:r/>
             <w:r>
               <w:rPr>
@@ -2597,25 +1400,16 @@
                 <w:color w:val="222222"/>
                 <w:sz w:val="20"/>
               </w:rPr>
-              <w:t>утверждаю 1, 2, 4</w:t>
+              <w:t>утверждаю 1, 2 / плюс / скачай / к N url</w:t>
             </w:r>
           </w:p>
         </w:tc>
         <w:tc>
           <w:tcPr>
-            <w:tcW w:type="dxa" w:w="3969"/>
+            <w:tcW w:type="dxa" w:w="3175"/>
             <w:shd w:fill="FFFFFF" w:val="clear"/>
-            <w:tcBorders>
-              <w:top w:val="single" w:sz="4" w:space="0" w:color="C5CDD6"/>
-              <w:left w:val="single" w:sz="4" w:space="0" w:color="C5CDD6"/>
-              <w:bottom w:val="single" w:sz="4" w:space="0" w:color="C5CDD6"/>
-              <w:right w:val="single" w:sz="4" w:space="0" w:color="C5CDD6"/>
-            </w:tcBorders>
           </w:tcPr>
           <w:p>
-            <w:pPr>
-              <w:spacing w:after="40" w:before="40" w:line="259" w:lineRule="auto"/>
-            </w:pPr>
             <w:r/>
             <w:r>
               <w:rPr>
@@ -2625,25 +1419,16 @@
                 <w:color w:val="222222"/>
                 <w:sz w:val="20"/>
               </w:rPr>
-              <w:t>Выбрать и скачать</w:t>
+              <w:t>Выбор и скачивание</w:t>
             </w:r>
           </w:p>
         </w:tc>
         <w:tc>
           <w:tcPr>
-            <w:tcW w:type="dxa" w:w="2268"/>
+            <w:tcW w:type="dxa" w:w="3175"/>
             <w:shd w:fill="FFFFFF" w:val="clear"/>
-            <w:tcBorders>
-              <w:top w:val="single" w:sz="4" w:space="0" w:color="C5CDD6"/>
-              <w:left w:val="single" w:sz="4" w:space="0" w:color="C5CDD6"/>
-              <w:bottom w:val="single" w:sz="4" w:space="0" w:color="C5CDD6"/>
-              <w:right w:val="single" w:sz="4" w:space="0" w:color="C5CDD6"/>
-            </w:tcBorders>
           </w:tcPr>
           <w:p>
-            <w:pPr>
-              <w:spacing w:after="40" w:before="40" w:line="259" w:lineRule="auto"/>
-            </w:pPr>
             <w:r/>
             <w:r>
               <w:rPr>
@@ -2661,19 +1446,10 @@
       <w:tr>
         <w:tc>
           <w:tcPr>
-            <w:tcW w:type="dxa" w:w="3118"/>
+            <w:tcW w:type="dxa" w:w="3175"/>
             <w:shd w:fill="F4F7FA" w:val="clear"/>
-            <w:tcBorders>
-              <w:top w:val="single" w:sz="4" w:space="0" w:color="C5CDD6"/>
-              <w:left w:val="single" w:sz="4" w:space="0" w:color="C5CDD6"/>
-              <w:bottom w:val="single" w:sz="4" w:space="0" w:color="C5CDD6"/>
-              <w:right w:val="single" w:sz="4" w:space="0" w:color="C5CDD6"/>
-            </w:tcBorders>
           </w:tcPr>
           <w:p>
-            <w:pPr>
-              <w:spacing w:after="40" w:before="40" w:line="259" w:lineRule="auto"/>
-            </w:pPr>
             <w:r/>
             <w:r>
               <w:rPr>
@@ -2683,25 +1459,16 @@
                 <w:color w:val="222222"/>
                 <w:sz w:val="20"/>
               </w:rPr>
-              <w:t>утверждаю все обязательные</w:t>
+              <w:t>документы / статус / кейсы / помощь</w:t>
             </w:r>
           </w:p>
         </w:tc>
         <w:tc>
           <w:tcPr>
-            <w:tcW w:type="dxa" w:w="3969"/>
+            <w:tcW w:type="dxa" w:w="3175"/>
             <w:shd w:fill="F4F7FA" w:val="clear"/>
-            <w:tcBorders>
-              <w:top w:val="single" w:sz="4" w:space="0" w:color="C5CDD6"/>
-              <w:left w:val="single" w:sz="4" w:space="0" w:color="C5CDD6"/>
-              <w:bottom w:val="single" w:sz="4" w:space="0" w:color="C5CDD6"/>
-              <w:right w:val="single" w:sz="4" w:space="0" w:color="C5CDD6"/>
-            </w:tcBorders>
           </w:tcPr>
           <w:p>
-            <w:pPr>
-              <w:spacing w:after="40" w:before="40" w:line="259" w:lineRule="auto"/>
-            </w:pPr>
             <w:r/>
             <w:r>
               <w:rPr>
@@ -2711,25 +1478,16 @@
                 <w:color w:val="222222"/>
                 <w:sz w:val="20"/>
               </w:rPr>
-              <w:t>Только акты с приоритетом 1</w:t>
+              <w:t>Состав, состояние, шпаргалка</w:t>
             </w:r>
           </w:p>
         </w:tc>
         <w:tc>
           <w:tcPr>
-            <w:tcW w:type="dxa" w:w="2268"/>
+            <w:tcW w:type="dxa" w:w="3175"/>
             <w:shd w:fill="F4F7FA" w:val="clear"/>
-            <w:tcBorders>
-              <w:top w:val="single" w:sz="4" w:space="0" w:color="C5CDD6"/>
-              <w:left w:val="single" w:sz="4" w:space="0" w:color="C5CDD6"/>
-              <w:bottom w:val="single" w:sz="4" w:space="0" w:color="C5CDD6"/>
-              <w:right w:val="single" w:sz="4" w:space="0" w:color="C5CDD6"/>
-            </w:tcBorders>
           </w:tcPr>
           <w:p>
-            <w:pPr>
-              <w:spacing w:after="40" w:before="40" w:line="259" w:lineRule="auto"/>
-            </w:pPr>
             <w:r/>
             <w:r>
               <w:rPr>
@@ -2747,19 +1505,10 @@
       <w:tr>
         <w:tc>
           <w:tcPr>
-            <w:tcW w:type="dxa" w:w="3118"/>
+            <w:tcW w:type="dxa" w:w="3175"/>
             <w:shd w:fill="FFFFFF" w:val="clear"/>
-            <w:tcBorders>
-              <w:top w:val="single" w:sz="4" w:space="0" w:color="C5CDD6"/>
-              <w:left w:val="single" w:sz="4" w:space="0" w:color="C5CDD6"/>
-              <w:bottom w:val="single" w:sz="4" w:space="0" w:color="C5CDD6"/>
-              <w:right w:val="single" w:sz="4" w:space="0" w:color="C5CDD6"/>
-            </w:tcBorders>
           </w:tcPr>
           <w:p>
-            <w:pPr>
-              <w:spacing w:after="40" w:before="40" w:line="259" w:lineRule="auto"/>
-            </w:pPr>
             <w:r/>
             <w:r>
               <w:rPr>
@@ -2769,25 +1518,16 @@
                 <w:color w:val="222222"/>
                 <w:sz w:val="20"/>
               </w:rPr>
-              <w:t>плюс / добавь Название акта</w:t>
+              <w:t>саммари</w:t>
             </w:r>
           </w:p>
         </w:tc>
         <w:tc>
           <w:tcPr>
-            <w:tcW w:type="dxa" w:w="3969"/>
+            <w:tcW w:type="dxa" w:w="3175"/>
             <w:shd w:fill="FFFFFF" w:val="clear"/>
-            <w:tcBorders>
-              <w:top w:val="single" w:sz="4" w:space="0" w:color="C5CDD6"/>
-              <w:left w:val="single" w:sz="4" w:space="0" w:color="C5CDD6"/>
-              <w:bottom w:val="single" w:sz="4" w:space="0" w:color="C5CDD6"/>
-              <w:right w:val="single" w:sz="4" w:space="0" w:color="C5CDD6"/>
-            </w:tcBorders>
           </w:tcPr>
           <w:p>
-            <w:pPr>
-              <w:spacing w:after="40" w:before="40" w:line="259" w:lineRule="auto"/>
-            </w:pPr>
             <w:r/>
             <w:r>
               <w:rPr>
@@ -2797,369 +1537,16 @@
                 <w:color w:val="222222"/>
                 <w:sz w:val="20"/>
               </w:rPr>
-              <w:t>Дописать документ, которого не было</w:t>
+              <w:t>Word-обзор из скачанных актов</w:t>
             </w:r>
           </w:p>
         </w:tc>
         <w:tc>
           <w:tcPr>
-            <w:tcW w:type="dxa" w:w="2268"/>
+            <w:tcW w:type="dxa" w:w="3175"/>
             <w:shd w:fill="FFFFFF" w:val="clear"/>
-            <w:tcBorders>
-              <w:top w:val="single" w:sz="4" w:space="0" w:color="C5CDD6"/>
-              <w:left w:val="single" w:sz="4" w:space="0" w:color="C5CDD6"/>
-              <w:bottom w:val="single" w:sz="4" w:space="0" w:color="C5CDD6"/>
-              <w:right w:val="single" w:sz="4" w:space="0" w:color="C5CDD6"/>
-            </w:tcBorders>
           </w:tcPr>
           <w:p>
-            <w:pPr>
-              <w:spacing w:after="40" w:before="40" w:line="259" w:lineRule="auto"/>
-            </w:pPr>
-            <w:r/>
-            <w:r>
-              <w:rPr>
-                <w:rFonts w:ascii="Times New Roman" w:hAnsi="Times New Roman" w:eastAsia="Times New Roman" w:cs="Times New Roman"/>
-                <w:b w:val="0"/>
-                <w:i w:val="0"/>
-                <w:color w:val="222222"/>
-                <w:sz w:val="20"/>
-              </w:rPr>
-              <w:t>нет</w:t>
-            </w:r>
-          </w:p>
-        </w:tc>
-      </w:tr>
-      <w:tr>
-        <w:tc>
-          <w:tcPr>
-            <w:tcW w:type="dxa" w:w="3118"/>
-            <w:shd w:fill="F4F7FA" w:val="clear"/>
-            <w:tcBorders>
-              <w:top w:val="single" w:sz="4" w:space="0" w:color="C5CDD6"/>
-              <w:left w:val="single" w:sz="4" w:space="0" w:color="C5CDD6"/>
-              <w:bottom w:val="single" w:sz="4" w:space="0" w:color="C5CDD6"/>
-              <w:right w:val="single" w:sz="4" w:space="0" w:color="C5CDD6"/>
-            </w:tcBorders>
-          </w:tcPr>
-          <w:p>
-            <w:pPr>
-              <w:spacing w:after="40" w:before="40" w:line="259" w:lineRule="auto"/>
-            </w:pPr>
-            <w:r/>
-            <w:r>
-              <w:rPr>
-                <w:rFonts w:ascii="Times New Roman" w:hAnsi="Times New Roman" w:eastAsia="Times New Roman" w:cs="Times New Roman"/>
-                <w:b w:val="0"/>
-                <w:i w:val="0"/>
-                <w:color w:val="222222"/>
-                <w:sz w:val="20"/>
-              </w:rPr>
-              <w:t>к 3 url https://…</w:t>
-            </w:r>
-          </w:p>
-        </w:tc>
-        <w:tc>
-          <w:tcPr>
-            <w:tcW w:type="dxa" w:w="3969"/>
-            <w:shd w:fill="F4F7FA" w:val="clear"/>
-            <w:tcBorders>
-              <w:top w:val="single" w:sz="4" w:space="0" w:color="C5CDD6"/>
-              <w:left w:val="single" w:sz="4" w:space="0" w:color="C5CDD6"/>
-              <w:bottom w:val="single" w:sz="4" w:space="0" w:color="C5CDD6"/>
-              <w:right w:val="single" w:sz="4" w:space="0" w:color="C5CDD6"/>
-            </w:tcBorders>
-          </w:tcPr>
-          <w:p>
-            <w:pPr>
-              <w:spacing w:after="40" w:before="40" w:line="259" w:lineRule="auto"/>
-            </w:pPr>
-            <w:r/>
-            <w:r>
-              <w:rPr>
-                <w:rFonts w:ascii="Times New Roman" w:hAnsi="Times New Roman" w:eastAsia="Times New Roman" w:cs="Times New Roman"/>
-                <w:b w:val="0"/>
-                <w:i w:val="0"/>
-                <w:color w:val="222222"/>
-                <w:sz w:val="20"/>
-              </w:rPr>
-              <w:t>Подложить официальную ссылку</w:t>
-            </w:r>
-          </w:p>
-        </w:tc>
-        <w:tc>
-          <w:tcPr>
-            <w:tcW w:type="dxa" w:w="2268"/>
-            <w:shd w:fill="F4F7FA" w:val="clear"/>
-            <w:tcBorders>
-              <w:top w:val="single" w:sz="4" w:space="0" w:color="C5CDD6"/>
-              <w:left w:val="single" w:sz="4" w:space="0" w:color="C5CDD6"/>
-              <w:bottom w:val="single" w:sz="4" w:space="0" w:color="C5CDD6"/>
-              <w:right w:val="single" w:sz="4" w:space="0" w:color="C5CDD6"/>
-            </w:tcBorders>
-          </w:tcPr>
-          <w:p>
-            <w:pPr>
-              <w:spacing w:after="40" w:before="40" w:line="259" w:lineRule="auto"/>
-            </w:pPr>
-            <w:r/>
-            <w:r>
-              <w:rPr>
-                <w:rFonts w:ascii="Times New Roman" w:hAnsi="Times New Roman" w:eastAsia="Times New Roman" w:cs="Times New Roman"/>
-                <w:b w:val="0"/>
-                <w:i w:val="0"/>
-                <w:color w:val="222222"/>
-                <w:sz w:val="20"/>
-              </w:rPr>
-              <w:t>нет</w:t>
-            </w:r>
-          </w:p>
-        </w:tc>
-      </w:tr>
-      <w:tr>
-        <w:tc>
-          <w:tcPr>
-            <w:tcW w:type="dxa" w:w="3118"/>
-            <w:shd w:fill="FFFFFF" w:val="clear"/>
-            <w:tcBorders>
-              <w:top w:val="single" w:sz="4" w:space="0" w:color="C5CDD6"/>
-              <w:left w:val="single" w:sz="4" w:space="0" w:color="C5CDD6"/>
-              <w:bottom w:val="single" w:sz="4" w:space="0" w:color="C5CDD6"/>
-              <w:right w:val="single" w:sz="4" w:space="0" w:color="C5CDD6"/>
-            </w:tcBorders>
-          </w:tcPr>
-          <w:p>
-            <w:pPr>
-              <w:spacing w:after="40" w:before="40" w:line="259" w:lineRule="auto"/>
-            </w:pPr>
-            <w:r/>
-            <w:r>
-              <w:rPr>
-                <w:rFonts w:ascii="Times New Roman" w:hAnsi="Times New Roman" w:eastAsia="Times New Roman" w:cs="Times New Roman"/>
-                <w:b w:val="0"/>
-                <w:i w:val="0"/>
-                <w:color w:val="222222"/>
-                <w:sz w:val="20"/>
-              </w:rPr>
-              <w:t>скачай</w:t>
-            </w:r>
-          </w:p>
-        </w:tc>
-        <w:tc>
-          <w:tcPr>
-            <w:tcW w:type="dxa" w:w="3969"/>
-            <w:shd w:fill="FFFFFF" w:val="clear"/>
-            <w:tcBorders>
-              <w:top w:val="single" w:sz="4" w:space="0" w:color="C5CDD6"/>
-              <w:left w:val="single" w:sz="4" w:space="0" w:color="C5CDD6"/>
-              <w:bottom w:val="single" w:sz="4" w:space="0" w:color="C5CDD6"/>
-              <w:right w:val="single" w:sz="4" w:space="0" w:color="C5CDD6"/>
-            </w:tcBorders>
-          </w:tcPr>
-          <w:p>
-            <w:pPr>
-              <w:spacing w:after="40" w:before="40" w:line="259" w:lineRule="auto"/>
-            </w:pPr>
-            <w:r/>
-            <w:r>
-              <w:rPr>
-                <w:rFonts w:ascii="Times New Roman" w:hAnsi="Times New Roman" w:eastAsia="Times New Roman" w:cs="Times New Roman"/>
-                <w:b w:val="0"/>
-                <w:i w:val="0"/>
-                <w:color w:val="222222"/>
-                <w:sz w:val="20"/>
-              </w:rPr>
-              <w:t>Повторить скачивание выбранных</w:t>
-            </w:r>
-          </w:p>
-        </w:tc>
-        <w:tc>
-          <w:tcPr>
-            <w:tcW w:type="dxa" w:w="2268"/>
-            <w:shd w:fill="FFFFFF" w:val="clear"/>
-            <w:tcBorders>
-              <w:top w:val="single" w:sz="4" w:space="0" w:color="C5CDD6"/>
-              <w:left w:val="single" w:sz="4" w:space="0" w:color="C5CDD6"/>
-              <w:bottom w:val="single" w:sz="4" w:space="0" w:color="C5CDD6"/>
-              <w:right w:val="single" w:sz="4" w:space="0" w:color="C5CDD6"/>
-            </w:tcBorders>
-          </w:tcPr>
-          <w:p>
-            <w:pPr>
-              <w:spacing w:after="40" w:before="40" w:line="259" w:lineRule="auto"/>
-            </w:pPr>
-            <w:r/>
-            <w:r>
-              <w:rPr>
-                <w:rFonts w:ascii="Times New Roman" w:hAnsi="Times New Roman" w:eastAsia="Times New Roman" w:cs="Times New Roman"/>
-                <w:b w:val="0"/>
-                <w:i w:val="0"/>
-                <w:color w:val="222222"/>
-                <w:sz w:val="20"/>
-              </w:rPr>
-              <w:t>нет</w:t>
-            </w:r>
-          </w:p>
-        </w:tc>
-      </w:tr>
-      <w:tr>
-        <w:tc>
-          <w:tcPr>
-            <w:tcW w:type="dxa" w:w="3118"/>
-            <w:shd w:fill="F4F7FA" w:val="clear"/>
-            <w:tcBorders>
-              <w:top w:val="single" w:sz="4" w:space="0" w:color="C5CDD6"/>
-              <w:left w:val="single" w:sz="4" w:space="0" w:color="C5CDD6"/>
-              <w:bottom w:val="single" w:sz="4" w:space="0" w:color="C5CDD6"/>
-              <w:right w:val="single" w:sz="4" w:space="0" w:color="C5CDD6"/>
-            </w:tcBorders>
-          </w:tcPr>
-          <w:p>
-            <w:pPr>
-              <w:spacing w:after="40" w:before="40" w:line="259" w:lineRule="auto"/>
-            </w:pPr>
-            <w:r/>
-            <w:r>
-              <w:rPr>
-                <w:rFonts w:ascii="Times New Roman" w:hAnsi="Times New Roman" w:eastAsia="Times New Roman" w:cs="Times New Roman"/>
-                <w:b w:val="0"/>
-                <w:i w:val="0"/>
-                <w:color w:val="222222"/>
-                <w:sz w:val="20"/>
-              </w:rPr>
-              <w:t>документы</w:t>
-            </w:r>
-          </w:p>
-        </w:tc>
-        <w:tc>
-          <w:tcPr>
-            <w:tcW w:type="dxa" w:w="3969"/>
-            <w:shd w:fill="F4F7FA" w:val="clear"/>
-            <w:tcBorders>
-              <w:top w:val="single" w:sz="4" w:space="0" w:color="C5CDD6"/>
-              <w:left w:val="single" w:sz="4" w:space="0" w:color="C5CDD6"/>
-              <w:bottom w:val="single" w:sz="4" w:space="0" w:color="C5CDD6"/>
-              <w:right w:val="single" w:sz="4" w:space="0" w:color="C5CDD6"/>
-            </w:tcBorders>
-          </w:tcPr>
-          <w:p>
-            <w:pPr>
-              <w:spacing w:after="40" w:before="40" w:line="259" w:lineRule="auto"/>
-            </w:pPr>
-            <w:r/>
-            <w:r>
-              <w:rPr>
-                <w:rFonts w:ascii="Times New Roman" w:hAnsi="Times New Roman" w:eastAsia="Times New Roman" w:cs="Times New Roman"/>
-                <w:b w:val="0"/>
-                <w:i w:val="0"/>
-                <w:color w:val="222222"/>
-                <w:sz w:val="20"/>
-              </w:rPr>
-              <w:t>Состав библиотеки и ссылка на zip</w:t>
-            </w:r>
-          </w:p>
-        </w:tc>
-        <w:tc>
-          <w:tcPr>
-            <w:tcW w:type="dxa" w:w="2268"/>
-            <w:shd w:fill="F4F7FA" w:val="clear"/>
-            <w:tcBorders>
-              <w:top w:val="single" w:sz="4" w:space="0" w:color="C5CDD6"/>
-              <w:left w:val="single" w:sz="4" w:space="0" w:color="C5CDD6"/>
-              <w:bottom w:val="single" w:sz="4" w:space="0" w:color="C5CDD6"/>
-              <w:right w:val="single" w:sz="4" w:space="0" w:color="C5CDD6"/>
-            </w:tcBorders>
-          </w:tcPr>
-          <w:p>
-            <w:pPr>
-              <w:spacing w:after="40" w:before="40" w:line="259" w:lineRule="auto"/>
-            </w:pPr>
-            <w:r/>
-            <w:r>
-              <w:rPr>
-                <w:rFonts w:ascii="Times New Roman" w:hAnsi="Times New Roman" w:eastAsia="Times New Roman" w:cs="Times New Roman"/>
-                <w:b w:val="0"/>
-                <w:i w:val="0"/>
-                <w:color w:val="222222"/>
-                <w:sz w:val="20"/>
-              </w:rPr>
-              <w:t>нет</w:t>
-            </w:r>
-          </w:p>
-        </w:tc>
-      </w:tr>
-      <w:tr>
-        <w:tc>
-          <w:tcPr>
-            <w:tcW w:type="dxa" w:w="3118"/>
-            <w:shd w:fill="FFFFFF" w:val="clear"/>
-            <w:tcBorders>
-              <w:top w:val="single" w:sz="4" w:space="0" w:color="C5CDD6"/>
-              <w:left w:val="single" w:sz="4" w:space="0" w:color="C5CDD6"/>
-              <w:bottom w:val="single" w:sz="4" w:space="0" w:color="C5CDD6"/>
-              <w:right w:val="single" w:sz="4" w:space="0" w:color="C5CDD6"/>
-            </w:tcBorders>
-          </w:tcPr>
-          <w:p>
-            <w:pPr>
-              <w:spacing w:after="40" w:before="40" w:line="259" w:lineRule="auto"/>
-            </w:pPr>
-            <w:r/>
-            <w:r>
-              <w:rPr>
-                <w:rFonts w:ascii="Times New Roman" w:hAnsi="Times New Roman" w:eastAsia="Times New Roman" w:cs="Times New Roman"/>
-                <w:b w:val="0"/>
-                <w:i w:val="0"/>
-                <w:color w:val="222222"/>
-                <w:sz w:val="20"/>
-              </w:rPr>
-              <w:t>саммари / саммари заново</w:t>
-            </w:r>
-          </w:p>
-        </w:tc>
-        <w:tc>
-          <w:tcPr>
-            <w:tcW w:type="dxa" w:w="3969"/>
-            <w:shd w:fill="FFFFFF" w:val="clear"/>
-            <w:tcBorders>
-              <w:top w:val="single" w:sz="4" w:space="0" w:color="C5CDD6"/>
-              <w:left w:val="single" w:sz="4" w:space="0" w:color="C5CDD6"/>
-              <w:bottom w:val="single" w:sz="4" w:space="0" w:color="C5CDD6"/>
-              <w:right w:val="single" w:sz="4" w:space="0" w:color="C5CDD6"/>
-            </w:tcBorders>
-          </w:tcPr>
-          <w:p>
-            <w:pPr>
-              <w:spacing w:after="40" w:before="40" w:line="259" w:lineRule="auto"/>
-            </w:pPr>
-            <w:r/>
-            <w:r>
-              <w:rPr>
-                <w:rFonts w:ascii="Times New Roman" w:hAnsi="Times New Roman" w:eastAsia="Times New Roman" w:cs="Times New Roman"/>
-                <w:b w:val="0"/>
-                <w:i w:val="0"/>
-                <w:color w:val="222222"/>
-                <w:sz w:val="20"/>
-              </w:rPr>
-              <w:t>Word-обзор актов</w:t>
-            </w:r>
-          </w:p>
-        </w:tc>
-        <w:tc>
-          <w:tcPr>
-            <w:tcW w:type="dxa" w:w="2268"/>
-            <w:shd w:fill="FFFFFF" w:val="clear"/>
-            <w:tcBorders>
-              <w:top w:val="single" w:sz="4" w:space="0" w:color="C5CDD6"/>
-              <w:left w:val="single" w:sz="4" w:space="0" w:color="C5CDD6"/>
-              <w:bottom w:val="single" w:sz="4" w:space="0" w:color="C5CDD6"/>
-              <w:right w:val="single" w:sz="4" w:space="0" w:color="C5CDD6"/>
-            </w:tcBorders>
-          </w:tcPr>
-          <w:p>
-            <w:pPr>
-              <w:spacing w:after="40" w:before="40" w:line="259" w:lineRule="auto"/>
-            </w:pPr>
             <w:r/>
             <w:r>
               <w:rPr>
@@ -3177,19 +1564,10 @@
       <w:tr>
         <w:tc>
           <w:tcPr>
-            <w:tcW w:type="dxa" w:w="3118"/>
+            <w:tcW w:type="dxa" w:w="3175"/>
             <w:shd w:fill="F4F7FA" w:val="clear"/>
-            <w:tcBorders>
-              <w:top w:val="single" w:sz="4" w:space="0" w:color="C5CDD6"/>
-              <w:left w:val="single" w:sz="4" w:space="0" w:color="C5CDD6"/>
-              <w:bottom w:val="single" w:sz="4" w:space="0" w:color="C5CDD6"/>
-              <w:right w:val="single" w:sz="4" w:space="0" w:color="C5CDD6"/>
-            </w:tcBorders>
           </w:tcPr>
           <w:p>
-            <w:pPr>
-              <w:spacing w:after="40" w:before="40" w:line="259" w:lineRule="auto"/>
-            </w:pPr>
             <w:r/>
             <w:r>
               <w:rPr>
@@ -3199,25 +1577,16 @@
                 <w:color w:val="222222"/>
                 <w:sz w:val="20"/>
               </w:rPr>
-              <w:t>программа проверки</w:t>
+              <w:t>total саммари</w:t>
             </w:r>
           </w:p>
         </w:tc>
         <w:tc>
           <w:tcPr>
-            <w:tcW w:type="dxa" w:w="3969"/>
+            <w:tcW w:type="dxa" w:w="3175"/>
             <w:shd w:fill="F4F7FA" w:val="clear"/>
-            <w:tcBorders>
-              <w:top w:val="single" w:sz="4" w:space="0" w:color="C5CDD6"/>
-              <w:left w:val="single" w:sz="4" w:space="0" w:color="C5CDD6"/>
-              <w:bottom w:val="single" w:sz="4" w:space="0" w:color="C5CDD6"/>
-              <w:right w:val="single" w:sz="4" w:space="0" w:color="C5CDD6"/>
-            </w:tcBorders>
           </w:tcPr>
           <w:p>
-            <w:pPr>
-              <w:spacing w:after="40" w:before="40" w:line="259" w:lineRule="auto"/>
-            </w:pPr>
             <w:r/>
             <w:r>
               <w:rPr>
@@ -3227,25 +1596,16 @@
                 <w:color w:val="222222"/>
                 <w:sz w:val="20"/>
               </w:rPr>
-              <w:t>Word-черновик программы</w:t>
+              <w:t>Word-конспект из знаний модели</w:t>
             </w:r>
           </w:p>
         </w:tc>
         <w:tc>
           <w:tcPr>
-            <w:tcW w:type="dxa" w:w="2268"/>
+            <w:tcW w:type="dxa" w:w="3175"/>
             <w:shd w:fill="F4F7FA" w:val="clear"/>
-            <w:tcBorders>
-              <w:top w:val="single" w:sz="4" w:space="0" w:color="C5CDD6"/>
-              <w:left w:val="single" w:sz="4" w:space="0" w:color="C5CDD6"/>
-              <w:bottom w:val="single" w:sz="4" w:space="0" w:color="C5CDD6"/>
-              <w:right w:val="single" w:sz="4" w:space="0" w:color="C5CDD6"/>
-            </w:tcBorders>
           </w:tcPr>
           <w:p>
-            <w:pPr>
-              <w:spacing w:after="40" w:before="40" w:line="259" w:lineRule="auto"/>
-            </w:pPr>
             <w:r/>
             <w:r>
               <w:rPr>
@@ -3263,19 +1623,10 @@
       <w:tr>
         <w:tc>
           <w:tcPr>
-            <w:tcW w:type="dxa" w:w="3118"/>
+            <w:tcW w:type="dxa" w:w="3175"/>
             <w:shd w:fill="FFFFFF" w:val="clear"/>
-            <w:tcBorders>
-              <w:top w:val="single" w:sz="4" w:space="0" w:color="C5CDD6"/>
-              <w:left w:val="single" w:sz="4" w:space="0" w:color="C5CDD6"/>
-              <w:bottom w:val="single" w:sz="4" w:space="0" w:color="C5CDD6"/>
-              <w:right w:val="single" w:sz="4" w:space="0" w:color="C5CDD6"/>
-            </w:tcBorders>
           </w:tcPr>
           <w:p>
-            <w:pPr>
-              <w:spacing w:after="40" w:before="40" w:line="259" w:lineRule="auto"/>
-            </w:pPr>
             <w:r/>
             <w:r>
               <w:rPr>
@@ -3285,25 +1636,16 @@
                 <w:color w:val="222222"/>
                 <w:sz w:val="20"/>
               </w:rPr>
-              <w:t>вопрос с «?»</w:t>
+              <w:t>программа проверки</w:t>
             </w:r>
           </w:p>
         </w:tc>
         <w:tc>
           <w:tcPr>
-            <w:tcW w:type="dxa" w:w="3969"/>
+            <w:tcW w:type="dxa" w:w="3175"/>
             <w:shd w:fill="FFFFFF" w:val="clear"/>
-            <w:tcBorders>
-              <w:top w:val="single" w:sz="4" w:space="0" w:color="C5CDD6"/>
-              <w:left w:val="single" w:sz="4" w:space="0" w:color="C5CDD6"/>
-              <w:bottom w:val="single" w:sz="4" w:space="0" w:color="C5CDD6"/>
-              <w:right w:val="single" w:sz="4" w:space="0" w:color="C5CDD6"/>
-            </w:tcBorders>
           </w:tcPr>
           <w:p>
-            <w:pPr>
-              <w:spacing w:after="40" w:before="40" w:line="259" w:lineRule="auto"/>
-            </w:pPr>
             <w:r/>
             <w:r>
               <w:rPr>
@@ -3313,25 +1655,16 @@
                 <w:color w:val="222222"/>
                 <w:sz w:val="20"/>
               </w:rPr>
-              <w:t>Ответ по фрагментам библиотеки</w:t>
+              <w:t>Word-черновик программы СВА</w:t>
             </w:r>
           </w:p>
         </w:tc>
         <w:tc>
           <w:tcPr>
-            <w:tcW w:type="dxa" w:w="2268"/>
+            <w:tcW w:type="dxa" w:w="3175"/>
             <w:shd w:fill="FFFFFF" w:val="clear"/>
-            <w:tcBorders>
-              <w:top w:val="single" w:sz="4" w:space="0" w:color="C5CDD6"/>
-              <w:left w:val="single" w:sz="4" w:space="0" w:color="C5CDD6"/>
-              <w:bottom w:val="single" w:sz="4" w:space="0" w:color="C5CDD6"/>
-              <w:right w:val="single" w:sz="4" w:space="0" w:color="C5CDD6"/>
-            </w:tcBorders>
           </w:tcPr>
           <w:p>
-            <w:pPr>
-              <w:spacing w:after="40" w:before="40" w:line="259" w:lineRule="auto"/>
-            </w:pPr>
             <w:r/>
             <w:r>
               <w:rPr>
@@ -3349,19 +1682,10 @@
       <w:tr>
         <w:tc>
           <w:tcPr>
-            <w:tcW w:type="dxa" w:w="3118"/>
+            <w:tcW w:type="dxa" w:w="3175"/>
             <w:shd w:fill="F4F7FA" w:val="clear"/>
-            <w:tcBorders>
-              <w:top w:val="single" w:sz="4" w:space="0" w:color="C5CDD6"/>
-              <w:left w:val="single" w:sz="4" w:space="0" w:color="C5CDD6"/>
-              <w:bottom w:val="single" w:sz="4" w:space="0" w:color="C5CDD6"/>
-              <w:right w:val="single" w:sz="4" w:space="0" w:color="C5CDD6"/>
-            </w:tcBorders>
           </w:tcPr>
           <w:p>
-            <w:pPr>
-              <w:spacing w:after="40" w:before="40" w:line="259" w:lineRule="auto"/>
-            </w:pPr>
             <w:r/>
             <w:r>
               <w:rPr>
@@ -3371,25 +1695,16 @@
                 <w:color w:val="222222"/>
                 <w:sz w:val="20"/>
               </w:rPr>
-              <w:t>статус / кейсы / помощь</w:t>
+              <w:t>вопрос …</w:t>
             </w:r>
           </w:p>
         </w:tc>
         <w:tc>
           <w:tcPr>
-            <w:tcW w:type="dxa" w:w="3969"/>
+            <w:tcW w:type="dxa" w:w="3175"/>
             <w:shd w:fill="F4F7FA" w:val="clear"/>
-            <w:tcBorders>
-              <w:top w:val="single" w:sz="4" w:space="0" w:color="C5CDD6"/>
-              <w:left w:val="single" w:sz="4" w:space="0" w:color="C5CDD6"/>
-              <w:bottom w:val="single" w:sz="4" w:space="0" w:color="C5CDD6"/>
-              <w:right w:val="single" w:sz="4" w:space="0" w:color="C5CDD6"/>
-            </w:tcBorders>
           </w:tcPr>
           <w:p>
-            <w:pPr>
-              <w:spacing w:after="40" w:before="40" w:line="259" w:lineRule="auto"/>
-            </w:pPr>
             <w:r/>
             <w:r>
               <w:rPr>
@@ -3399,25 +1714,16 @@
                 <w:color w:val="222222"/>
                 <w:sz w:val="20"/>
               </w:rPr>
-              <w:t>Состояние, список, шпаргалка</w:t>
+              <w:t>RAG по индексу кейса + блок цитат</w:t>
             </w:r>
           </w:p>
         </w:tc>
         <w:tc>
           <w:tcPr>
-            <w:tcW w:type="dxa" w:w="2268"/>
+            <w:tcW w:type="dxa" w:w="3175"/>
             <w:shd w:fill="F4F7FA" w:val="clear"/>
-            <w:tcBorders>
-              <w:top w:val="single" w:sz="4" w:space="0" w:color="C5CDD6"/>
-              <w:left w:val="single" w:sz="4" w:space="0" w:color="C5CDD6"/>
-              <w:bottom w:val="single" w:sz="4" w:space="0" w:color="C5CDD6"/>
-              <w:right w:val="single" w:sz="4" w:space="0" w:color="C5CDD6"/>
-            </w:tcBorders>
           </w:tcPr>
           <w:p>
-            <w:pPr>
-              <w:spacing w:after="40" w:before="40" w:line="259" w:lineRule="auto"/>
-            </w:pPr>
             <w:r/>
             <w:r>
               <w:rPr>
@@ -3427,7 +1733,66 @@
                 <w:color w:val="222222"/>
                 <w:sz w:val="20"/>
               </w:rPr>
-              <w:t>нет</w:t>
+              <w:t>да</w:t>
+            </w:r>
+          </w:p>
+        </w:tc>
+      </w:tr>
+      <w:tr>
+        <w:tc>
+          <w:tcPr>
+            <w:tcW w:type="dxa" w:w="3175"/>
+            <w:shd w:fill="FFFFFF" w:val="clear"/>
+          </w:tcPr>
+          <w:p>
+            <w:r/>
+            <w:r>
+              <w:rPr>
+                <w:rFonts w:ascii="Times New Roman" w:hAnsi="Times New Roman" w:eastAsia="Times New Roman" w:cs="Times New Roman"/>
+                <w:b w:val="0"/>
+                <w:i w:val="0"/>
+                <w:color w:val="222222"/>
+                <w:sz w:val="20"/>
+              </w:rPr>
+              <w:t>любой другой текст</w:t>
+            </w:r>
+          </w:p>
+        </w:tc>
+        <w:tc>
+          <w:tcPr>
+            <w:tcW w:type="dxa" w:w="3175"/>
+            <w:shd w:fill="FFFFFF" w:val="clear"/>
+          </w:tcPr>
+          <w:p>
+            <w:r/>
+            <w:r>
+              <w:rPr>
+                <w:rFonts w:ascii="Times New Roman" w:hAnsi="Times New Roman" w:eastAsia="Times New Roman" w:cs="Times New Roman"/>
+                <w:b w:val="0"/>
+                <w:i w:val="0"/>
+                <w:color w:val="222222"/>
+                <w:sz w:val="20"/>
+              </w:rPr>
+              <w:t>Обычный чат, не цитата</w:t>
+            </w:r>
+          </w:p>
+        </w:tc>
+        <w:tc>
+          <w:tcPr>
+            <w:tcW w:type="dxa" w:w="3175"/>
+            <w:shd w:fill="FFFFFF" w:val="clear"/>
+          </w:tcPr>
+          <w:p>
+            <w:r/>
+            <w:r>
+              <w:rPr>
+                <w:rFonts w:ascii="Times New Roman" w:hAnsi="Times New Roman" w:eastAsia="Times New Roman" w:cs="Times New Roman"/>
+                <w:b w:val="0"/>
+                <w:i w:val="0"/>
+                <w:color w:val="222222"/>
+                <w:sz w:val="20"/>
+              </w:rPr>
+              <w:t>да</w:t>
             </w:r>
           </w:p>
         </w:tc>
@@ -3435,30 +1800,13 @@
     </w:tbl>
     <w:p>
       <w:pPr>
-        <w:spacing w:after="200" w:before="80"/>
+        <w:spacing w:after="160"/>
       </w:pPr>
     </w:p>
     <w:p>
       <w:pPr>
-        <w:spacing w:after="120" w:before="0" w:line="276" w:lineRule="auto"/>
-        <w:ind w:firstLine="709"/>
-        <w:jc w:val="both"/>
-      </w:pPr>
-      <w:r>
-        <w:rPr>
-          <w:rFonts w:ascii="Times New Roman" w:hAnsi="Times New Roman" w:eastAsia="Times New Roman" w:cs="Times New Roman"/>
-          <w:b w:val="0"/>
-          <w:i w:val="0"/>
-          <w:color w:val="222222"/>
-          <w:sz w:val="24"/>
-        </w:rPr>
-        <w:t>На шагах утверждения, скачивания и «документы» языковая модель молчит: работает только код. Выдумать статью на этих шагах невозможно — текста модели нет.</w:t>
-      </w:r>
-    </w:p>
-    <w:p>
-      <w:pPr>
         <w:pStyle w:val="Heading2"/>
-        <w:spacing w:before="200" w:after="80" w:line="240" w:lineRule="auto"/>
+        <w:spacing w:before="160" w:after="120" w:line="240" w:lineRule="auto"/>
       </w:pPr>
       <w:r>
         <w:rPr>
@@ -3468,7 +1816,7 @@
           <w:color w:val="2E5A88"/>
           <w:sz w:val="28"/>
         </w:rPr>
-        <w:t>2.5. Если что-то пошло не так</w:t>
+        <w:t>2.5. Если что-то не так</w:t>
       </w:r>
     </w:p>
     <w:tbl>
@@ -3476,7 +1824,6 @@
         <w:tblStyle w:val="TableGrid"/>
         <w:tblW w:type="auto" w:w="0"/>
         <w:jc w:val="center"/>
-        <w:tblLayout w:type="autofit"/>
         <w:tblLook w:firstColumn="1" w:firstRow="1" w:lastColumn="0" w:lastRow="0" w:noHBand="0" w:noVBand="1" w:val="04A0"/>
       </w:tblPr>
       <w:tblGrid>
@@ -3486,20 +1833,10 @@
       <w:tr>
         <w:tc>
           <w:tcPr>
-            <w:tcW w:type="dxa" w:w="3969"/>
+            <w:tcW w:type="dxa" w:w="4762"/>
             <w:shd w:fill="1F3A5F" w:val="clear"/>
-            <w:tcBorders>
-              <w:top w:val="single" w:sz="4" w:space="0" w:color="C5CDD6"/>
-              <w:left w:val="single" w:sz="4" w:space="0" w:color="C5CDD6"/>
-              <w:bottom w:val="single" w:sz="4" w:space="0" w:color="C5CDD6"/>
-              <w:right w:val="single" w:sz="4" w:space="0" w:color="C5CDD6"/>
-            </w:tcBorders>
           </w:tcPr>
           <w:p>
-            <w:pPr>
-              <w:spacing w:after="40" w:before="40"/>
-              <w:jc w:val="left"/>
-            </w:pPr>
             <w:r/>
             <w:r>
               <w:rPr>
@@ -3515,20 +1852,10 @@
         </w:tc>
         <w:tc>
           <w:tcPr>
-            <w:tcW w:type="dxa" w:w="5386"/>
+            <w:tcW w:type="dxa" w:w="4762"/>
             <w:shd w:fill="1F3A5F" w:val="clear"/>
-            <w:tcBorders>
-              <w:top w:val="single" w:sz="4" w:space="0" w:color="C5CDD6"/>
-              <w:left w:val="single" w:sz="4" w:space="0" w:color="C5CDD6"/>
-              <w:bottom w:val="single" w:sz="4" w:space="0" w:color="C5CDD6"/>
-              <w:right w:val="single" w:sz="4" w:space="0" w:color="C5CDD6"/>
-            </w:tcBorders>
           </w:tcPr>
           <w:p>
-            <w:pPr>
-              <w:spacing w:after="40" w:before="40"/>
-              <w:jc w:val="left"/>
-            </w:pPr>
             <w:r/>
             <w:r>
               <w:rPr>
@@ -3546,19 +1873,10 @@
       <w:tr>
         <w:tc>
           <w:tcPr>
-            <w:tcW w:type="dxa" w:w="3969"/>
+            <w:tcW w:type="dxa" w:w="4762"/>
             <w:shd w:fill="F4F7FA" w:val="clear"/>
-            <w:tcBorders>
-              <w:top w:val="single" w:sz="4" w:space="0" w:color="C5CDD6"/>
-              <w:left w:val="single" w:sz="4" w:space="0" w:color="C5CDD6"/>
-              <w:bottom w:val="single" w:sz="4" w:space="0" w:color="C5CDD6"/>
-              <w:right w:val="single" w:sz="4" w:space="0" w:color="C5CDD6"/>
-            </w:tcBorders>
           </w:tcPr>
           <w:p>
-            <w:pPr>
-              <w:spacing w:after="40" w:before="40" w:line="259" w:lineRule="auto"/>
-            </w:pPr>
             <w:r/>
             <w:r>
               <w:rPr>
@@ -3568,25 +1886,16 @@
                 <w:color w:val="222222"/>
                 <w:sz w:val="20"/>
               </w:rPr>
-              <w:t>В списке моделей нет «Аудитор»</w:t>
+              <w:t>Нет модели «Аудитор»</w:t>
             </w:r>
           </w:p>
         </w:tc>
         <w:tc>
           <w:tcPr>
-            <w:tcW w:type="dxa" w:w="5386"/>
+            <w:tcW w:type="dxa" w:w="4762"/>
             <w:shd w:fill="F4F7FA" w:val="clear"/>
-            <w:tcBorders>
-              <w:top w:val="single" w:sz="4" w:space="0" w:color="C5CDD6"/>
-              <w:left w:val="single" w:sz="4" w:space="0" w:color="C5CDD6"/>
-              <w:bottom w:val="single" w:sz="4" w:space="0" w:color="C5CDD6"/>
-              <w:right w:val="single" w:sz="4" w:space="0" w:color="C5CDD6"/>
-            </w:tcBorders>
           </w:tcPr>
           <w:p>
-            <w:pPr>
-              <w:spacing w:after="40" w:before="40" w:line="259" w:lineRule="auto"/>
-            </w:pPr>
             <w:r/>
             <w:r>
               <w:rPr>
@@ -3596,7 +1905,7 @@
                 <w:color w:val="222222"/>
                 <w:sz w:val="20"/>
               </w:rPr>
-              <w:t>Админ: Функции, ID auditor, переключатель «Включено», F5.</w:t>
+              <w:t>Admin → Функции, ID auditor, включено, F5.</w:t>
             </w:r>
           </w:p>
         </w:tc>
@@ -3604,19 +1913,10 @@
       <w:tr>
         <w:tc>
           <w:tcPr>
-            <w:tcW w:type="dxa" w:w="3969"/>
+            <w:tcW w:type="dxa" w:w="4762"/>
             <w:shd w:fill="FFFFFF" w:val="clear"/>
-            <w:tcBorders>
-              <w:top w:val="single" w:sz="4" w:space="0" w:color="C5CDD6"/>
-              <w:left w:val="single" w:sz="4" w:space="0" w:color="C5CDD6"/>
-              <w:bottom w:val="single" w:sz="4" w:space="0" w:color="C5CDD6"/>
-              <w:right w:val="single" w:sz="4" w:space="0" w:color="C5CDD6"/>
-            </w:tcBorders>
           </w:tcPr>
           <w:p>
-            <w:pPr>
-              <w:spacing w:after="40" w:before="40" w:line="259" w:lineRule="auto"/>
-            </w:pPr>
             <w:r/>
             <w:r>
               <w:rPr>
@@ -3626,25 +1926,16 @@
                 <w:color w:val="222222"/>
                 <w:sz w:val="20"/>
               </w:rPr>
-              <w:t>Отвечает голый Qwen без списка актов</w:t>
+              <w:t>Гладкий ответ без блока «Откуда в базе»</w:t>
             </w:r>
           </w:p>
         </w:tc>
         <w:tc>
           <w:tcPr>
-            <w:tcW w:type="dxa" w:w="5386"/>
+            <w:tcW w:type="dxa" w:w="4762"/>
             <w:shd w:fill="FFFFFF" w:val="clear"/>
-            <w:tcBorders>
-              <w:top w:val="single" w:sz="4" w:space="0" w:color="C5CDD6"/>
-              <w:left w:val="single" w:sz="4" w:space="0" w:color="C5CDD6"/>
-              <w:bottom w:val="single" w:sz="4" w:space="0" w:color="C5CDD6"/>
-              <w:right w:val="single" w:sz="4" w:space="0" w:color="C5CDD6"/>
-            </w:tcBorders>
           </w:tcPr>
           <w:p>
-            <w:pPr>
-              <w:spacing w:after="40" w:before="40" w:line="259" w:lineRule="auto"/>
-            </w:pPr>
             <w:r/>
             <w:r>
               <w:rPr>
@@ -3654,7 +1945,7 @@
                 <w:color w:val="222222"/>
                 <w:sz w:val="20"/>
               </w:rPr>
-              <w:t>В шапке чата выбрана не модель «Аудитор».</w:t>
+              <w:t>Нет префикса «вопрос». Напишите «вопрос …».</w:t>
             </w:r>
           </w:p>
         </w:tc>
@@ -3662,19 +1953,130 @@
       <w:tr>
         <w:tc>
           <w:tcPr>
-            <w:tcW w:type="dxa" w:w="3969"/>
+            <w:tcW w:type="dxa" w:w="4762"/>
             <w:shd w:fill="F4F7FA" w:val="clear"/>
-            <w:tcBorders>
-              <w:top w:val="single" w:sz="4" w:space="0" w:color="C5CDD6"/>
-              <w:left w:val="single" w:sz="4" w:space="0" w:color="C5CDD6"/>
-              <w:bottom w:val="single" w:sz="4" w:space="0" w:color="C5CDD6"/>
-              <w:right w:val="single" w:sz="4" w:space="0" w:color="C5CDD6"/>
-            </w:tcBorders>
           </w:tcPr>
           <w:p>
-            <w:pPr>
-              <w:spacing w:after="40" w:before="40" w:line="259" w:lineRule="auto"/>
-            </w:pPr>
+            <w:r/>
+            <w:r>
+              <w:rPr>
+                <w:rFonts w:ascii="Times New Roman" w:hAnsi="Times New Roman" w:eastAsia="Times New Roman" w:cs="Times New Roman"/>
+                <w:b w:val="0"/>
+                <w:i w:val="0"/>
+                <w:color w:val="222222"/>
+                <w:sz w:val="20"/>
+              </w:rPr>
+              <w:t>Акт не скачался</w:t>
+            </w:r>
+          </w:p>
+        </w:tc>
+        <w:tc>
+          <w:tcPr>
+            <w:tcW w:type="dxa" w:w="4762"/>
+            <w:shd w:fill="F4F7FA" w:val="clear"/>
+          </w:tcPr>
+          <w:p>
+            <w:r/>
+            <w:r>
+              <w:rPr>
+                <w:rFonts w:ascii="Times New Roman" w:hAnsi="Times New Roman" w:eastAsia="Times New Roman" w:cs="Times New Roman"/>
+                <w:b w:val="0"/>
+                <w:i w:val="0"/>
+                <w:color w:val="222222"/>
+                <w:sz w:val="20"/>
+              </w:rPr>
+              <w:t>«скачай» или полный URL: «к N url https://…».</w:t>
+            </w:r>
+          </w:p>
+        </w:tc>
+      </w:tr>
+      <w:tr>
+        <w:tc>
+          <w:tcPr>
+            <w:tcW w:type="dxa" w:w="4762"/>
+            <w:shd w:fill="FFFFFF" w:val="clear"/>
+          </w:tcPr>
+          <w:p>
+            <w:r/>
+            <w:r>
+              <w:rPr>
+                <w:rFonts w:ascii="Times New Roman" w:hAnsi="Times New Roman" w:eastAsia="Times New Roman" w:cs="Times New Roman"/>
+                <w:b w:val="0"/>
+                <w:i w:val="0"/>
+                <w:color w:val="222222"/>
+                <w:sz w:val="20"/>
+              </w:rPr>
+              <w:t>«Сервер проверки не отвечает»</w:t>
+            </w:r>
+          </w:p>
+        </w:tc>
+        <w:tc>
+          <w:tcPr>
+            <w:tcW w:type="dxa" w:w="4762"/>
+            <w:shd w:fill="FFFFFF" w:val="clear"/>
+          </w:tcPr>
+          <w:p>
+            <w:r/>
+            <w:r>
+              <w:rPr>
+                <w:rFonts w:ascii="Times New Roman" w:hAnsi="Times New Roman" w:eastAsia="Times New Roman" w:cs="Times New Roman"/>
+                <w:b w:val="0"/>
+                <w:i w:val="0"/>
+                <w:color w:val="222222"/>
+                <w:sz w:val="20"/>
+              </w:rPr>
+              <w:t>Контейнер audit-tools; Valves Pipe: AUDIT_API=http://backend:8100.</w:t>
+            </w:r>
+          </w:p>
+        </w:tc>
+      </w:tr>
+      <w:tr>
+        <w:tc>
+          <w:tcPr>
+            <w:tcW w:type="dxa" w:w="4762"/>
+            <w:shd w:fill="F4F7FA" w:val="clear"/>
+          </w:tcPr>
+          <w:p>
+            <w:r/>
+            <w:r>
+              <w:rPr>
+                <w:rFonts w:ascii="Times New Roman" w:hAnsi="Times New Roman" w:eastAsia="Times New Roman" w:cs="Times New Roman"/>
+                <w:b w:val="0"/>
+                <w:i w:val="0"/>
+                <w:color w:val="222222"/>
+                <w:sz w:val="20"/>
+              </w:rPr>
+              <w:t>Саммари / программа / total долго</w:t>
+            </w:r>
+          </w:p>
+        </w:tc>
+        <w:tc>
+          <w:tcPr>
+            <w:tcW w:type="dxa" w:w="4762"/>
+            <w:shd w:fill="F4F7FA" w:val="clear"/>
+          </w:tcPr>
+          <w:p>
+            <w:r/>
+            <w:r>
+              <w:rPr>
+                <w:rFonts w:ascii="Times New Roman" w:hAnsi="Times New Roman" w:eastAsia="Times New Roman" w:cs="Times New Roman"/>
+                <w:b w:val="0"/>
+                <w:i w:val="0"/>
+                <w:color w:val="222222"/>
+                <w:sz w:val="20"/>
+              </w:rPr>
+              <w:t>Минуты, не секунды. BRIEF_TIMEOUT_SEC в параметрах Pipe. Повтор команды.</w:t>
+            </w:r>
+          </w:p>
+        </w:tc>
+      </w:tr>
+      <w:tr>
+        <w:tc>
+          <w:tcPr>
+            <w:tcW w:type="dxa" w:w="4762"/>
+            <w:shd w:fill="FFFFFF" w:val="clear"/>
+          </w:tcPr>
+          <w:p>
             <w:r/>
             <w:r>
               <w:rPr>
@@ -3690,19 +2092,10 @@
         </w:tc>
         <w:tc>
           <w:tcPr>
-            <w:tcW w:type="dxa" w:w="5386"/>
-            <w:shd w:fill="F4F7FA" w:val="clear"/>
-            <w:tcBorders>
-              <w:top w:val="single" w:sz="4" w:space="0" w:color="C5CDD6"/>
-              <w:left w:val="single" w:sz="4" w:space="0" w:color="C5CDD6"/>
-              <w:bottom w:val="single" w:sz="4" w:space="0" w:color="C5CDD6"/>
-              <w:right w:val="single" w:sz="4" w:space="0" w:color="C5CDD6"/>
-            </w:tcBorders>
+            <w:tcW w:type="dxa" w:w="4762"/>
+            <w:shd w:fill="FFFFFF" w:val="clear"/>
           </w:tcPr>
           <w:p>
-            <w:pPr>
-              <w:spacing w:after="40" w:before="40" w:line="259" w:lineRule="auto"/>
-            </w:pPr>
             <w:r/>
             <w:r>
               <w:rPr>
@@ -3712,297 +2105,7 @@
                 <w:color w:val="222222"/>
                 <w:sz w:val="20"/>
               </w:rPr>
-              <w:t>Опишите проверку заново в этом окне; не удаляйте ответы агента.</w:t>
-            </w:r>
-          </w:p>
-        </w:tc>
-      </w:tr>
-      <w:tr>
-        <w:tc>
-          <w:tcPr>
-            <w:tcW w:type="dxa" w:w="3969"/>
-            <w:shd w:fill="FFFFFF" w:val="clear"/>
-            <w:tcBorders>
-              <w:top w:val="single" w:sz="4" w:space="0" w:color="C5CDD6"/>
-              <w:left w:val="single" w:sz="4" w:space="0" w:color="C5CDD6"/>
-              <w:bottom w:val="single" w:sz="4" w:space="0" w:color="C5CDD6"/>
-              <w:right w:val="single" w:sz="4" w:space="0" w:color="C5CDD6"/>
-            </w:tcBorders>
-          </w:tcPr>
-          <w:p>
-            <w:pPr>
-              <w:spacing w:after="40" w:before="40" w:line="259" w:lineRule="auto"/>
-            </w:pPr>
-            <w:r/>
-            <w:r>
-              <w:rPr>
-                <w:rFonts w:ascii="Times New Roman" w:hAnsi="Times New Roman" w:eastAsia="Times New Roman" w:cs="Times New Roman"/>
-                <w:b w:val="0"/>
-                <w:i w:val="0"/>
-                <w:color w:val="222222"/>
-                <w:sz w:val="20"/>
-              </w:rPr>
-              <w:t>«Не поняла, какие документы взять»</w:t>
-            </w:r>
-          </w:p>
-        </w:tc>
-        <w:tc>
-          <w:tcPr>
-            <w:tcW w:type="dxa" w:w="5386"/>
-            <w:shd w:fill="FFFFFF" w:val="clear"/>
-            <w:tcBorders>
-              <w:top w:val="single" w:sz="4" w:space="0" w:color="C5CDD6"/>
-              <w:left w:val="single" w:sz="4" w:space="0" w:color="C5CDD6"/>
-              <w:bottom w:val="single" w:sz="4" w:space="0" w:color="C5CDD6"/>
-              <w:right w:val="single" w:sz="4" w:space="0" w:color="C5CDD6"/>
-            </w:tcBorders>
-          </w:tcPr>
-          <w:p>
-            <w:pPr>
-              <w:spacing w:after="40" w:before="40" w:line="259" w:lineRule="auto"/>
-            </w:pPr>
-            <w:r/>
-            <w:r>
-              <w:rPr>
-                <w:rFonts w:ascii="Times New Roman" w:hAnsi="Times New Roman" w:eastAsia="Times New Roman" w:cs="Times New Roman"/>
-                <w:b w:val="0"/>
-                <w:i w:val="0"/>
-                <w:color w:val="222222"/>
-                <w:sz w:val="20"/>
-              </w:rPr>
-              <w:t>Пишите «утверждаю 1, 2» — номера как в последнем списке.</w:t>
-            </w:r>
-          </w:p>
-        </w:tc>
-      </w:tr>
-      <w:tr>
-        <w:tc>
-          <w:tcPr>
-            <w:tcW w:type="dxa" w:w="3969"/>
-            <w:shd w:fill="F4F7FA" w:val="clear"/>
-            <w:tcBorders>
-              <w:top w:val="single" w:sz="4" w:space="0" w:color="C5CDD6"/>
-              <w:left w:val="single" w:sz="4" w:space="0" w:color="C5CDD6"/>
-              <w:bottom w:val="single" w:sz="4" w:space="0" w:color="C5CDD6"/>
-              <w:right w:val="single" w:sz="4" w:space="0" w:color="C5CDD6"/>
-            </w:tcBorders>
-          </w:tcPr>
-          <w:p>
-            <w:pPr>
-              <w:spacing w:after="40" w:before="40" w:line="259" w:lineRule="auto"/>
-            </w:pPr>
-            <w:r/>
-            <w:r>
-              <w:rPr>
-                <w:rFonts w:ascii="Times New Roman" w:hAnsi="Times New Roman" w:eastAsia="Times New Roman" w:cs="Times New Roman"/>
-                <w:b w:val="0"/>
-                <w:i w:val="0"/>
-                <w:color w:val="222222"/>
-                <w:sz w:val="20"/>
-              </w:rPr>
-              <w:t>Акт не скачался / ссылка обрезана</w:t>
-            </w:r>
-          </w:p>
-        </w:tc>
-        <w:tc>
-          <w:tcPr>
-            <w:tcW w:type="dxa" w:w="5386"/>
-            <w:shd w:fill="F4F7FA" w:val="clear"/>
-            <w:tcBorders>
-              <w:top w:val="single" w:sz="4" w:space="0" w:color="C5CDD6"/>
-              <w:left w:val="single" w:sz="4" w:space="0" w:color="C5CDD6"/>
-              <w:bottom w:val="single" w:sz="4" w:space="0" w:color="C5CDD6"/>
-              <w:right w:val="single" w:sz="4" w:space="0" w:color="C5CDD6"/>
-            </w:tcBorders>
-          </w:tcPr>
-          <w:p>
-            <w:pPr>
-              <w:spacing w:after="40" w:before="40" w:line="259" w:lineRule="auto"/>
-            </w:pPr>
-            <w:r/>
-            <w:r>
-              <w:rPr>
-                <w:rFonts w:ascii="Times New Roman" w:hAnsi="Times New Roman" w:eastAsia="Times New Roman" w:cs="Times New Roman"/>
-                <w:b w:val="0"/>
-                <w:i w:val="0"/>
-                <w:color w:val="222222"/>
-                <w:sz w:val="20"/>
-              </w:rPr>
-              <w:t>«скачай» или полный URL без многоточия: «к N url https://…».</w:t>
-            </w:r>
-          </w:p>
-        </w:tc>
-      </w:tr>
-      <w:tr>
-        <w:tc>
-          <w:tcPr>
-            <w:tcW w:type="dxa" w:w="3969"/>
-            <w:shd w:fill="FFFFFF" w:val="clear"/>
-            <w:tcBorders>
-              <w:top w:val="single" w:sz="4" w:space="0" w:color="C5CDD6"/>
-              <w:left w:val="single" w:sz="4" w:space="0" w:color="C5CDD6"/>
-              <w:bottom w:val="single" w:sz="4" w:space="0" w:color="C5CDD6"/>
-              <w:right w:val="single" w:sz="4" w:space="0" w:color="C5CDD6"/>
-            </w:tcBorders>
-          </w:tcPr>
-          <w:p>
-            <w:pPr>
-              <w:spacing w:after="40" w:before="40" w:line="259" w:lineRule="auto"/>
-            </w:pPr>
-            <w:r/>
-            <w:r>
-              <w:rPr>
-                <w:rFonts w:ascii="Times New Roman" w:hAnsi="Times New Roman" w:eastAsia="Times New Roman" w:cs="Times New Roman"/>
-                <w:b w:val="0"/>
-                <w:i w:val="0"/>
-                <w:color w:val="222222"/>
-                <w:sz w:val="20"/>
-              </w:rPr>
-              <w:t>«Сервер проверки не отвечает»</w:t>
-            </w:r>
-          </w:p>
-        </w:tc>
-        <w:tc>
-          <w:tcPr>
-            <w:tcW w:type="dxa" w:w="5386"/>
-            <w:shd w:fill="FFFFFF" w:val="clear"/>
-            <w:tcBorders>
-              <w:top w:val="single" w:sz="4" w:space="0" w:color="C5CDD6"/>
-              <w:left w:val="single" w:sz="4" w:space="0" w:color="C5CDD6"/>
-              <w:bottom w:val="single" w:sz="4" w:space="0" w:color="C5CDD6"/>
-              <w:right w:val="single" w:sz="4" w:space="0" w:color="C5CDD6"/>
-            </w:tcBorders>
-          </w:tcPr>
-          <w:p>
-            <w:pPr>
-              <w:spacing w:after="40" w:before="40" w:line="259" w:lineRule="auto"/>
-            </w:pPr>
-            <w:r/>
-            <w:r>
-              <w:rPr>
-                <w:rFonts w:ascii="Times New Roman" w:hAnsi="Times New Roman" w:eastAsia="Times New Roman" w:cs="Times New Roman"/>
-                <w:b w:val="0"/>
-                <w:i w:val="0"/>
-                <w:color w:val="222222"/>
-                <w:sz w:val="20"/>
-              </w:rPr>
-              <w:t>Контейнер audit-tools жив; в параметрах Pipe AUDIT_API=http://backend:8100.</w:t>
-            </w:r>
-          </w:p>
-        </w:tc>
-      </w:tr>
-      <w:tr>
-        <w:tc>
-          <w:tcPr>
-            <w:tcW w:type="dxa" w:w="3969"/>
-            <w:shd w:fill="F4F7FA" w:val="clear"/>
-            <w:tcBorders>
-              <w:top w:val="single" w:sz="4" w:space="0" w:color="C5CDD6"/>
-              <w:left w:val="single" w:sz="4" w:space="0" w:color="C5CDD6"/>
-              <w:bottom w:val="single" w:sz="4" w:space="0" w:color="C5CDD6"/>
-              <w:right w:val="single" w:sz="4" w:space="0" w:color="C5CDD6"/>
-            </w:tcBorders>
-          </w:tcPr>
-          <w:p>
-            <w:pPr>
-              <w:spacing w:after="40" w:before="40" w:line="259" w:lineRule="auto"/>
-            </w:pPr>
-            <w:r/>
-            <w:r>
-              <w:rPr>
-                <w:rFonts w:ascii="Times New Roman" w:hAnsi="Times New Roman" w:eastAsia="Times New Roman" w:cs="Times New Roman"/>
-                <w:b w:val="0"/>
-                <w:i w:val="0"/>
-                <w:color w:val="222222"/>
-                <w:sz w:val="20"/>
-              </w:rPr>
-              <w:t>Саммари или программа долго / таймаут</w:t>
-            </w:r>
-          </w:p>
-        </w:tc>
-        <w:tc>
-          <w:tcPr>
-            <w:tcW w:type="dxa" w:w="5386"/>
-            <w:shd w:fill="F4F7FA" w:val="clear"/>
-            <w:tcBorders>
-              <w:top w:val="single" w:sz="4" w:space="0" w:color="C5CDD6"/>
-              <w:left w:val="single" w:sz="4" w:space="0" w:color="C5CDD6"/>
-              <w:bottom w:val="single" w:sz="4" w:space="0" w:color="C5CDD6"/>
-              <w:right w:val="single" w:sz="4" w:space="0" w:color="C5CDD6"/>
-            </w:tcBorders>
-          </w:tcPr>
-          <w:p>
-            <w:pPr>
-              <w:spacing w:after="40" w:before="40" w:line="259" w:lineRule="auto"/>
-            </w:pPr>
-            <w:r/>
-            <w:r>
-              <w:rPr>
-                <w:rFonts w:ascii="Times New Roman" w:hAnsi="Times New Roman" w:eastAsia="Times New Roman" w:cs="Times New Roman"/>
-                <w:b w:val="0"/>
-                <w:i w:val="0"/>
-                <w:color w:val="222222"/>
-                <w:sz w:val="20"/>
-              </w:rPr>
-              <w:t>Подождите; при необходимости повторите команду.</w:t>
-            </w:r>
-          </w:p>
-        </w:tc>
-      </w:tr>
-      <w:tr>
-        <w:tc>
-          <w:tcPr>
-            <w:tcW w:type="dxa" w:w="3969"/>
-            <w:shd w:fill="FFFFFF" w:val="clear"/>
-            <w:tcBorders>
-              <w:top w:val="single" w:sz="4" w:space="0" w:color="C5CDD6"/>
-              <w:left w:val="single" w:sz="4" w:space="0" w:color="C5CDD6"/>
-              <w:bottom w:val="single" w:sz="4" w:space="0" w:color="C5CDD6"/>
-              <w:right w:val="single" w:sz="4" w:space="0" w:color="C5CDD6"/>
-            </w:tcBorders>
-          </w:tcPr>
-          <w:p>
-            <w:pPr>
-              <w:spacing w:after="40" w:before="40" w:line="259" w:lineRule="auto"/>
-            </w:pPr>
-            <w:r/>
-            <w:r>
-              <w:rPr>
-                <w:rFonts w:ascii="Times New Roman" w:hAnsi="Times New Roman" w:eastAsia="Times New Roman" w:cs="Times New Roman"/>
-                <w:b w:val="0"/>
-                <w:i w:val="0"/>
-                <w:color w:val="222222"/>
-                <w:sz w:val="20"/>
-              </w:rPr>
-              <w:t>Ответ без цитат / «этого нет»</w:t>
-            </w:r>
-          </w:p>
-        </w:tc>
-        <w:tc>
-          <w:tcPr>
-            <w:tcW w:type="dxa" w:w="5386"/>
-            <w:shd w:fill="FFFFFF" w:val="clear"/>
-            <w:tcBorders>
-              <w:top w:val="single" w:sz="4" w:space="0" w:color="C5CDD6"/>
-              <w:left w:val="single" w:sz="4" w:space="0" w:color="C5CDD6"/>
-              <w:bottom w:val="single" w:sz="4" w:space="0" w:color="C5CDD6"/>
-              <w:right w:val="single" w:sz="4" w:space="0" w:color="C5CDD6"/>
-            </w:tcBorders>
-          </w:tcPr>
-          <w:p>
-            <w:pPr>
-              <w:spacing w:after="40" w:before="40" w:line="259" w:lineRule="auto"/>
-            </w:pPr>
-            <w:r/>
-            <w:r>
-              <w:rPr>
-                <w:rFonts w:ascii="Times New Roman" w:hAnsi="Times New Roman" w:eastAsia="Times New Roman" w:cs="Times New Roman"/>
-                <w:b w:val="0"/>
-                <w:i w:val="0"/>
-                <w:color w:val="222222"/>
-                <w:sz w:val="20"/>
-              </w:rPr>
-              <w:t>Акта нет в библиотеке или вопрос слишком общий. Утвердите акт или сузьте вопрос.</w:t>
+              <w:t>Опишите проверку заново; не удаляйте ответы агента с меткой кейса.</w:t>
             </w:r>
           </w:p>
         </w:tc>
@@ -4010,13 +2113,80 @@
     </w:tbl>
     <w:p>
       <w:pPr>
-        <w:spacing w:after="200" w:before="80"/>
+        <w:spacing w:after="160"/>
       </w:pPr>
     </w:p>
     <w:p>
       <w:pPr>
+        <w:pStyle w:val="Heading2"/>
+        <w:spacing w:before="160" w:after="120" w:line="240" w:lineRule="auto"/>
+      </w:pPr>
+      <w:r>
+        <w:rPr>
+          <w:rFonts w:ascii="Times New Roman" w:hAnsi="Times New Roman" w:eastAsia="Times New Roman" w:cs="Times New Roman"/>
+          <w:b/>
+          <w:i w:val="0"/>
+          <w:color w:val="2E5A88"/>
+          <w:sz w:val="28"/>
+        </w:rPr>
+        <w:t>2.6. Что видит модель (и когда молчит)</w:t>
+      </w:r>
+    </w:p>
+    <w:p>
+      <w:pPr>
+        <w:spacing w:after="120" w:before="0" w:line="360" w:lineRule="auto"/>
+        <w:ind w:firstLine="709"/>
+        <w:jc w:val="both"/>
+      </w:pPr>
+      <w:r>
+        <w:rPr>
+          <w:rFonts w:ascii="Times New Roman" w:hAnsi="Times New Roman" w:eastAsia="Times New Roman" w:cs="Times New Roman"/>
+          <w:b w:val="0"/>
+          <w:i w:val="0"/>
+          <w:color w:val="222222"/>
+          <w:sz w:val="24"/>
+        </w:rPr>
+        <w:t>На шагах propose, ask, саммари, total и программа каждый вызов — отдельный промпт сервера, не «история GPT». Температура низкая (0.1–0.2). Обычный чат — исключение: туда уходит очищенная история user/assistant без HTML-метки кейса и без блока цитат, последние 24 реплики.</w:t>
+      </w:r>
+    </w:p>
+    <w:p>
+      <w:pPr>
+        <w:spacing w:after="120" w:before="0" w:line="360" w:lineRule="auto"/>
+        <w:ind w:firstLine="709"/>
+        <w:jc w:val="both"/>
+      </w:pPr>
+      <w:r>
+        <w:rPr>
+          <w:rFonts w:ascii="Times New Roman" w:hAnsi="Times New Roman" w:eastAsia="Times New Roman" w:cs="Times New Roman"/>
+          <w:b w:val="0"/>
+          <w:i w:val="0"/>
+          <w:color w:val="222222"/>
+          <w:sz w:val="24"/>
+        </w:rPr>
+        <w:t>Propose: роль старшего методолога ВА банка РБ; вход — название и keywords; выход — JSON со списком актов; веб нет. Ask: роль ассистента; вход — текст после «вопрос» плюс top-k чанков скачанной библиотеки; Pipe дописывает «Откуда в базе знаний». Саммари: карточка на акт только из фрагментов этого файла, затем синтез обзора. Программа: один длинный markdown с целью, рисками, процедурами. Total: конспект из обучения модели, в промпте нет файлов кейса. Утверждение, «плюс», скачивание, «документы», «статус», «помощь» — чистый код, модель молчит, выдумать статью на этих шагах невозможно.</w:t>
+      </w:r>
+    </w:p>
+    <w:p>
+      <w:pPr>
+        <w:spacing w:after="120" w:before="0" w:line="360" w:lineRule="auto"/>
+        <w:ind w:firstLine="709"/>
+        <w:jc w:val="both"/>
+      </w:pPr>
+      <w:r>
+        <w:rPr>
+          <w:rFonts w:ascii="Times New Roman" w:hAnsi="Times New Roman" w:eastAsia="Times New Roman" w:cs="Times New Roman"/>
+          <w:b w:val="0"/>
+          <w:i w:val="0"/>
+          <w:color w:val="222222"/>
+          <w:sz w:val="24"/>
+        </w:rPr>
+        <w:t>Не нажимайте в этом сценарии: Рабочее пространство → Знания как основной путь (агент сам индексирует кейс); скрепку с Excel клиента; веб-поиск в чате; голый qwen с иконкой ol. Коллекция Knowledge создаётся только если в параметрах Pipe задан API-ключ — это дубль .txt, не источник истины для цитаты.</w:t>
+      </w:r>
+    </w:p>
+    <w:p>
+      <w:pPr>
         <w:pStyle w:val="Heading1"/>
-        <w:spacing w:before="280" w:after="160" w:line="240" w:lineRule="auto"/>
+        <w:spacing w:before="240" w:after="120" w:line="240" w:lineRule="auto"/>
       </w:pPr>
       <w:r>
         <w:rPr>
@@ -4031,23 +2201,7 @@
     </w:p>
     <w:p>
       <w:pPr>
-        <w:pStyle w:val="Heading2"/>
-        <w:spacing w:before="200" w:after="80" w:line="240" w:lineRule="auto"/>
-      </w:pPr>
-      <w:r>
-        <w:rPr>
-          <w:rFonts w:ascii="Times New Roman" w:hAnsi="Times New Roman" w:eastAsia="Times New Roman" w:cs="Times New Roman"/>
-          <w:b/>
-          <w:i w:val="0"/>
-          <w:color w:val="2E5A88"/>
-          <w:sz w:val="28"/>
-        </w:rPr>
-        <w:t>3.1. Контекст: проверка аренды</w:t>
-      </w:r>
-    </w:p>
-    <w:p>
-      <w:pPr>
-        <w:spacing w:after="120" w:before="0" w:line="276" w:lineRule="auto"/>
+        <w:spacing w:after="120" w:before="0" w:line="360" w:lineRule="auto"/>
         <w:ind w:firstLine="709"/>
         <w:jc w:val="both"/>
       </w:pPr>
@@ -4059,12 +2213,12 @@
           <w:color w:val="222222"/>
           <w:sz w:val="24"/>
         </w:rPr>
-        <w:t>Мария — внутренний аудитор банка. На этой неделе проверка аренды коммерческой недвижимости: валютные расчёты, НДС, договоры с нерезидентами. Раньше она начинала с пустого листа: вспоминала Гражданский и Налоговый кодексы, Закон о лизинге, инструкции НБРБ, открывала вкладки pravo.by, читала главы, которых в итоге не понадобится, и только потом выписывала нормы в программу проверки. Срок — несколько дней только на нормативку, ещё до выборки договоров.</w:t>
+        <w:t>Мария — внутренний аудитор банка. На этой неделе проверка аренды коммерческой недвижимости: валютные расчёты, НДС, договоры с нерезидентами. Раньше она начинала с пустого листа: вспоминала Гражданский и Налоговый кодексы, Закон о лизинге, инструкции НБРБ, открывала вкладки pravo.by и только потом выписывала нормы в программу. Срок — несколько дней только на нормативку.</w:t>
       </w:r>
     </w:p>
     <w:p>
       <w:pPr>
-        <w:spacing w:after="120" w:before="0" w:line="276" w:lineRule="auto"/>
+        <w:spacing w:after="120" w:before="0" w:line="360" w:lineRule="auto"/>
         <w:ind w:firstLine="709"/>
         <w:jc w:val="both"/>
       </w:pPr>
@@ -4076,28 +2230,12 @@
           <w:color w:val="222222"/>
           <w:sz w:val="24"/>
         </w:rPr>
-        <w:t>Теперь у неё один адрес в браузере. Клиентские выгрузки она пока не отдаёт системе: контур фактов не готов, и смешивать Excel с кодексами нельзя. Задача на сегодня — собрать утверждённую библиотеку, прочитать короткий обзор вместо ГК целиком, уточнить две нормы и унести Word-черновик программы в свой контур рабочей документации.</w:t>
+        <w:t>Теперь у неё один адрес. Клиентские выгрузки она системе не отдаёт: контура фактов нет, смешивать Excel с кодексами нельзя. Задача дня — утверждённая библиотека, короткий обзор вместо ГК, две нормы с цитатой и Word-черновик программы в контур СВА.</w:t>
       </w:r>
     </w:p>
     <w:p>
       <w:pPr>
-        <w:pStyle w:val="Heading2"/>
-        <w:spacing w:before="200" w:after="80" w:line="240" w:lineRule="auto"/>
-      </w:pPr>
-      <w:r>
-        <w:rPr>
-          <w:rFonts w:ascii="Times New Roman" w:hAnsi="Times New Roman" w:eastAsia="Times New Roman" w:cs="Times New Roman"/>
-          <w:b/>
-          <w:i w:val="0"/>
-          <w:color w:val="2E5A88"/>
-          <w:sz w:val="28"/>
-        </w:rPr>
-        <w:t>3.2. Диалог от начала до цитаты</w:t>
-      </w:r>
-    </w:p>
-    <w:p>
-      <w:pPr>
-        <w:spacing w:after="120" w:before="0" w:line="276" w:lineRule="auto"/>
+        <w:spacing w:after="120" w:before="0" w:line="360" w:lineRule="auto"/>
         <w:ind w:firstLine="709"/>
         <w:jc w:val="both"/>
       </w:pPr>
@@ -4109,34 +2247,12 @@
           <w:color w:val="222222"/>
           <w:sz w:val="24"/>
         </w:rPr>
-        <w:t>Мария открывает http://localhost:3000, создаёт новый чат, в поиске моделей набирает «Аудитор» и выбирает его. В поле ввода пишет одну строку.</w:t>
+        <w:t>Она создаёт новый чат, выбирает «Аудитор» и пишет: «Проверка аренды коммерческой недвижимости, аренда, валюта, НДС». Статус «Подбираю список документов…». Через две минуты двенадцать актов с пометками «обязательно» и «желательно». Лишнюю методичку с приоритетом 3 она пропускает. К четвёртому пункту подкладывает полную ссылку с pravo.by и дописывает инструкцию, которой не было в списке.</w:t>
       </w:r>
     </w:p>
     <w:p>
       <w:pPr>
-        <w:spacing w:after="0" w:before="80" w:line="240" w:lineRule="auto"/>
-        <w:ind w:left="567"/>
-        <w:jc w:val="left"/>
-      </w:pPr>
-      <w:r>
-        <w:rPr>
-          <w:rFonts w:ascii="Consolas" w:hAnsi="Consolas" w:eastAsia="Consolas" w:cs="Consolas"/>
-          <w:b w:val="0"/>
-          <w:i w:val="0"/>
-          <w:color w:val="1F3A5F"/>
-          <w:sz w:val="20"/>
-        </w:rPr>
-        <w:t>Проверка аренды коммерческой недвижимости, аренда, валюта, НДС</w:t>
-      </w:r>
-    </w:p>
-    <w:p>
-      <w:pPr>
-        <w:spacing w:after="160" w:before="40" w:line="120" w:lineRule="auto"/>
-      </w:pPr>
-    </w:p>
-    <w:p>
-      <w:pPr>
-        <w:spacing w:after="120" w:before="0" w:line="276" w:lineRule="auto"/>
+        <w:spacing w:after="120" w:before="0" w:line="360" w:lineRule="auto"/>
         <w:ind w:firstLine="709"/>
         <w:jc w:val="both"/>
       </w:pPr>
@@ -4148,12 +2264,12 @@
           <w:color w:val="222222"/>
           <w:sz w:val="24"/>
         </w:rPr>
-        <w:t>Статус «Создаю проверку…» сменяется на «Подбираю список документов…». Ждать приходится около двух минут. Агент возвращает нумерованный список из двенадцати актов: ГК, НК, Закон о лизинге, инструкция НБРБ, постановление Минфина — с пометками «обязательно» и «желательно» и коротким обоснованием, зачем акт нужен именно этой проверке. Внизу просьба: ничего не скачиваю, сначала выберите номера. Мария видит лишнюю методичку с приоритетом 3 и акт, который она уже открыла на pravo.by.</w:t>
+        <w:t>Модель на утверждении молчит. Сервер ищет URL в порядке «ручная ссылка → известные официальные адреса → поиск по allowlist». Скачано четыре, один акт не найден. Мария не считает это аварией: «документы», zip глазами, URL с nbrb.by, «скачай». Лежащие файлы система не перезаписывает. Затем «саммари» и «программа проверки» — ссылки на Word, не простыня в чат. Отдельно «total саммари», чтобы быстро сверить картину «из головы» модели с тем, что лежит в библиотеке; в рабочую бумагу total не копирует как факт.</w:t>
       </w:r>
     </w:p>
     <w:p>
       <w:pPr>
-        <w:spacing w:after="120" w:before="0" w:line="276" w:lineRule="auto"/>
+        <w:spacing w:after="120" w:before="0" w:line="360" w:lineRule="auto"/>
         <w:ind w:firstLine="709"/>
         <w:jc w:val="both"/>
       </w:pPr>
@@ -4165,34 +2281,12 @@
           <w:color w:val="222222"/>
           <w:sz w:val="24"/>
         </w:rPr>
-        <w:t>Она не утверждает «всё подряд». Берёт обязательные пункты, одну инструкцию и дописывает документ, которого модель не предложила. К четвёртому пункту подкладывает полную ссылку.</w:t>
+        <w:t>Норму она спрашивает только с префиксом. Сверяет блок «Откуда в базе знаний» с файлом в zip. Второй вопрос без слова «вопрос» даёт гладкий абзац без цитат — она его отбрасывает и переписывает с префиксом. Если акта про регистрацию в библиотеке нет, агент так и говорит. Кассу она не начинает в том же окне: новый чат, снова «Аудитор».</w:t>
       </w:r>
     </w:p>
     <w:p>
       <w:pPr>
-        <w:spacing w:after="0" w:before="80" w:line="240" w:lineRule="auto"/>
-        <w:ind w:left="567"/>
-        <w:jc w:val="left"/>
-      </w:pPr>
-      <w:r>
-        <w:rPr>
-          <w:rFonts w:ascii="Consolas" w:hAnsi="Consolas" w:eastAsia="Consolas" w:cs="Consolas"/>
-          <w:b w:val="0"/>
-          <w:i w:val="0"/>
-          <w:color w:val="1F3A5F"/>
-          <w:sz w:val="20"/>
-        </w:rPr>
-        <w:t>утверждаю 1, 2, 4, 5 плюс Инструкция НБРБ № 38, к 4 url https://pravo.by/document/?guid=3871&amp;p0=Hk9900218</w:t>
-      </w:r>
-    </w:p>
-    <w:p>
-      <w:pPr>
-        <w:spacing w:after="160" w:before="40" w:line="120" w:lineRule="auto"/>
-      </w:pPr>
-    </w:p>
-    <w:p>
-      <w:pPr>
-        <w:spacing w:after="120" w:before="0" w:line="276" w:lineRule="auto"/>
+        <w:spacing w:after="120" w:before="0" w:line="360" w:lineRule="auto"/>
         <w:ind w:firstLine="709"/>
         <w:jc w:val="both"/>
       </w:pPr>
@@ -4204,204 +2298,13 @@
           <w:color w:val="222222"/>
           <w:sz w:val="24"/>
         </w:rPr>
-        <w:t>Модель на этом шаге молчит: код разбирает номера и названия, сервер ищет URL в порядке «ручная ссылка → известные официальные адреса → поиск по allowlist». Через несколько минут: скачано четыре, один акт не найден. Мария не считает это аварией. Смотрит состав командой «документы», открывает zip, убеждается, что внутри именно утверждённые ею файлы. Для провалившегося пункта вставляет URL с nbrb.by и пишет «скачай». Лежащие файлы система не перезаписывает.</w:t>
-      </w:r>
-    </w:p>
-    <w:p>
-      <w:pPr>
-        <w:spacing w:after="120" w:before="0" w:line="276" w:lineRule="auto"/>
-        <w:ind w:firstLine="709"/>
-        <w:jc w:val="both"/>
-      </w:pPr>
-      <w:r>
-        <w:rPr>
-          <w:rFonts w:ascii="Times New Roman" w:hAnsi="Times New Roman" w:eastAsia="Times New Roman" w:cs="Times New Roman"/>
-          <w:b w:val="0"/>
-          <w:i w:val="0"/>
-          <w:color w:val="222222"/>
-          <w:sz w:val="24"/>
-        </w:rPr>
-        <w:t>Библиотека готова. Читать ГК целиком Мария не будет. Она пишет «саммари» и уходит к другому делу на несколько минут. В чат приходит не простыня текста, а ссылка на Word: обзор контура, карточка по каждому акту, приложение с фрагментами [n] и официальными URL. Отдельным сообщением она просит «программа проверки» — получает черновик цели, границ, рисков и процедур. Оба файла она сохраняет к себе. Это черновики: править и подписывать будет она, не система.</w:t>
-      </w:r>
-    </w:p>
-    <w:p>
-      <w:pPr>
-        <w:spacing w:after="120" w:before="0" w:line="276" w:lineRule="auto"/>
-        <w:ind w:firstLine="709"/>
-        <w:jc w:val="both"/>
-      </w:pPr>
-      <w:r>
-        <w:rPr>
-          <w:rFonts w:ascii="Times New Roman" w:hAnsi="Times New Roman" w:eastAsia="Times New Roman" w:cs="Times New Roman"/>
-          <w:b w:val="0"/>
-          <w:i w:val="0"/>
-          <w:color w:val="222222"/>
-          <w:sz w:val="24"/>
-        </w:rPr>
-        <w:t>В том же чате она задаёт вопрос, из-за которого обычно открывают две главы ГК и инструкцию.</w:t>
-      </w:r>
-    </w:p>
-    <w:p>
-      <w:pPr>
-        <w:spacing w:after="0" w:before="80" w:line="240" w:lineRule="auto"/>
-        <w:ind w:left="567"/>
-        <w:jc w:val="left"/>
-      </w:pPr>
-      <w:r>
-        <w:rPr>
-          <w:rFonts w:ascii="Consolas" w:hAnsi="Consolas" w:eastAsia="Consolas" w:cs="Consolas"/>
-          <w:b w:val="0"/>
-          <w:i w:val="0"/>
-          <w:color w:val="1F3A5F"/>
-          <w:sz w:val="20"/>
-        </w:rPr>
-        <w:t>Можно ли в договоре аренды с резидентом РБ устанавливать арендную плату в евро?</w:t>
-      </w:r>
-    </w:p>
-    <w:p>
-      <w:pPr>
-        <w:spacing w:after="160" w:before="40" w:line="120" w:lineRule="auto"/>
-      </w:pPr>
-    </w:p>
-    <w:p>
-      <w:pPr>
-        <w:spacing w:after="120" w:before="0" w:line="276" w:lineRule="auto"/>
-        <w:ind w:firstLine="709"/>
-        <w:jc w:val="both"/>
-      </w:pPr>
-      <w:r>
-        <w:rPr>
-          <w:rFonts w:ascii="Times New Roman" w:hAnsi="Times New Roman" w:eastAsia="Times New Roman" w:cs="Times New Roman"/>
-          <w:b w:val="0"/>
-          <w:i w:val="0"/>
-          <w:color w:val="222222"/>
-          <w:sz w:val="24"/>
-        </w:rPr>
-        <w:t>Агент ищет не в интернете, а в уже скачанных файлах кейса. Ответ приходит с блоком «Откуда в базе знаний»: обрезок фрагмента и название акта. Мария сверяет формулировку с файлом в zip, прежде чем тащить норму в рабочую бумагу. Второй вопрос — про срок регистрации договора аренды нежилого. Если нужного акта в библиотеке нет, агент так и говорит. Мария либо добавляет акт («добавь …» / «скачай»), либо не использует ответ как норму.</w:t>
-      </w:r>
-    </w:p>
-    <w:p>
-      <w:pPr>
-        <w:spacing w:after="120" w:before="0" w:line="276" w:lineRule="auto"/>
-        <w:ind w:firstLine="709"/>
-        <w:jc w:val="both"/>
-      </w:pPr>
-      <w:r>
-        <w:rPr>
-          <w:rFonts w:ascii="Times New Roman" w:hAnsi="Times New Roman" w:eastAsia="Times New Roman" w:cs="Times New Roman"/>
-          <w:b w:val="0"/>
-          <w:i w:val="0"/>
-          <w:color w:val="222222"/>
-          <w:sz w:val="24"/>
-        </w:rPr>
-        <w:t>Кассу на этой неделе она не начинает в том же окне. Слева — «Новый чат», снова модель «Аудитор», новая строка «Аудит кассовых операций, касса, лимит остатка, подотчёт». Две библиотеки не смешиваются.</w:t>
-      </w:r>
-    </w:p>
-    <w:p>
-      <w:pPr>
-        <w:pStyle w:val="Heading2"/>
-        <w:spacing w:before="200" w:after="80" w:line="240" w:lineRule="auto"/>
-      </w:pPr>
-      <w:r>
-        <w:rPr>
-          <w:rFonts w:ascii="Times New Roman" w:hAnsi="Times New Roman" w:eastAsia="Times New Roman" w:cs="Times New Roman"/>
-          <w:b/>
-          <w:i w:val="0"/>
-          <w:color w:val="2E5A88"/>
-          <w:sz w:val="28"/>
-        </w:rPr>
-        <w:t>3.3. Что аудитор забирает с собой</w:t>
-      </w:r>
-    </w:p>
-    <w:p>
-      <w:pPr>
-        <w:pStyle w:val="ListBullet"/>
-        <w:spacing w:after="40" w:before="0" w:line="276" w:lineRule="auto"/>
-        <w:ind w:left="709"/>
-      </w:pPr>
-      <w:r>
-        <w:rPr>
-          <w:rFonts w:ascii="Times New Roman" w:hAnsi="Times New Roman" w:eastAsia="Times New Roman" w:cs="Times New Roman"/>
-          <w:b w:val="0"/>
-          <w:i w:val="0"/>
-          <w:color w:val="222222"/>
-          <w:sz w:val="24"/>
-        </w:rPr>
-        <w:t>zip утверждённых официальных текстов — первоисточники, не «память модели»;</w:t>
-      </w:r>
-    </w:p>
-    <w:p>
-      <w:pPr>
-        <w:pStyle w:val="ListBullet"/>
-        <w:spacing w:after="40" w:before="0" w:line="276" w:lineRule="auto"/>
-        <w:ind w:left="709"/>
-      </w:pPr>
-      <w:r>
-        <w:rPr>
-          <w:rFonts w:ascii="Times New Roman" w:hAnsi="Times New Roman" w:eastAsia="Times New Roman" w:cs="Times New Roman"/>
-          <w:b w:val="0"/>
-          <w:i w:val="0"/>
-          <w:color w:val="222222"/>
-          <w:sz w:val="24"/>
-        </w:rPr>
-        <w:t>Word-обзор на несколько страниц со ссылками на статьи и URL;</w:t>
-      </w:r>
-    </w:p>
-    <w:p>
-      <w:pPr>
-        <w:pStyle w:val="ListBullet"/>
-        <w:spacing w:after="40" w:before="0" w:line="276" w:lineRule="auto"/>
-        <w:ind w:left="709"/>
-      </w:pPr>
-      <w:r>
-        <w:rPr>
-          <w:rFonts w:ascii="Times New Roman" w:hAnsi="Times New Roman" w:eastAsia="Times New Roman" w:cs="Times New Roman"/>
-          <w:b w:val="0"/>
-          <w:i w:val="0"/>
-          <w:color w:val="222222"/>
-          <w:sz w:val="24"/>
-        </w:rPr>
-        <w:t>Word-черновик программы проверки, который правится в контуре СВА;</w:t>
-      </w:r>
-    </w:p>
-    <w:p>
-      <w:pPr>
-        <w:pStyle w:val="ListBullet"/>
-        <w:spacing w:after="40" w:before="0" w:line="276" w:lineRule="auto"/>
-        <w:ind w:left="709"/>
-      </w:pPr>
-      <w:r>
-        <w:rPr>
-          <w:rFonts w:ascii="Times New Roman" w:hAnsi="Times New Roman" w:eastAsia="Times New Roman" w:cs="Times New Roman"/>
-          <w:b w:val="0"/>
-          <w:i w:val="0"/>
-          <w:color w:val="222222"/>
-          <w:sz w:val="24"/>
-        </w:rPr>
-        <w:t>ответы на точечные вопросы с цитатами, которые можно перепроверить по файлу.</w:t>
-      </w:r>
-    </w:p>
-    <w:p>
-      <w:pPr>
-        <w:spacing w:after="120" w:before="0" w:line="276" w:lineRule="auto"/>
-        <w:ind w:firstLine="709"/>
-        <w:jc w:val="both"/>
-      </w:pPr>
-      <w:r>
-        <w:rPr>
-          <w:rFonts w:ascii="Times New Roman" w:hAnsi="Times New Roman" w:eastAsia="Times New Roman" w:cs="Times New Roman"/>
-          <w:b w:val="0"/>
-          <w:i w:val="0"/>
-          <w:color w:val="222222"/>
-          <w:sz w:val="24"/>
-        </w:rPr>
-        <w:t>Чего у Марии после этого сеанса нет и быть не должно: подписи руководителя СВА, вывода о нарушении, расчёта по выгрузке клиента. Система ускорила день, который раньше уходил на поиск и чтение актов. Суждение осталось за аудитором.</w:t>
+        <w:t>С собой у неё zip утверждённых текстов, Word-обзор, черновик программы и ответы с цитатами. Нет подписи руководителя СВА и вывода о нарушении. Суждение осталось за ней.</w:t>
       </w:r>
     </w:p>
     <w:p>
       <w:pPr>
         <w:pStyle w:val="Heading1"/>
-        <w:spacing w:before="280" w:after="160" w:line="240" w:lineRule="auto"/>
+        <w:spacing w:before="240" w:after="120" w:line="240" w:lineRule="auto"/>
       </w:pPr>
       <w:r>
         <w:rPr>
@@ -4416,23 +2319,7 @@
     </w:p>
     <w:p>
       <w:pPr>
-        <w:pStyle w:val="Heading2"/>
-        <w:spacing w:before="200" w:after="80" w:line="240" w:lineRule="auto"/>
-      </w:pPr>
-      <w:r>
-        <w:rPr>
-          <w:rFonts w:ascii="Times New Roman" w:hAnsi="Times New Roman" w:eastAsia="Times New Roman" w:cs="Times New Roman"/>
-          <w:b/>
-          <w:i w:val="0"/>
-          <w:color w:val="2E5A88"/>
-          <w:sz w:val="28"/>
-        </w:rPr>
-        <w:t>4.1. Сборка готовых сервисов, а не форк</w:t>
-      </w:r>
-    </w:p>
-    <w:p>
-      <w:pPr>
-        <w:spacing w:after="120" w:before="0" w:line="276" w:lineRule="auto"/>
+        <w:spacing w:after="120" w:before="0" w:line="360" w:lineRule="auto"/>
         <w:ind w:firstLine="709"/>
         <w:jc w:val="both"/>
       </w:pPr>
@@ -4444,7 +2331,58 @@
           <w:color w:val="222222"/>
           <w:sz w:val="24"/>
         </w:rPr>
-        <w:t>Архитектурная ставка: минимум своего кода, максимум готовых локальных инструментов. Мы не форкаем Open WebUI, не пишем свой чат, не обучаем модель с нуля и не поднимаем Kubernetes. Пишем только то, чего нет на рынке: жизненный цикл кейса проверки, домен НПА Республики Беларусь (allowlist, известные официальные URL, нарезка по статьям), разделение «норма ≠ факт», вызовы tools и audit trail.</w:t>
+        <w:t>Архитектурная ставка: минимум своего кода. Не форкаем Open WebUI, не пишем свой чат, не обучаем модель. Пишем жизненный цикл кейса, домен НПА РБ (allowlist, known_sources, нарезка по статьям), разделение «норма ≠ факт» и audit trail. Pipe не содержит бизнес-логики библиотеки: вызывает HTTP API и показывает результат. Сервер не рисует интерфейс. Языковая модель не решает, качать файлы или нет.</w:t>
+      </w:r>
+    </w:p>
+    <w:p>
+      <w:pPr>
+        <w:spacing w:after="120" w:before="0" w:line="360" w:lineRule="auto"/>
+        <w:ind w:firstLine="709"/>
+        <w:jc w:val="both"/>
+      </w:pPr>
+      <w:r>
+        <w:rPr>
+          <w:rFonts w:ascii="Times New Roman" w:hAnsi="Times New Roman" w:eastAsia="Times New Roman" w:cs="Times New Roman"/>
+          <w:b w:val="0"/>
+          <w:i w:val="0"/>
+          <w:color w:val="222222"/>
+          <w:sz w:val="24"/>
+        </w:rPr>
+        <w:t>Propose собирает промпт старшего методолога ВА банка РБ и просит JSON: название, тип, приоритет, обоснование, поисковые запросы. Select помечает id и принимает extra_titles и manual_urls. HTML и PDF сохраняются в knowledge_raw/, текст режется на чанки (в том числе по статьям), пишется knowledge_index.json. Саммари: карточки только из фрагментов, затем синтез обзора. Программа: один длинный вызов по названию, keywords и приложенным актам. Total: один вызов без файлов кейса. Обычный чат: последние 24 реплики без метки кейса.</w:t>
+      </w:r>
+    </w:p>
+    <w:p>
+      <w:pPr>
+        <w:spacing w:after="120" w:before="0" w:line="360" w:lineRule="auto"/>
+        <w:ind w:firstLine="709"/>
+        <w:jc w:val="both"/>
+      </w:pPr>
+      <w:r>
+        <w:rPr>
+          <w:rFonts w:ascii="Times New Roman" w:hAnsi="Times New Roman" w:eastAsia="Times New Roman" w:cs="Times New Roman"/>
+          <w:b w:val="0"/>
+          <w:i w:val="0"/>
+          <w:color w:val="222222"/>
+          <w:sz w:val="24"/>
+        </w:rPr>
+        <w:t>Статусы кейса: created → proposed → selected → downloading → ready / failed. Без BPM и согласования «четыре глаза». Клиентские формулировки в SearXNG не передаются. React frontend/ заморожен (compose profile lab): гипотеза «чат тянет HITL» на этом контуре подтверждена. В плане — markdown «## Статья N» перед sync, eval RAG, засев Pipe без Admin, затем evidence и DuckDB, тесты и WP. SQLite и Postgres «на вырост» не заводим.</w:t>
+      </w:r>
+    </w:p>
+    <w:p>
+      <w:pPr>
+        <w:spacing w:after="120" w:before="0" w:line="360" w:lineRule="auto"/>
+        <w:ind w:firstLine="709"/>
+        <w:jc w:val="both"/>
+      </w:pPr>
+      <w:r>
+        <w:rPr>
+          <w:rFonts w:ascii="Times New Roman" w:hAnsi="Times New Roman" w:eastAsia="Times New Roman" w:cs="Times New Roman"/>
+          <w:b w:val="0"/>
+          <w:i w:val="0"/>
+          <w:color w:val="222222"/>
+          <w:sz w:val="24"/>
+        </w:rPr>
+        <w:t>Свой код живёт в backend/app/ (routers library и knowledge, services library_flow, knowledge_flow, brief_flow, total_flow, program_flow, chunker, known_sources, downloader) и в seed/openwebui/functions/audit_agent.py. Запасной native Tools (audit_case.py) для продукта не основной путь: 35B ломает HITL.</w:t>
       </w:r>
     </w:p>
     <w:tbl>
@@ -4452,31 +2390,19 @@
         <w:tblStyle w:val="TableGrid"/>
         <w:tblW w:type="auto" w:w="0"/>
         <w:jc w:val="center"/>
-        <w:tblLayout w:type="autofit"/>
         <w:tblLook w:firstColumn="1" w:firstRow="1" w:lastColumn="0" w:lastRow="0" w:noHBand="0" w:noVBand="1" w:val="04A0"/>
       </w:tblPr>
       <w:tblGrid>
-        <w:gridCol w:w="3175"/>
-        <w:gridCol w:w="3175"/>
-        <w:gridCol w:w="3175"/>
+        <w:gridCol w:w="4762"/>
+        <w:gridCol w:w="4762"/>
       </w:tblGrid>
       <w:tr>
         <w:tc>
           <w:tcPr>
-            <w:tcW w:type="dxa" w:w="2835"/>
+            <w:tcW w:type="dxa" w:w="4762"/>
             <w:shd w:fill="1F3A5F" w:val="clear"/>
-            <w:tcBorders>
-              <w:top w:val="single" w:sz="4" w:space="0" w:color="C5CDD6"/>
-              <w:left w:val="single" w:sz="4" w:space="0" w:color="C5CDD6"/>
-              <w:bottom w:val="single" w:sz="4" w:space="0" w:color="C5CDD6"/>
-              <w:right w:val="single" w:sz="4" w:space="0" w:color="C5CDD6"/>
-            </w:tcBorders>
           </w:tcPr>
           <w:p>
-            <w:pPr>
-              <w:spacing w:after="40" w:before="40"/>
-              <w:jc w:val="left"/>
-            </w:pPr>
             <w:r/>
             <w:r>
               <w:rPr>
@@ -4486,26 +2412,16 @@
                 <w:color w:val="FFFFFF"/>
                 <w:sz w:val="20"/>
               </w:rPr>
-              <w:t>Компонент</w:t>
+              <w:t>Слой</w:t>
             </w:r>
           </w:p>
         </w:tc>
         <w:tc>
           <w:tcPr>
-            <w:tcW w:type="dxa" w:w="4252"/>
+            <w:tcW w:type="dxa" w:w="4762"/>
             <w:shd w:fill="1F3A5F" w:val="clear"/>
-            <w:tcBorders>
-              <w:top w:val="single" w:sz="4" w:space="0" w:color="C5CDD6"/>
-              <w:left w:val="single" w:sz="4" w:space="0" w:color="C5CDD6"/>
-              <w:bottom w:val="single" w:sz="4" w:space="0" w:color="C5CDD6"/>
-              <w:right w:val="single" w:sz="4" w:space="0" w:color="C5CDD6"/>
-            </w:tcBorders>
           </w:tcPr>
           <w:p>
-            <w:pPr>
-              <w:spacing w:after="40" w:before="40"/>
-              <w:jc w:val="left"/>
-            </w:pPr>
             <w:r/>
             <w:r>
               <w:rPr>
@@ -4519,52 +2435,14 @@
             </w:r>
           </w:p>
         </w:tc>
-        <w:tc>
-          <w:tcPr>
-            <w:tcW w:type="dxa" w:w="2268"/>
-            <w:shd w:fill="1F3A5F" w:val="clear"/>
-            <w:tcBorders>
-              <w:top w:val="single" w:sz="4" w:space="0" w:color="C5CDD6"/>
-              <w:left w:val="single" w:sz="4" w:space="0" w:color="C5CDD6"/>
-              <w:bottom w:val="single" w:sz="4" w:space="0" w:color="C5CDD6"/>
-              <w:right w:val="single" w:sz="4" w:space="0" w:color="C5CDD6"/>
-            </w:tcBorders>
-          </w:tcPr>
-          <w:p>
-            <w:pPr>
-              <w:spacing w:after="40" w:before="40"/>
-              <w:jc w:val="left"/>
-            </w:pPr>
-            <w:r/>
-            <w:r>
-              <w:rPr>
-                <w:rFonts w:ascii="Times New Roman" w:hAnsi="Times New Roman" w:eastAsia="Times New Roman" w:cs="Times New Roman"/>
-                <w:b/>
-                <w:i w:val="0"/>
-                <w:color w:val="FFFFFF"/>
-                <w:sz w:val="20"/>
-              </w:rPr>
-              <w:t>Свой код?</w:t>
-            </w:r>
-          </w:p>
-        </w:tc>
       </w:tr>
       <w:tr>
         <w:tc>
           <w:tcPr>
-            <w:tcW w:type="dxa" w:w="2835"/>
+            <w:tcW w:type="dxa" w:w="4762"/>
             <w:shd w:fill="F4F7FA" w:val="clear"/>
-            <w:tcBorders>
-              <w:top w:val="single" w:sz="4" w:space="0" w:color="C5CDD6"/>
-              <w:left w:val="single" w:sz="4" w:space="0" w:color="C5CDD6"/>
-              <w:bottom w:val="single" w:sz="4" w:space="0" w:color="C5CDD6"/>
-              <w:right w:val="single" w:sz="4" w:space="0" w:color="C5CDD6"/>
-            </w:tcBorders>
           </w:tcPr>
           <w:p>
-            <w:pPr>
-              <w:spacing w:after="40" w:before="40" w:line="259" w:lineRule="auto"/>
-            </w:pPr>
             <w:r/>
             <w:r>
               <w:rPr>
@@ -4580,19 +2458,10 @@
         </w:tc>
         <w:tc>
           <w:tcPr>
-            <w:tcW w:type="dxa" w:w="4252"/>
+            <w:tcW w:type="dxa" w:w="4762"/>
             <w:shd w:fill="F4F7FA" w:val="clear"/>
-            <w:tcBorders>
-              <w:top w:val="single" w:sz="4" w:space="0" w:color="C5CDD6"/>
-              <w:left w:val="single" w:sz="4" w:space="0" w:color="C5CDD6"/>
-              <w:bottom w:val="single" w:sz="4" w:space="0" w:color="C5CDD6"/>
-              <w:right w:val="single" w:sz="4" w:space="0" w:color="C5CDD6"/>
-            </w:tcBorders>
           </w:tcPr>
           <w:p>
-            <w:pPr>
-              <w:spacing w:after="40" w:before="40" w:line="259" w:lineRule="auto"/>
-            </w:pPr>
             <w:r/>
             <w:r>
               <w:rPr>
@@ -4602,35 +2471,7 @@
                 <w:color w:val="222222"/>
                 <w:sz w:val="20"/>
               </w:rPr>
-              <w:t>Единственная поверхность: чат, файлы, auth</w:t>
-            </w:r>
-          </w:p>
-        </w:tc>
-        <w:tc>
-          <w:tcPr>
-            <w:tcW w:type="dxa" w:w="2268"/>
-            <w:shd w:fill="F4F7FA" w:val="clear"/>
-            <w:tcBorders>
-              <w:top w:val="single" w:sz="4" w:space="0" w:color="C5CDD6"/>
-              <w:left w:val="single" w:sz="4" w:space="0" w:color="C5CDD6"/>
-              <w:bottom w:val="single" w:sz="4" w:space="0" w:color="C5CDD6"/>
-              <w:right w:val="single" w:sz="4" w:space="0" w:color="C5CDD6"/>
-            </w:tcBorders>
-          </w:tcPr>
-          <w:p>
-            <w:pPr>
-              <w:spacing w:after="40" w:before="40" w:line="259" w:lineRule="auto"/>
-            </w:pPr>
-            <w:r/>
-            <w:r>
-              <w:rPr>
-                <w:rFonts w:ascii="Times New Roman" w:hAnsi="Times New Roman" w:eastAsia="Times New Roman" w:cs="Times New Roman"/>
-                <w:b w:val="0"/>
-                <w:i w:val="0"/>
-                <w:color w:val="222222"/>
-                <w:sz w:val="20"/>
-              </w:rPr>
-              <w:t>нет, засев промпта и Pipe</w:t>
+              <w:t>Единственная поверхность аудитора</w:t>
             </w:r>
           </w:p>
         </w:tc>
@@ -4638,19 +2479,10 @@
       <w:tr>
         <w:tc>
           <w:tcPr>
-            <w:tcW w:type="dxa" w:w="2835"/>
+            <w:tcW w:type="dxa" w:w="4762"/>
             <w:shd w:fill="FFFFFF" w:val="clear"/>
-            <w:tcBorders>
-              <w:top w:val="single" w:sz="4" w:space="0" w:color="C5CDD6"/>
-              <w:left w:val="single" w:sz="4" w:space="0" w:color="C5CDD6"/>
-              <w:bottom w:val="single" w:sz="4" w:space="0" w:color="C5CDD6"/>
-              <w:right w:val="single" w:sz="4" w:space="0" w:color="C5CDD6"/>
-            </w:tcBorders>
           </w:tcPr>
           <w:p>
-            <w:pPr>
-              <w:spacing w:after="40" w:before="40" w:line="259" w:lineRule="auto"/>
-            </w:pPr>
             <w:r/>
             <w:r>
               <w:rPr>
@@ -4666,19 +2498,10 @@
         </w:tc>
         <w:tc>
           <w:tcPr>
-            <w:tcW w:type="dxa" w:w="4252"/>
+            <w:tcW w:type="dxa" w:w="4762"/>
             <w:shd w:fill="FFFFFF" w:val="clear"/>
-            <w:tcBorders>
-              <w:top w:val="single" w:sz="4" w:space="0" w:color="C5CDD6"/>
-              <w:left w:val="single" w:sz="4" w:space="0" w:color="C5CDD6"/>
-              <w:bottom w:val="single" w:sz="4" w:space="0" w:color="C5CDD6"/>
-              <w:right w:val="single" w:sz="4" w:space="0" w:color="C5CDD6"/>
-            </w:tcBorders>
           </w:tcPr>
           <w:p>
-            <w:pPr>
-              <w:spacing w:after="40" w:before="40" w:line="259" w:lineRule="auto"/>
-            </w:pPr>
             <w:r/>
             <w:r>
               <w:rPr>
@@ -4688,35 +2511,7 @@
                 <w:color w:val="222222"/>
                 <w:sz w:val="20"/>
               </w:rPr>
-              <w:t>Фаза проверки кодом, HITL, формат ответа</w:t>
-            </w:r>
-          </w:p>
-        </w:tc>
-        <w:tc>
-          <w:tcPr>
-            <w:tcW w:type="dxa" w:w="2268"/>
-            <w:shd w:fill="FFFFFF" w:val="clear"/>
-            <w:tcBorders>
-              <w:top w:val="single" w:sz="4" w:space="0" w:color="C5CDD6"/>
-              <w:left w:val="single" w:sz="4" w:space="0" w:color="C5CDD6"/>
-              <w:bottom w:val="single" w:sz="4" w:space="0" w:color="C5CDD6"/>
-              <w:right w:val="single" w:sz="4" w:space="0" w:color="C5CDD6"/>
-            </w:tcBorders>
-          </w:tcPr>
-          <w:p>
-            <w:pPr>
-              <w:spacing w:after="40" w:before="40" w:line="259" w:lineRule="auto"/>
-            </w:pPr>
-            <w:r/>
-            <w:r>
-              <w:rPr>
-                <w:rFonts w:ascii="Times New Roman" w:hAnsi="Times New Roman" w:eastAsia="Times New Roman" w:cs="Times New Roman"/>
-                <w:b w:val="0"/>
-                <w:i w:val="0"/>
-                <w:color w:val="222222"/>
-                <w:sz w:val="20"/>
-              </w:rPr>
-              <w:t>да, тонкий Python</w:t>
+              <w:t>Фаза кодом, HITL, формат ответа</w:t>
             </w:r>
           </w:p>
         </w:tc>
@@ -4724,19 +2519,10 @@
       <w:tr>
         <w:tc>
           <w:tcPr>
-            <w:tcW w:type="dxa" w:w="2835"/>
+            <w:tcW w:type="dxa" w:w="4762"/>
             <w:shd w:fill="F4F7FA" w:val="clear"/>
-            <w:tcBorders>
-              <w:top w:val="single" w:sz="4" w:space="0" w:color="C5CDD6"/>
-              <w:left w:val="single" w:sz="4" w:space="0" w:color="C5CDD6"/>
-              <w:bottom w:val="single" w:sz="4" w:space="0" w:color="C5CDD6"/>
-              <w:right w:val="single" w:sz="4" w:space="0" w:color="C5CDD6"/>
-            </w:tcBorders>
           </w:tcPr>
           <w:p>
-            <w:pPr>
-              <w:spacing w:after="40" w:before="40" w:line="259" w:lineRule="auto"/>
-            </w:pPr>
             <w:r/>
             <w:r>
               <w:rPr>
@@ -4752,19 +2538,10 @@
         </w:tc>
         <w:tc>
           <w:tcPr>
-            <w:tcW w:type="dxa" w:w="4252"/>
+            <w:tcW w:type="dxa" w:w="4762"/>
             <w:shd w:fill="F4F7FA" w:val="clear"/>
-            <w:tcBorders>
-              <w:top w:val="single" w:sz="4" w:space="0" w:color="C5CDD6"/>
-              <w:left w:val="single" w:sz="4" w:space="0" w:color="C5CDD6"/>
-              <w:bottom w:val="single" w:sz="4" w:space="0" w:color="C5CDD6"/>
-              <w:right w:val="single" w:sz="4" w:space="0" w:color="C5CDD6"/>
-            </w:tcBorders>
           </w:tcPr>
           <w:p>
-            <w:pPr>
-              <w:spacing w:after="40" w:before="40" w:line="259" w:lineRule="auto"/>
-            </w:pPr>
             <w:r/>
             <w:r>
               <w:rPr>
@@ -4774,25 +2551,18 @@
                 <w:color w:val="222222"/>
                 <w:sz w:val="20"/>
               </w:rPr>
-              <w:t>Система записи: кейс, добыча, индекс, Word</w:t>
+              <w:t>Кейс, добыча НПА, индекс, Word, chat</w:t>
             </w:r>
           </w:p>
         </w:tc>
+      </w:tr>
+      <w:tr>
         <w:tc>
           <w:tcPr>
-            <w:tcW w:type="dxa" w:w="2268"/>
-            <w:shd w:fill="F4F7FA" w:val="clear"/>
-            <w:tcBorders>
-              <w:top w:val="single" w:sz="4" w:space="0" w:color="C5CDD6"/>
-              <w:left w:val="single" w:sz="4" w:space="0" w:color="C5CDD6"/>
-              <w:bottom w:val="single" w:sz="4" w:space="0" w:color="C5CDD6"/>
-              <w:right w:val="single" w:sz="4" w:space="0" w:color="C5CDD6"/>
-            </w:tcBorders>
+            <w:tcW w:type="dxa" w:w="4762"/>
+            <w:shd w:fill="FFFFFF" w:val="clear"/>
           </w:tcPr>
           <w:p>
-            <w:pPr>
-              <w:spacing w:after="40" w:before="40" w:line="259" w:lineRule="auto"/>
-            </w:pPr>
             <w:r/>
             <w:r>
               <w:rPr>
@@ -4802,27 +2572,16 @@
                 <w:color w:val="222222"/>
                 <w:sz w:val="20"/>
               </w:rPr>
-              <w:t>да, главный custom</w:t>
+              <w:t>Ollama</w:t>
             </w:r>
           </w:p>
         </w:tc>
-      </w:tr>
-      <w:tr>
         <w:tc>
           <w:tcPr>
-            <w:tcW w:type="dxa" w:w="2835"/>
+            <w:tcW w:type="dxa" w:w="4762"/>
             <w:shd w:fill="FFFFFF" w:val="clear"/>
-            <w:tcBorders>
-              <w:top w:val="single" w:sz="4" w:space="0" w:color="C5CDD6"/>
-              <w:left w:val="single" w:sz="4" w:space="0" w:color="C5CDD6"/>
-              <w:bottom w:val="single" w:sz="4" w:space="0" w:color="C5CDD6"/>
-              <w:right w:val="single" w:sz="4" w:space="0" w:color="C5CDD6"/>
-            </w:tcBorders>
           </w:tcPr>
           <w:p>
-            <w:pPr>
-              <w:spacing w:after="40" w:before="40" w:line="259" w:lineRule="auto"/>
-            </w:pPr>
             <w:r/>
             <w:r>
               <w:rPr>
@@ -4832,25 +2591,18 @@
                 <w:color w:val="222222"/>
                 <w:sz w:val="20"/>
               </w:rPr>
-              <w:t>Ollama на хосте</w:t>
+              <w:t>Чат-модель и эмбеддинги на хосте</w:t>
             </w:r>
           </w:p>
         </w:tc>
+      </w:tr>
+      <w:tr>
         <w:tc>
           <w:tcPr>
-            <w:tcW w:type="dxa" w:w="4252"/>
-            <w:shd w:fill="FFFFFF" w:val="clear"/>
-            <w:tcBorders>
-              <w:top w:val="single" w:sz="4" w:space="0" w:color="C5CDD6"/>
-              <w:left w:val="single" w:sz="4" w:space="0" w:color="C5CDD6"/>
-              <w:bottom w:val="single" w:sz="4" w:space="0" w:color="C5CDD6"/>
-              <w:right w:val="single" w:sz="4" w:space="0" w:color="C5CDD6"/>
-            </w:tcBorders>
+            <w:tcW w:type="dxa" w:w="4762"/>
+            <w:shd w:fill="F4F7FA" w:val="clear"/>
           </w:tcPr>
           <w:p>
-            <w:pPr>
-              <w:spacing w:after="40" w:before="40" w:line="259" w:lineRule="auto"/>
-            </w:pPr>
             <w:r/>
             <w:r>
               <w:rPr>
@@ -4860,25 +2612,16 @@
                 <w:color w:val="222222"/>
                 <w:sz w:val="20"/>
               </w:rPr>
-              <w:t>Чат-модель и эмбеддинги</w:t>
+              <w:t>SearXNG</w:t>
             </w:r>
           </w:p>
         </w:tc>
         <w:tc>
           <w:tcPr>
-            <w:tcW w:type="dxa" w:w="2268"/>
-            <w:shd w:fill="FFFFFF" w:val="clear"/>
-            <w:tcBorders>
-              <w:top w:val="single" w:sz="4" w:space="0" w:color="C5CDD6"/>
-              <w:left w:val="single" w:sz="4" w:space="0" w:color="C5CDD6"/>
-              <w:bottom w:val="single" w:sz="4" w:space="0" w:color="C5CDD6"/>
-              <w:right w:val="single" w:sz="4" w:space="0" w:color="C5CDD6"/>
-            </w:tcBorders>
+            <w:tcW w:type="dxa" w:w="4762"/>
+            <w:shd w:fill="F4F7FA" w:val="clear"/>
           </w:tcPr>
           <w:p>
-            <w:pPr>
-              <w:spacing w:after="40" w:before="40" w:line="259" w:lineRule="auto"/>
-            </w:pPr>
             <w:r/>
             <w:r>
               <w:rPr>
@@ -4888,7 +2631,7 @@
                 <w:color w:val="222222"/>
                 <w:sz w:val="20"/>
               </w:rPr>
-              <w:t>нет</w:t>
+              <w:t>URL актов по allowlist, не RAG в каждом вопросе</w:t>
             </w:r>
           </w:p>
         </w:tc>
@@ -4896,19 +2639,10 @@
       <w:tr>
         <w:tc>
           <w:tcPr>
-            <w:tcW w:type="dxa" w:w="2835"/>
-            <w:shd w:fill="F4F7FA" w:val="clear"/>
-            <w:tcBorders>
-              <w:top w:val="single" w:sz="4" w:space="0" w:color="C5CDD6"/>
-              <w:left w:val="single" w:sz="4" w:space="0" w:color="C5CDD6"/>
-              <w:bottom w:val="single" w:sz="4" w:space="0" w:color="C5CDD6"/>
-              <w:right w:val="single" w:sz="4" w:space="0" w:color="C5CDD6"/>
-            </w:tcBorders>
+            <w:tcW w:type="dxa" w:w="4762"/>
+            <w:shd w:fill="FFFFFF" w:val="clear"/>
           </w:tcPr>
           <w:p>
-            <w:pPr>
-              <w:spacing w:after="40" w:before="40" w:line="259" w:lineRule="auto"/>
-            </w:pPr>
             <w:r/>
             <w:r>
               <w:rPr>
@@ -4918,111 +2652,16 @@
                 <w:color w:val="222222"/>
                 <w:sz w:val="20"/>
               </w:rPr>
-              <w:t>SearXNG :8080</w:t>
+              <w:t>Папка кейса на диске</w:t>
             </w:r>
           </w:p>
         </w:tc>
         <w:tc>
           <w:tcPr>
-            <w:tcW w:type="dxa" w:w="4252"/>
-            <w:shd w:fill="F4F7FA" w:val="clear"/>
-            <w:tcBorders>
-              <w:top w:val="single" w:sz="4" w:space="0" w:color="C5CDD6"/>
-              <w:left w:val="single" w:sz="4" w:space="0" w:color="C5CDD6"/>
-              <w:bottom w:val="single" w:sz="4" w:space="0" w:color="C5CDD6"/>
-              <w:right w:val="single" w:sz="4" w:space="0" w:color="C5CDD6"/>
-            </w:tcBorders>
+            <w:tcW w:type="dxa" w:w="4762"/>
+            <w:shd w:fill="FFFFFF" w:val="clear"/>
           </w:tcPr>
           <w:p>
-            <w:pPr>
-              <w:spacing w:after="40" w:before="40" w:line="259" w:lineRule="auto"/>
-            </w:pPr>
-            <w:r/>
-            <w:r>
-              <w:rPr>
-                <w:rFonts w:ascii="Times New Roman" w:hAnsi="Times New Roman" w:eastAsia="Times New Roman" w:cs="Times New Roman"/>
-                <w:b w:val="0"/>
-                <w:i w:val="0"/>
-                <w:color w:val="222222"/>
-                <w:sz w:val="20"/>
-              </w:rPr>
-              <w:t>Добыча URL актов, не RAG в каждом вопросе</w:t>
-            </w:r>
-          </w:p>
-        </w:tc>
-        <w:tc>
-          <w:tcPr>
-            <w:tcW w:type="dxa" w:w="2268"/>
-            <w:shd w:fill="F4F7FA" w:val="clear"/>
-            <w:tcBorders>
-              <w:top w:val="single" w:sz="4" w:space="0" w:color="C5CDD6"/>
-              <w:left w:val="single" w:sz="4" w:space="0" w:color="C5CDD6"/>
-              <w:bottom w:val="single" w:sz="4" w:space="0" w:color="C5CDD6"/>
-              <w:right w:val="single" w:sz="4" w:space="0" w:color="C5CDD6"/>
-            </w:tcBorders>
-          </w:tcPr>
-          <w:p>
-            <w:pPr>
-              <w:spacing w:after="40" w:before="40" w:line="259" w:lineRule="auto"/>
-            </w:pPr>
-            <w:r/>
-            <w:r>
-              <w:rPr>
-                <w:rFonts w:ascii="Times New Roman" w:hAnsi="Times New Roman" w:eastAsia="Times New Roman" w:cs="Times New Roman"/>
-                <w:b w:val="0"/>
-                <w:i w:val="0"/>
-                <w:color w:val="222222"/>
-                <w:sz w:val="20"/>
-              </w:rPr>
-              <w:t>нет, свой settings.yml</w:t>
-            </w:r>
-          </w:p>
-        </w:tc>
-      </w:tr>
-      <w:tr>
-        <w:tc>
-          <w:tcPr>
-            <w:tcW w:type="dxa" w:w="2835"/>
-            <w:shd w:fill="FFFFFF" w:val="clear"/>
-            <w:tcBorders>
-              <w:top w:val="single" w:sz="4" w:space="0" w:color="C5CDD6"/>
-              <w:left w:val="single" w:sz="4" w:space="0" w:color="C5CDD6"/>
-              <w:bottom w:val="single" w:sz="4" w:space="0" w:color="C5CDD6"/>
-              <w:right w:val="single" w:sz="4" w:space="0" w:color="C5CDD6"/>
-            </w:tcBorders>
-          </w:tcPr>
-          <w:p>
-            <w:pPr>
-              <w:spacing w:after="40" w:before="40" w:line="259" w:lineRule="auto"/>
-            </w:pPr>
-            <w:r/>
-            <w:r>
-              <w:rPr>
-                <w:rFonts w:ascii="Times New Roman" w:hAnsi="Times New Roman" w:eastAsia="Times New Roman" w:cs="Times New Roman"/>
-                <w:b w:val="0"/>
-                <w:i w:val="0"/>
-                <w:color w:val="222222"/>
-                <w:sz w:val="20"/>
-              </w:rPr>
-              <w:t>Файлы кейса на диске</w:t>
-            </w:r>
-          </w:p>
-        </w:tc>
-        <w:tc>
-          <w:tcPr>
-            <w:tcW w:type="dxa" w:w="4252"/>
-            <w:shd w:fill="FFFFFF" w:val="clear"/>
-            <w:tcBorders>
-              <w:top w:val="single" w:sz="4" w:space="0" w:color="C5CDD6"/>
-              <w:left w:val="single" w:sz="4" w:space="0" w:color="C5CDD6"/>
-              <w:bottom w:val="single" w:sz="4" w:space="0" w:color="C5CDD6"/>
-              <w:right w:val="single" w:sz="4" w:space="0" w:color="C5CDD6"/>
-            </w:tcBorders>
-          </w:tcPr>
-          <w:p>
-            <w:pPr>
-              <w:spacing w:after="40" w:before="40" w:line="259" w:lineRule="auto"/>
-            </w:pPr>
             <w:r/>
             <w:r>
               <w:rPr>
@@ -5036,130 +2675,16 @@
             </w:r>
           </w:p>
         </w:tc>
-        <w:tc>
-          <w:tcPr>
-            <w:tcW w:type="dxa" w:w="2268"/>
-            <w:shd w:fill="FFFFFF" w:val="clear"/>
-            <w:tcBorders>
-              <w:top w:val="single" w:sz="4" w:space="0" w:color="C5CDD6"/>
-              <w:left w:val="single" w:sz="4" w:space="0" w:color="C5CDD6"/>
-              <w:bottom w:val="single" w:sz="4" w:space="0" w:color="C5CDD6"/>
-              <w:right w:val="single" w:sz="4" w:space="0" w:color="C5CDD6"/>
-            </w:tcBorders>
-          </w:tcPr>
-          <w:p>
-            <w:pPr>
-              <w:spacing w:after="40" w:before="40" w:line="259" w:lineRule="auto"/>
-            </w:pPr>
-            <w:r/>
-            <w:r>
-              <w:rPr>
-                <w:rFonts w:ascii="Times New Roman" w:hAnsi="Times New Roman" w:eastAsia="Times New Roman" w:cs="Times New Roman"/>
-                <w:b w:val="0"/>
-                <w:i w:val="0"/>
-                <w:color w:val="222222"/>
-                <w:sz w:val="20"/>
-              </w:rPr>
-              <w:t>логика в сервере</w:t>
-            </w:r>
-          </w:p>
-        </w:tc>
-      </w:tr>
-      <w:tr>
-        <w:tc>
-          <w:tcPr>
-            <w:tcW w:type="dxa" w:w="2835"/>
-            <w:shd w:fill="F4F7FA" w:val="clear"/>
-            <w:tcBorders>
-              <w:top w:val="single" w:sz="4" w:space="0" w:color="C5CDD6"/>
-              <w:left w:val="single" w:sz="4" w:space="0" w:color="C5CDD6"/>
-              <w:bottom w:val="single" w:sz="4" w:space="0" w:color="C5CDD6"/>
-              <w:right w:val="single" w:sz="4" w:space="0" w:color="C5CDD6"/>
-            </w:tcBorders>
-          </w:tcPr>
-          <w:p>
-            <w:pPr>
-              <w:spacing w:after="40" w:before="40" w:line="259" w:lineRule="auto"/>
-            </w:pPr>
-            <w:r/>
-            <w:r>
-              <w:rPr>
-                <w:rFonts w:ascii="Times New Roman" w:hAnsi="Times New Roman" w:eastAsia="Times New Roman" w:cs="Times New Roman"/>
-                <w:b w:val="0"/>
-                <w:i w:val="0"/>
-                <w:color w:val="222222"/>
-                <w:sz w:val="20"/>
-              </w:rPr>
-              <w:t>React frontend/</w:t>
-            </w:r>
-          </w:p>
-        </w:tc>
-        <w:tc>
-          <w:tcPr>
-            <w:tcW w:type="dxa" w:w="4252"/>
-            <w:shd w:fill="F4F7FA" w:val="clear"/>
-            <w:tcBorders>
-              <w:top w:val="single" w:sz="4" w:space="0" w:color="C5CDD6"/>
-              <w:left w:val="single" w:sz="4" w:space="0" w:color="C5CDD6"/>
-              <w:bottom w:val="single" w:sz="4" w:space="0" w:color="C5CDD6"/>
-              <w:right w:val="single" w:sz="4" w:space="0" w:color="C5CDD6"/>
-            </w:tcBorders>
-          </w:tcPr>
-          <w:p>
-            <w:pPr>
-              <w:spacing w:after="40" w:before="40" w:line="259" w:lineRule="auto"/>
-            </w:pPr>
-            <w:r/>
-            <w:r>
-              <w:rPr>
-                <w:rFonts w:ascii="Times New Roman" w:hAnsi="Times New Roman" w:eastAsia="Times New Roman" w:cs="Times New Roman"/>
-                <w:b w:val="0"/>
-                <w:i w:val="0"/>
-                <w:color w:val="222222"/>
-                <w:sz w:val="20"/>
-              </w:rPr>
-              <w:t>Лаборатория API, profile lab</w:t>
-            </w:r>
-          </w:p>
-        </w:tc>
-        <w:tc>
-          <w:tcPr>
-            <w:tcW w:type="dxa" w:w="2268"/>
-            <w:shd w:fill="F4F7FA" w:val="clear"/>
-            <w:tcBorders>
-              <w:top w:val="single" w:sz="4" w:space="0" w:color="C5CDD6"/>
-              <w:left w:val="single" w:sz="4" w:space="0" w:color="C5CDD6"/>
-              <w:bottom w:val="single" w:sz="4" w:space="0" w:color="C5CDD6"/>
-              <w:right w:val="single" w:sz="4" w:space="0" w:color="C5CDD6"/>
-            </w:tcBorders>
-          </w:tcPr>
-          <w:p>
-            <w:pPr>
-              <w:spacing w:after="40" w:before="40" w:line="259" w:lineRule="auto"/>
-            </w:pPr>
-            <w:r/>
-            <w:r>
-              <w:rPr>
-                <w:rFonts w:ascii="Times New Roman" w:hAnsi="Times New Roman" w:eastAsia="Times New Roman" w:cs="Times New Roman"/>
-                <w:b w:val="0"/>
-                <w:i w:val="0"/>
-                <w:color w:val="222222"/>
-                <w:sz w:val="20"/>
-              </w:rPr>
-              <w:t>заморожен, не продукт</w:t>
-            </w:r>
-          </w:p>
-        </w:tc>
       </w:tr>
     </w:tbl>
     <w:p>
       <w:pPr>
-        <w:spacing w:after="200" w:before="80"/>
+        <w:spacing w:after="160"/>
       </w:pPr>
     </w:p>
     <w:p>
       <w:pPr>
-        <w:spacing w:after="120" w:before="0" w:line="276" w:lineRule="auto"/>
+        <w:spacing w:after="120" w:before="0" w:line="360" w:lineRule="auto"/>
         <w:ind w:firstLine="709"/>
         <w:jc w:val="both"/>
       </w:pPr>
@@ -5171,28 +2696,81 @@
           <w:color w:val="222222"/>
           <w:sz w:val="24"/>
         </w:rPr>
-        <w:t>Правило стыковки. Pipe не содержит бизнес-логики библиотеки: он вызывает HTTP API сервера и показывает аудитору результат. Сервер не рисует интерфейс. Языковая модель не решает, качать файлы или нет.</w:t>
+        <w:t>Порядок фаз в Pipe: помощь → программа → total → саммари → утверждение/скачивание → библиотека → статус → «вопрос …» → новый кейс только если метки ещё нет → иначе обычный чат (POST /api/v1/chat). Download: ручная ссылка → known_sources → SearXNG. Ask: эмбеддинг + пересечение слов, top-k чанков в промпт, веб-поиска нет.</w:t>
       </w:r>
     </w:p>
     <w:p>
       <w:pPr>
-        <w:pStyle w:val="Heading2"/>
-        <w:spacing w:before="200" w:after="80" w:line="240" w:lineRule="auto"/>
+        <w:spacing w:after="0" w:before="60" w:line="240" w:lineRule="auto"/>
+        <w:ind w:left="567"/>
       </w:pPr>
       <w:r>
         <w:rPr>
-          <w:rFonts w:ascii="Times New Roman" w:hAnsi="Times New Roman" w:eastAsia="Times New Roman" w:cs="Times New Roman"/>
-          <w:b/>
+          <w:rFonts w:ascii="Consolas" w:hAnsi="Consolas" w:eastAsia="Consolas" w:cs="Consolas"/>
+          <w:b w:val="0"/>
           <w:i w:val="0"/>
-          <w:color w:val="2E5A88"/>
-          <w:sz w:val="28"/>
+          <w:color w:val="1F3A5F"/>
+          <w:sz w:val="20"/>
         </w:rPr>
-        <w:t>4.2. Слои и ответственность</w:t>
+        <w:t>backend/data/audit_cases/{id}/</w:t>
       </w:r>
     </w:p>
     <w:p>
       <w:pPr>
-        <w:spacing w:after="120" w:before="0" w:line="276" w:lineRule="auto"/>
+        <w:spacing w:after="0" w:before="0" w:line="240" w:lineRule="auto"/>
+        <w:ind w:left="567"/>
+      </w:pPr>
+      <w:r>
+        <w:rPr>
+          <w:rFonts w:ascii="Consolas" w:hAnsi="Consolas" w:eastAsia="Consolas" w:cs="Consolas"/>
+          <w:b w:val="0"/>
+          <w:i w:val="0"/>
+          <w:color w:val="1F3A5F"/>
+          <w:sz w:val="20"/>
+        </w:rPr>
+        <w:t xml:space="preserve">  case.json, manifest.json, library.zip</w:t>
+      </w:r>
+    </w:p>
+    <w:p>
+      <w:pPr>
+        <w:spacing w:after="0" w:before="0" w:line="240" w:lineRule="auto"/>
+        <w:ind w:left="567"/>
+      </w:pPr>
+      <w:r>
+        <w:rPr>
+          <w:rFonts w:ascii="Consolas" w:hAnsi="Consolas" w:eastAsia="Consolas" w:cs="Consolas"/>
+          <w:b w:val="0"/>
+          <w:i w:val="0"/>
+          <w:color w:val="1F3A5F"/>
+          <w:sz w:val="20"/>
+        </w:rPr>
+        <w:t xml:space="preserve">  knowledge_raw/  knowledge_text/  knowledge_index.json</w:t>
+      </w:r>
+    </w:p>
+    <w:p>
+      <w:pPr>
+        <w:spacing w:after="0" w:before="0" w:line="240" w:lineRule="auto"/>
+        <w:ind w:left="567"/>
+      </w:pPr>
+      <w:r>
+        <w:rPr>
+          <w:rFonts w:ascii="Consolas" w:hAnsi="Consolas" w:eastAsia="Consolas" w:cs="Consolas"/>
+          <w:b w:val="0"/>
+          <w:i w:val="0"/>
+          <w:color w:val="1F3A5F"/>
+          <w:sz w:val="20"/>
+        </w:rPr>
+        <w:t xml:space="preserve">  summaries/  totals/  programs/</w:t>
+      </w:r>
+    </w:p>
+    <w:p>
+      <w:pPr>
+        <w:spacing w:after="120" w:before="40"/>
+      </w:pPr>
+    </w:p>
+    <w:p>
+      <w:pPr>
+        <w:spacing w:after="120" w:before="0" w:line="360" w:lineRule="auto"/>
         <w:ind w:firstLine="709"/>
         <w:jc w:val="both"/>
       </w:pPr>
@@ -5204,488 +2782,12 @@
           <w:color w:val="222222"/>
           <w:sz w:val="24"/>
         </w:rPr>
-        <w:t>Сообщение аудитора приходит в Open WebUI. Pipe (файл seed/openwebui/functions/audit_agent.py) определяет фазу регулярками и правилами, а не свободным ReAct. Это сознательно: локальная модель 35B плохо держит native tool-calling и могла бы вызвать download без «утверждаю». Фазу выбирает код. Модель вызывается точечно: предложить список актов, написать карточку саммари, написать программу, ответить по подложенным фрагментам.</w:t>
+        <w:t>Дальше по плану: markdown «## Статья N» перед sync, eval RAG, засев Pipe без Admin, затем evidence/DuckDB, тесты и WP. Фронтенд React заморожен.</w:t>
       </w:r>
     </w:p>
     <w:p>
       <w:pPr>
-        <w:spacing w:after="120" w:before="0" w:line="276" w:lineRule="auto"/>
-        <w:ind w:firstLine="709"/>
-        <w:jc w:val="both"/>
-      </w:pPr>
-      <w:r>
-        <w:rPr>
-          <w:rFonts w:ascii="Times New Roman" w:hAnsi="Times New Roman" w:eastAsia="Times New Roman" w:cs="Times New Roman"/>
-          <w:b w:val="0"/>
-          <w:i w:val="0"/>
-          <w:color w:val="222222"/>
-          <w:sz w:val="24"/>
-        </w:rPr>
-        <w:t>Audit Tool Server — FastAPI-приложение в backend/. Два набора маршрутов: библиотека (/api/v1/cases, propose, select, download, library) и знания (ingest, ask, brief, program, total, sync в Open WebUI). Propose собирает промпт старшего методолога ВА банка РБ и просит JSON со списком актов: название, тип, приоритет, обоснование, поисковые запросы. Select помечает выбранные идентификаторы и может принять extra_titles и manual_urls. Download для каждого акта берёт URL в порядке: ручная ссылка аудитора, curated known_sources, SearXNG строго по allowlist. HTML и PDF сохраняются в knowledge_raw/, из них извлекается текст, режется на чанки (в том числе по статьям), считаются эмбеддинги, пишется knowledge_index.json.</w:t>
-      </w:r>
-    </w:p>
-    <w:p>
-      <w:pPr>
-        <w:spacing w:after="120" w:before="0" w:line="276" w:lineRule="auto"/>
-        <w:ind w:firstLine="709"/>
-        <w:jc w:val="both"/>
-      </w:pPr>
-      <w:r>
-        <w:rPr>
-          <w:rFonts w:ascii="Times New Roman" w:hAnsi="Times New Roman" w:eastAsia="Times New Roman" w:cs="Times New Roman"/>
-          <w:b w:val="0"/>
-          <w:i w:val="0"/>
-          <w:color w:val="222222"/>
-          <w:sz w:val="24"/>
-        </w:rPr>
-        <w:t>Вопрос по норме идёт POST …/knowledge/ask: вопрос эмбеддится той же моделью, что строила индекс; чанки ранжируются пересечением слов и косинусной близостью; top-k кладётся в промпт. Веб-поиска на этом шаге нет. Pipe дописывает блок цитат из тех же чанков, даже если модель ответила гладко. Саммари и программа собираются отдельными потоками: карточки только из фрагментов, Word через python-docx, в чат — ссылка, не полный текст.</w:t>
-      </w:r>
-    </w:p>
-    <w:p>
-      <w:pPr>
-        <w:pStyle w:val="Heading2"/>
-        <w:spacing w:before="200" w:after="80" w:line="240" w:lineRule="auto"/>
-      </w:pPr>
-      <w:r>
-        <w:rPr>
-          <w:rFonts w:ascii="Times New Roman" w:hAnsi="Times New Roman" w:eastAsia="Times New Roman" w:cs="Times New Roman"/>
-          <w:b/>
-          <w:i w:val="0"/>
-          <w:color w:val="2E5A88"/>
-          <w:sz w:val="28"/>
-        </w:rPr>
-        <w:t>4.3. Жизненный цикл кейса</w:t>
-      </w:r>
-    </w:p>
-    <w:p>
-      <w:pPr>
-        <w:spacing w:after="120" w:before="0" w:line="276" w:lineRule="auto"/>
-        <w:ind w:firstLine="709"/>
-        <w:jc w:val="both"/>
-      </w:pPr>
-      <w:r>
-        <w:rPr>
-          <w:rFonts w:ascii="Times New Roman" w:hAnsi="Times New Roman" w:eastAsia="Times New Roman" w:cs="Times New Roman"/>
-          <w:b w:val="0"/>
-          <w:i w:val="0"/>
-          <w:color w:val="222222"/>
-          <w:sz w:val="24"/>
-        </w:rPr>
-        <w:t>Один кейс проходит короткий набор статусов, без BPM и согласований «четыре глаза»:</w:t>
-      </w:r>
-    </w:p>
-    <w:p>
-      <w:pPr>
-        <w:pStyle w:val="ListBullet"/>
-        <w:spacing w:after="40" w:before="0" w:line="276" w:lineRule="auto"/>
-        <w:ind w:left="709"/>
-      </w:pPr>
-      <w:r>
-        <w:rPr>
-          <w:rFonts w:ascii="Times New Roman" w:hAnsi="Times New Roman" w:eastAsia="Times New Roman" w:cs="Times New Roman"/>
-          <w:b w:val="0"/>
-          <w:i w:val="0"/>
-          <w:color w:val="222222"/>
-          <w:sz w:val="24"/>
-        </w:rPr>
-        <w:t>создан — есть название, keywords, пустая папка;</w:t>
-      </w:r>
-    </w:p>
-    <w:p>
-      <w:pPr>
-        <w:pStyle w:val="ListBullet"/>
-        <w:spacing w:after="40" w:before="0" w:line="276" w:lineRule="auto"/>
-        <w:ind w:left="709"/>
-      </w:pPr>
-      <w:r>
-        <w:rPr>
-          <w:rFonts w:ascii="Times New Roman" w:hAnsi="Times New Roman" w:eastAsia="Times New Roman" w:cs="Times New Roman"/>
-          <w:b w:val="0"/>
-          <w:i w:val="0"/>
-          <w:color w:val="222222"/>
-          <w:sz w:val="24"/>
-        </w:rPr>
-        <w:t>предложен список — модель вернула JSON, аудитор ещё ничего не утвердил;</w:t>
-      </w:r>
-    </w:p>
-    <w:p>
-      <w:pPr>
-        <w:pStyle w:val="ListBullet"/>
-        <w:spacing w:after="40" w:before="0" w:line="276" w:lineRule="auto"/>
-        <w:ind w:left="709"/>
-      </w:pPr>
-      <w:r>
-        <w:rPr>
-          <w:rFonts w:ascii="Times New Roman" w:hAnsi="Times New Roman" w:eastAsia="Times New Roman" w:cs="Times New Roman"/>
-          <w:b w:val="0"/>
-          <w:i w:val="0"/>
-          <w:color w:val="222222"/>
-          <w:sz w:val="24"/>
-        </w:rPr>
-        <w:t>выбраны акты — есть document_ids и, возможно, свои названия и URL;</w:t>
-      </w:r>
-    </w:p>
-    <w:p>
-      <w:pPr>
-        <w:pStyle w:val="ListBullet"/>
-        <w:spacing w:after="40" w:before="0" w:line="276" w:lineRule="auto"/>
-        <w:ind w:left="709"/>
-      </w:pPr>
-      <w:r>
-        <w:rPr>
-          <w:rFonts w:ascii="Times New Roman" w:hAnsi="Times New Roman" w:eastAsia="Times New Roman" w:cs="Times New Roman"/>
-          <w:b w:val="0"/>
-          <w:i w:val="0"/>
-          <w:color w:val="222222"/>
-          <w:sz w:val="24"/>
-        </w:rPr>
-        <w:t>готов — файлы скачаны, текст извлечён, индекс построен, можно спрашивать и собирать Word.</w:t>
-      </w:r>
-    </w:p>
-    <w:p>
-      <w:pPr>
-        <w:spacing w:after="120" w:before="0" w:line="276" w:lineRule="auto"/>
-        <w:ind w:firstLine="709"/>
-        <w:jc w:val="both"/>
-      </w:pPr>
-      <w:r>
-        <w:rPr>
-          <w:rFonts w:ascii="Times New Roman" w:hAnsi="Times New Roman" w:eastAsia="Times New Roman" w:cs="Times New Roman"/>
-          <w:b w:val="0"/>
-          <w:i w:val="0"/>
-          <w:color w:val="222222"/>
-          <w:sz w:val="24"/>
-        </w:rPr>
-        <w:t>Клиентские формулировки в SearXNG не передаются: в поиск уходят названия актов и заранее составленные запросы вида site:pravo.gov.by. Allowlist дублируется в настройках SearXNG и на сервере (defense in depth).</w:t>
-      </w:r>
-    </w:p>
-    <w:p>
-      <w:pPr>
-        <w:pStyle w:val="Heading2"/>
-        <w:spacing w:before="200" w:after="80" w:line="240" w:lineRule="auto"/>
-      </w:pPr>
-      <w:r>
-        <w:rPr>
-          <w:rFonts w:ascii="Times New Roman" w:hAnsi="Times New Roman" w:eastAsia="Times New Roman" w:cs="Times New Roman"/>
-          <w:b/>
-          <w:i w:val="0"/>
-          <w:color w:val="2E5A88"/>
-          <w:sz w:val="28"/>
-        </w:rPr>
-        <w:t>4.4. Как выбирается фаза в чате</w:t>
-      </w:r>
-    </w:p>
-    <w:p>
-      <w:pPr>
-        <w:spacing w:after="120" w:before="0" w:line="276" w:lineRule="auto"/>
-        <w:ind w:firstLine="709"/>
-        <w:jc w:val="both"/>
-      </w:pPr>
-      <w:r>
-        <w:rPr>
-          <w:rFonts w:ascii="Times New Roman" w:hAnsi="Times New Roman" w:eastAsia="Times New Roman" w:cs="Times New Roman"/>
-          <w:b w:val="0"/>
-          <w:i w:val="0"/>
-          <w:color w:val="222222"/>
-          <w:sz w:val="24"/>
-        </w:rPr>
-        <w:t>Pipe проверяет сообщение сверху вниз; первое совпадение побеждает. Сначала служебные команды: помощь, программа проверки, саммари, утверждение и скачивание, состав библиотеки, статус. Затем — текст, похожий на новую проверку и не похожий на вопрос. Затем — вопрос к уже существующему кейсу. Поэтому «Проверка аренды…» в чате с живым кейсом может начать новый кейс, если фраза не выглядит как вопрос. Для вопросов ставьте «?» или начинайте с «какой / что / можно ли». Кейс привязан к истории этого чата через скрытый HTML-комментарий.</w:t>
-      </w:r>
-    </w:p>
-    <w:p>
-      <w:pPr>
-        <w:pStyle w:val="Heading2"/>
-        <w:spacing w:before="200" w:after="80" w:line="240" w:lineRule="auto"/>
-      </w:pPr>
-      <w:r>
-        <w:rPr>
-          <w:rFonts w:ascii="Times New Roman" w:hAnsi="Times New Roman" w:eastAsia="Times New Roman" w:cs="Times New Roman"/>
-          <w:b/>
-          <w:i w:val="0"/>
-          <w:color w:val="2E5A88"/>
-          <w:sz w:val="28"/>
-        </w:rPr>
-        <w:t>4.5. Хранение и audit trail</w:t>
-      </w:r>
-    </w:p>
-    <w:p>
-      <w:pPr>
-        <w:spacing w:after="120" w:before="0" w:line="276" w:lineRule="auto"/>
-        <w:ind w:firstLine="709"/>
-        <w:jc w:val="both"/>
-      </w:pPr>
-      <w:r>
-        <w:rPr>
-          <w:rFonts w:ascii="Times New Roman" w:hAnsi="Times New Roman" w:eastAsia="Times New Roman" w:cs="Times New Roman"/>
-          <w:b w:val="0"/>
-          <w:i w:val="0"/>
-          <w:color w:val="222222"/>
-          <w:sz w:val="24"/>
-        </w:rPr>
-        <w:t>Пока один аудитор и одна машина, отдельная база данных не нужна. Состояние — папка на диске:</w:t>
-      </w:r>
-    </w:p>
-    <w:p>
-      <w:pPr>
-        <w:spacing w:after="0" w:before="80" w:line="240" w:lineRule="auto"/>
-        <w:ind w:left="567"/>
-        <w:jc w:val="left"/>
-      </w:pPr>
-      <w:r>
-        <w:rPr>
-          <w:rFonts w:ascii="Consolas" w:hAnsi="Consolas" w:eastAsia="Consolas" w:cs="Consolas"/>
-          <w:b w:val="0"/>
-          <w:i w:val="0"/>
-          <w:color w:val="1F3A5F"/>
-          <w:sz w:val="20"/>
-        </w:rPr>
-        <w:t>backend/data/audit_cases/{case_id}/</w:t>
-      </w:r>
-    </w:p>
-    <w:p>
-      <w:pPr>
-        <w:spacing w:after="0" w:before="0" w:line="240" w:lineRule="auto"/>
-        <w:ind w:left="567"/>
-        <w:jc w:val="left"/>
-      </w:pPr>
-      <w:r>
-        <w:rPr>
-          <w:rFonts w:ascii="Consolas" w:hAnsi="Consolas" w:eastAsia="Consolas" w:cs="Consolas"/>
-          <w:b w:val="0"/>
-          <w:i w:val="0"/>
-          <w:color w:val="1F3A5F"/>
-          <w:sz w:val="20"/>
-        </w:rPr>
-        <w:t xml:space="preserve">  case.json                 состояние: статус, кто выбран, URL</w:t>
-      </w:r>
-    </w:p>
-    <w:p>
-      <w:pPr>
-        <w:spacing w:after="0" w:before="0" w:line="240" w:lineRule="auto"/>
-        <w:ind w:left="567"/>
-        <w:jc w:val="left"/>
-      </w:pPr>
-      <w:r>
-        <w:rPr>
-          <w:rFonts w:ascii="Consolas" w:hAnsi="Consolas" w:eastAsia="Consolas" w:cs="Consolas"/>
-          <w:b w:val="0"/>
-          <w:i w:val="0"/>
-          <w:color w:val="1F3A5F"/>
-          <w:sz w:val="20"/>
-        </w:rPr>
-        <w:t xml:space="preserve">  manifest.json             что скачали, sha256, источник URL</w:t>
-      </w:r>
-    </w:p>
-    <w:p>
-      <w:pPr>
-        <w:spacing w:after="0" w:before="0" w:line="240" w:lineRule="auto"/>
-        <w:ind w:left="567"/>
-        <w:jc w:val="left"/>
-      </w:pPr>
-      <w:r>
-        <w:rPr>
-          <w:rFonts w:ascii="Consolas" w:hAnsi="Consolas" w:eastAsia="Consolas" w:cs="Consolas"/>
-          <w:b w:val="0"/>
-          <w:i w:val="0"/>
-          <w:color w:val="1F3A5F"/>
-          <w:sz w:val="20"/>
-        </w:rPr>
-        <w:t xml:space="preserve">  knowledge_raw/            первоисточники html/pdf</w:t>
-      </w:r>
-    </w:p>
-    <w:p>
-      <w:pPr>
-        <w:spacing w:after="0" w:before="0" w:line="240" w:lineRule="auto"/>
-        <w:ind w:left="567"/>
-        <w:jc w:val="left"/>
-      </w:pPr>
-      <w:r>
-        <w:rPr>
-          <w:rFonts w:ascii="Consolas" w:hAnsi="Consolas" w:eastAsia="Consolas" w:cs="Consolas"/>
-          <w:b w:val="0"/>
-          <w:i w:val="0"/>
-          <w:color w:val="1F3A5F"/>
-          <w:sz w:val="20"/>
-        </w:rPr>
-        <w:t xml:space="preserve">  knowledge_text/           очищенный текст</w:t>
-      </w:r>
-    </w:p>
-    <w:p>
-      <w:pPr>
-        <w:spacing w:after="0" w:before="0" w:line="240" w:lineRule="auto"/>
-        <w:ind w:left="567"/>
-        <w:jc w:val="left"/>
-      </w:pPr>
-      <w:r>
-        <w:rPr>
-          <w:rFonts w:ascii="Consolas" w:hAnsi="Consolas" w:eastAsia="Consolas" w:cs="Consolas"/>
-          <w:b w:val="0"/>
-          <w:i w:val="0"/>
-          <w:color w:val="1F3A5F"/>
-          <w:sz w:val="20"/>
-        </w:rPr>
-        <w:t xml:space="preserve">  summaries/                карточки актов, Word-обзор, brief.md</w:t>
-      </w:r>
-    </w:p>
-    <w:p>
-      <w:pPr>
-        <w:spacing w:after="0" w:before="0" w:line="240" w:lineRule="auto"/>
-        <w:ind w:left="567"/>
-        <w:jc w:val="left"/>
-      </w:pPr>
-      <w:r>
-        <w:rPr>
-          <w:rFonts w:ascii="Consolas" w:hAnsi="Consolas" w:eastAsia="Consolas" w:cs="Consolas"/>
-          <w:b w:val="0"/>
-          <w:i w:val="0"/>
-          <w:color w:val="1F3A5F"/>
-          <w:sz w:val="20"/>
-        </w:rPr>
-        <w:t xml:space="preserve">  programs/                 Word-программа проверки, program.md</w:t>
-      </w:r>
-    </w:p>
-    <w:p>
-      <w:pPr>
-        <w:spacing w:after="0" w:before="0" w:line="240" w:lineRule="auto"/>
-        <w:ind w:left="567"/>
-        <w:jc w:val="left"/>
-      </w:pPr>
-      <w:r>
-        <w:rPr>
-          <w:rFonts w:ascii="Consolas" w:hAnsi="Consolas" w:eastAsia="Consolas" w:cs="Consolas"/>
-          <w:b w:val="0"/>
-          <w:i w:val="0"/>
-          <w:color w:val="1F3A5F"/>
-          <w:sz w:val="20"/>
-        </w:rPr>
-        <w:t xml:space="preserve">  knowledge_index.json      чанки и векторы для вопросов</w:t>
-      </w:r>
-    </w:p>
-    <w:p>
-      <w:pPr>
-        <w:spacing w:after="0" w:before="0" w:line="240" w:lineRule="auto"/>
-        <w:ind w:left="567"/>
-        <w:jc w:val="left"/>
-      </w:pPr>
-      <w:r>
-        <w:rPr>
-          <w:rFonts w:ascii="Consolas" w:hAnsi="Consolas" w:eastAsia="Consolas" w:cs="Consolas"/>
-          <w:b w:val="0"/>
-          <w:i w:val="0"/>
-          <w:color w:val="1F3A5F"/>
-          <w:sz w:val="20"/>
-        </w:rPr>
-        <w:t xml:space="preserve">  library.zip               архив сырых файлов</w:t>
-      </w:r>
-    </w:p>
-    <w:p>
-      <w:pPr>
-        <w:spacing w:after="160" w:before="40" w:line="120" w:lineRule="auto"/>
-      </w:pPr>
-    </w:p>
-    <w:p>
-      <w:pPr>
-        <w:spacing w:after="120" w:before="0" w:line="276" w:lineRule="auto"/>
-        <w:ind w:firstLine="709"/>
-        <w:jc w:val="both"/>
-      </w:pPr>
-      <w:r>
-        <w:rPr>
-          <w:rFonts w:ascii="Times New Roman" w:hAnsi="Times New Roman" w:eastAsia="Times New Roman" w:cs="Times New Roman"/>
-          <w:b w:val="0"/>
-          <w:i w:val="0"/>
-          <w:color w:val="222222"/>
-          <w:sz w:val="24"/>
-        </w:rPr>
-        <w:t>Позже в той же папке появятся evidence/ (выгрузки клиента, не в Knowledge НПА), tests/, wp/ и trail/*.jsonl. SQLite имеет смысл, когда понадобятся поиск по многим кейсам, пользователи или неизменяемый журнал. Postgres «на вырост» не заводим.</w:t>
-      </w:r>
-    </w:p>
-    <w:p>
-      <w:pPr>
-        <w:pStyle w:val="Heading2"/>
-        <w:spacing w:before="200" w:after="80" w:line="240" w:lineRule="auto"/>
-      </w:pPr>
-      <w:r>
-        <w:rPr>
-          <w:rFonts w:ascii="Times New Roman" w:hAnsi="Times New Roman" w:eastAsia="Times New Roman" w:cs="Times New Roman"/>
-          <w:b/>
-          <w:i w:val="0"/>
-          <w:color w:val="2E5A88"/>
-          <w:sz w:val="28"/>
-        </w:rPr>
-        <w:t>4.6. Что сознательно оставлено на потом</w:t>
-      </w:r>
-    </w:p>
-    <w:p>
-      <w:pPr>
-        <w:spacing w:after="120" w:before="0" w:line="276" w:lineRule="auto"/>
-        <w:ind w:firstLine="709"/>
-        <w:jc w:val="both"/>
-      </w:pPr>
-      <w:r>
-        <w:rPr>
-          <w:rFonts w:ascii="Times New Roman" w:hAnsi="Times New Roman" w:eastAsia="Times New Roman" w:cs="Times New Roman"/>
-          <w:b w:val="0"/>
-          <w:i w:val="0"/>
-          <w:color w:val="222222"/>
-          <w:sz w:val="24"/>
-        </w:rPr>
-        <w:t>Не в первой версии: свой портал и дизайн-система, мультипользовательское согласование, облако и мультитенант, форк Open WebUI, автообновление всех НПА с pravo.by по расписанию, IDE-агент, отдельный векторный кластер. Данные клиента пойдут через DuckDB и tools, а не через RAG по Excel. Тесты и working papers — черновики со статусом draft и повторным HITL, как у списка актов. Правила (курсы, лимиты) — обычный код, который модель не пересчитывает «примерно».</w:t>
-      </w:r>
-    </w:p>
-    <w:p>
-      <w:pPr>
-        <w:spacing w:after="120" w:before="0" w:line="276" w:lineRule="auto"/>
-        <w:ind w:firstLine="709"/>
-        <w:jc w:val="both"/>
-      </w:pPr>
-      <w:r>
-        <w:rPr>
-          <w:rFonts w:ascii="Times New Roman" w:hAnsi="Times New Roman" w:eastAsia="Times New Roman" w:cs="Times New Roman"/>
-          <w:b w:val="0"/>
-          <w:i w:val="0"/>
-          <w:color w:val="222222"/>
-          <w:sz w:val="24"/>
-        </w:rPr>
-        <w:t>Критерий готовности коробки для человека без репозитория: один URL; чат «Аудитор» без ручной настройки RAG; список НПА нельзя скачать без «утверждаю»; «саммари» отдаёт Word со ссылками на статьи; вопрос по акту — с цитатой, вопроса нет в библиотеке — отказ; никто не открывал Vite, чтобы просто работать.</w:t>
-      </w:r>
-    </w:p>
-    <w:p>
-      <w:pPr>
-        <w:pStyle w:val="Heading1"/>
-        <w:spacing w:before="280" w:after="160" w:line="240" w:lineRule="auto"/>
-      </w:pPr>
-      <w:r>
-        <w:rPr>
-          <w:rFonts w:ascii="Times New Roman" w:hAnsi="Times New Roman" w:eastAsia="Times New Roman" w:cs="Times New Roman"/>
-          <w:b/>
-          <w:i w:val="0"/>
-          <w:color w:val="1F3A5F"/>
-          <w:sz w:val="32"/>
-        </w:rPr>
-        <w:t>Краткий итог для читающего</w:t>
-      </w:r>
-    </w:p>
-    <w:p>
-      <w:pPr>
-        <w:spacing w:after="240" w:before="0" w:line="276" w:lineRule="auto"/>
-        <w:ind w:firstLine="709"/>
-        <w:jc w:val="both"/>
-      </w:pPr>
-      <w:r>
-        <w:rPr>
-          <w:rFonts w:ascii="Times New Roman" w:hAnsi="Times New Roman" w:eastAsia="Times New Roman" w:cs="Times New Roman"/>
-          <w:b w:val="0"/>
-          <w:i w:val="0"/>
-          <w:color w:val="222222"/>
-          <w:sz w:val="24"/>
-        </w:rPr>
-        <w:t>Audit Tools — коробка для внутреннего аудитора банка РБ. Вы открываете чат, описываете проверку, утверждаете список официальных актов, получаете файлы, Word-обзор, черновик программы и ответы с цитатами из утверждённой библиотеки. Модель думает там, где это безопасно. Код держит стоп-кран и систему записи. Суждение, подпись и ответственность остаются у аудитора.</w:t>
-      </w:r>
-    </w:p>
-    <w:p>
-      <w:pPr>
-        <w:spacing w:after="120" w:before="0" w:line="276" w:lineRule="auto"/>
+        <w:spacing w:after="120" w:before="200" w:line="360" w:lineRule="auto"/>
         <w:jc w:val="center"/>
       </w:pPr>
       <w:r>
@@ -5696,7 +2798,7 @@
           <w:color w:val="2E5A88"/>
           <w:sz w:val="24"/>
         </w:rPr>
-        <w:t>Продуктовый вход: http://localhost:3000, модель «Аудитор». API для разработки: http://localhost:8100/docs.</w:t>
+        <w:t>Продуктовый вход: http://localhost:3000, модель «Аудитор». Вопрос к базе — «вопрос …». API: http://localhost:8100/docs.</w:t>
       </w:r>
     </w:p>
     <w:sectPr>
@@ -5740,16 +2842,6 @@
       <w:instrText xml:space="preserve"> PAGE </w:instrText>
       <w:fldChar w:fldCharType="end"/>
     </w:r>
-    <w:r>
-      <w:rPr>
-        <w:rFonts w:ascii="Times New Roman" w:hAnsi="Times New Roman" w:eastAsia="Times New Roman" w:cs="Times New Roman"/>
-        <w:b w:val="0"/>
-        <w:i w:val="0"/>
-        <w:color w:val="555555"/>
-        <w:sz w:val="20"/>
-      </w:rPr>
-      <w:t xml:space="preserve">  ·  конфиденциально, внутреннее использование</w:t>
-    </w:r>
   </w:p>
 </w:ftr>
 </file>
@@ -5759,7 +2851,6 @@
   <w:p>
     <w:pPr>
       <w:pStyle w:val="Header"/>
-      <w:spacing w:after="0"/>
       <w:jc w:val="right"/>
     </w:pPr>
     <w:r>
